--- a/EcoPilot_Final_Project_Report.docx
+++ b/EcoPilot_Final_Project_Report.docx
@@ -116,22 +116,6 @@
     </w:p>
     <w:p>
       <w:pPr>
-        <w:spacing w:before="240" w:after="120" w:line="276" w:lineRule="auto"/>
-        <w:jc w:val="center"/>
-      </w:pPr>
-      <w:r>
-        <w:rPr>
-          <w:rFonts w:ascii="Times New Roman" w:hAnsi="Times New Roman"/>
-          <w:b/>
-          <w:i w:val="0"/>
-          <w:color w:val="000000"/>
-          <w:sz w:val="28"/>
-        </w:rPr>
-        <w:t>Team Name: FUTURE CODERS</w:t>
-      </w:r>
-    </w:p>
-    <w:p>
-      <w:pPr>
         <w:spacing w:before="0" w:after="480" w:line="276" w:lineRule="auto"/>
         <w:jc w:val="center"/>
       </w:pPr>
@@ -173,71 +157,7 @@
           <w:b/>
           <w:i w:val="0"/>
           <w:color w:val="000000"/>
-          <w:sz w:val="23"/>
-        </w:rPr>
-        <w:t>THANIKAIVEL S</w:t>
-      </w:r>
-    </w:p>
-    <w:p>
-      <w:pPr>
-        <w:spacing w:before="0" w:after="40" w:line="276" w:lineRule="auto"/>
-        <w:jc w:val="center"/>
-      </w:pPr>
-      <w:r>
-        <w:rPr>
-          <w:rFonts w:ascii="Times New Roman" w:hAnsi="Times New Roman"/>
-          <w:b/>
-          <w:i w:val="0"/>
-          <w:color w:val="000000"/>
-          <w:sz w:val="23"/>
-        </w:rPr>
-        <w:t>THANESHWAR M</w:t>
-      </w:r>
-    </w:p>
-    <w:p>
-      <w:pPr>
-        <w:spacing w:before="0" w:after="40" w:line="276" w:lineRule="auto"/>
-        <w:jc w:val="center"/>
-      </w:pPr>
-      <w:r>
-        <w:rPr>
-          <w:rFonts w:ascii="Times New Roman" w:hAnsi="Times New Roman"/>
-          <w:b/>
-          <w:i w:val="0"/>
-          <w:color w:val="000000"/>
-          <w:sz w:val="23"/>
-        </w:rPr>
-        <w:t>THAMBURAJ B</w:t>
-      </w:r>
-    </w:p>
-    <w:p>
-      <w:pPr>
-        <w:spacing w:before="0" w:after="40" w:line="276" w:lineRule="auto"/>
-        <w:jc w:val="center"/>
-      </w:pPr>
-      <w:r>
-        <w:rPr>
-          <w:rFonts w:ascii="Times New Roman" w:hAnsi="Times New Roman"/>
-          <w:b/>
-          <w:i w:val="0"/>
-          <w:color w:val="000000"/>
-          <w:sz w:val="23"/>
-        </w:rPr>
-        <w:t>TARUN ANTONY M</w:t>
-      </w:r>
-    </w:p>
-    <w:p>
-      <w:pPr>
-        <w:spacing w:before="0" w:after="40" w:line="276" w:lineRule="auto"/>
-        <w:jc w:val="center"/>
-      </w:pPr>
-      <w:r>
-        <w:rPr>
-          <w:rFonts w:ascii="Times New Roman" w:hAnsi="Times New Roman"/>
-          <w:b/>
-          <w:i w:val="0"/>
-          <w:color w:val="000000"/>
-          <w:sz w:val="23"/>
+          <w:sz w:val="24"/>
         </w:rPr>
         <w:t>THAMIZHARASAN M</w:t>
       </w:r>

--- a/EcoPilot_Final_Project_Report.docx
+++ b/EcoPilot_Final_Project_Report.docx
@@ -61,7 +61,7 @@
           <w:b/>
           <w:i w:val="0"/>
           <w:color w:val="000000"/>
-          <w:sz w:val="52"/>
+          <w:sz w:val="56"/>
         </w:rPr>
         <w:t>EcoPilot</w:t>
       </w:r>
@@ -79,7 +79,7 @@
           <w:color w:val="000000"/>
           <w:sz w:val="26"/>
         </w:rPr>
-        <w:t>An AI-Powered Campus Sustainability Intelligence Platform</w:t>
+        <w:t>AI-Powered Campus Sustainability Intelligence Platform</w:t>
       </w:r>
     </w:p>
     <w:p>
@@ -95,7 +95,7 @@
           <w:color w:val="0066CC"/>
           <w:sz w:val="21"/>
         </w:rPr>
-        <w:t>GitHub Repository: https://github.com/thamizharasanm2528-byte/Eco-Pilot-</w:t>
+        <w:t>Project Repository: https://github.com/thamizharasanm2528-byte/Eco-Pilot-</w:t>
       </w:r>
     </w:p>
     <w:p>
@@ -111,7 +111,7 @@
           <w:color w:val="000000"/>
           <w:sz w:val="40"/>
         </w:rPr>
-        <w:t>Project Report</w:t>
+        <w:t>Final Project Report</w:t>
       </w:r>
     </w:p>
     <w:p>
@@ -157,14 +157,14 @@
           <w:b/>
           <w:i w:val="0"/>
           <w:color w:val="000000"/>
-          <w:sz w:val="24"/>
+          <w:sz w:val="26"/>
         </w:rPr>
         <w:t>THAMIZHARASAN M</w:t>
       </w:r>
     </w:p>
     <w:p>
       <w:pPr>
-        <w:spacing w:before="720" w:after="240" w:line="276" w:lineRule="auto"/>
+        <w:spacing w:before="960" w:after="240" w:line="276" w:lineRule="auto"/>
         <w:jc w:val="center"/>
       </w:pPr>
       <w:r>
@@ -213,7 +213,7 @@
           <w:b/>
           <w:i w:val="0"/>
           <w:color w:val="000000"/>
-          <w:sz w:val="32"/>
+          <w:sz w:val="30"/>
         </w:rPr>
         <w:t>Abstract</w:t>
       </w:r>
@@ -309,7 +309,7 @@
           <w:b/>
           <w:i w:val="0"/>
           <w:color w:val="000000"/>
-          <w:sz w:val="32"/>
+          <w:sz w:val="30"/>
         </w:rPr>
         <w:t>Table of Contents</w:t>
       </w:r>
@@ -324,7 +324,7 @@
           <w:b/>
           <w:i w:val="0"/>
           <w:color w:val="000000"/>
-          <w:sz w:val="21"/>
+          <w:sz w:val="20"/>
         </w:rPr>
         <w:t>Abstract</w:t>
       </w:r>
@@ -336,7 +336,7 @@
           <w:color w:val="A0A0A0"/>
           <w:sz w:val="18"/>
         </w:rPr>
-        <w:t xml:space="preserve"> ....................................................................... </w:t>
+        <w:t xml:space="preserve"> ..................................................................... </w:t>
       </w:r>
       <w:r>
         <w:rPr>
@@ -344,7 +344,7 @@
           <w:b/>
           <w:i w:val="0"/>
           <w:color w:val="000000"/>
-          <w:sz w:val="21"/>
+          <w:sz w:val="20"/>
         </w:rPr>
         <w:t>2</w:t>
       </w:r>
@@ -359,9 +359,44 @@
           <w:b/>
           <w:i w:val="0"/>
           <w:color w:val="000000"/>
-          <w:sz w:val="21"/>
+          <w:sz w:val="20"/>
         </w:rPr>
         <w:t>Table of Contents</w:t>
+      </w:r>
+      <w:r>
+        <w:rPr>
+          <w:rFonts w:ascii="Times New Roman" w:hAnsi="Times New Roman"/>
+          <w:b w:val="0"/>
+          <w:i w:val="0"/>
+          <w:color w:val="A0A0A0"/>
+          <w:sz w:val="18"/>
+        </w:rPr>
+        <w:t xml:space="preserve"> ............................................................ </w:t>
+      </w:r>
+      <w:r>
+        <w:rPr>
+          <w:rFonts w:ascii="Times New Roman" w:hAnsi="Times New Roman"/>
+          <w:b/>
+          <w:i w:val="0"/>
+          <w:color w:val="000000"/>
+          <w:sz w:val="20"/>
+        </w:rPr>
+        <w:t>3</w:t>
+      </w:r>
+    </w:p>
+    <w:p>
+      <w:pPr>
+        <w:spacing w:before="20" w:after="40" w:line="276" w:lineRule="auto"/>
+      </w:pPr>
+      <w:r>
+        <w:rPr>
+          <w:rFonts w:ascii="Times New Roman" w:hAnsi="Times New Roman"/>
+          <w:b/>
+          <w:i w:val="0"/>
+          <w:color w:val="000000"/>
+          <w:sz w:val="20"/>
+        </w:rPr>
+        <w:t>1. Introduction</w:t>
       </w:r>
       <w:r>
         <w:rPr>
@@ -379,9 +414,44 @@
           <w:b/>
           <w:i w:val="0"/>
           <w:color w:val="000000"/>
-          <w:sz w:val="21"/>
+          <w:sz w:val="20"/>
         </w:rPr>
-        <w:t>3</w:t>
+        <w:t>4</w:t>
+      </w:r>
+    </w:p>
+    <w:p>
+      <w:pPr>
+        <w:spacing w:before="20" w:after="40" w:line="276" w:lineRule="auto"/>
+      </w:pPr>
+      <w:r>
+        <w:rPr>
+          <w:rFonts w:ascii="Times New Roman" w:hAnsi="Times New Roman"/>
+          <w:b w:val="0"/>
+          <w:i w:val="0"/>
+          <w:color w:val="000000"/>
+          <w:sz w:val="20"/>
+        </w:rPr>
+        <w:t xml:space="preserve">   1.1 Relevance to Generative AI, RAG and Cloud Computing</w:t>
+      </w:r>
+      <w:r>
+        <w:rPr>
+          <w:rFonts w:ascii="Times New Roman" w:hAnsi="Times New Roman"/>
+          <w:b w:val="0"/>
+          <w:i w:val="0"/>
+          <w:color w:val="A0A0A0"/>
+          <w:sz w:val="18"/>
+        </w:rPr>
+        <w:t xml:space="preserve"> ................... </w:t>
+      </w:r>
+      <w:r>
+        <w:rPr>
+          <w:rFonts w:ascii="Times New Roman" w:hAnsi="Times New Roman"/>
+          <w:b w:val="0"/>
+          <w:i w:val="0"/>
+          <w:color w:val="000000"/>
+          <w:sz w:val="20"/>
+        </w:rPr>
+        <w:t>4</w:t>
       </w:r>
     </w:p>
     <w:p>
@@ -394,9 +464,569 @@
           <w:b/>
           <w:i w:val="0"/>
           <w:color w:val="000000"/>
-          <w:sz w:val="21"/>
+          <w:sz w:val="20"/>
         </w:rPr>
-        <w:t>1. Introduction</w:t>
+        <w:t>2. Background and Literature Context</w:t>
+      </w:r>
+      <w:r>
+        <w:rPr>
+          <w:rFonts w:ascii="Times New Roman" w:hAnsi="Times New Roman"/>
+          <w:b w:val="0"/>
+          <w:i w:val="0"/>
+          <w:color w:val="A0A0A0"/>
+          <w:sz w:val="18"/>
+        </w:rPr>
+        <w:t xml:space="preserve"> ......................................... </w:t>
+      </w:r>
+      <w:r>
+        <w:rPr>
+          <w:rFonts w:ascii="Times New Roman" w:hAnsi="Times New Roman"/>
+          <w:b/>
+          <w:i w:val="0"/>
+          <w:color w:val="000000"/>
+          <w:sz w:val="20"/>
+        </w:rPr>
+        <w:t>4</w:t>
+      </w:r>
+    </w:p>
+    <w:p>
+      <w:pPr>
+        <w:spacing w:before="20" w:after="40" w:line="276" w:lineRule="auto"/>
+      </w:pPr>
+      <w:r>
+        <w:rPr>
+          <w:rFonts w:ascii="Times New Roman" w:hAnsi="Times New Roman"/>
+          <w:b/>
+          <w:i w:val="0"/>
+          <w:color w:val="000000"/>
+          <w:sz w:val="20"/>
+        </w:rPr>
+        <w:t>3. Problem Statement</w:t>
+      </w:r>
+      <w:r>
+        <w:rPr>
+          <w:rFonts w:ascii="Times New Roman" w:hAnsi="Times New Roman"/>
+          <w:b w:val="0"/>
+          <w:i w:val="0"/>
+          <w:color w:val="A0A0A0"/>
+          <w:sz w:val="18"/>
+        </w:rPr>
+        <w:t xml:space="preserve"> ......................................................... </w:t>
+      </w:r>
+      <w:r>
+        <w:rPr>
+          <w:rFonts w:ascii="Times New Roman" w:hAnsi="Times New Roman"/>
+          <w:b/>
+          <w:i w:val="0"/>
+          <w:color w:val="000000"/>
+          <w:sz w:val="20"/>
+        </w:rPr>
+        <w:t>5</w:t>
+      </w:r>
+    </w:p>
+    <w:p>
+      <w:pPr>
+        <w:spacing w:before="20" w:after="40" w:line="276" w:lineRule="auto"/>
+      </w:pPr>
+      <w:r>
+        <w:rPr>
+          <w:rFonts w:ascii="Times New Roman" w:hAnsi="Times New Roman"/>
+          <w:b/>
+          <w:i w:val="0"/>
+          <w:color w:val="000000"/>
+          <w:sz w:val="20"/>
+        </w:rPr>
+        <w:t>4. Project Objectives and Scope</w:t>
+      </w:r>
+      <w:r>
+        <w:rPr>
+          <w:rFonts w:ascii="Times New Roman" w:hAnsi="Times New Roman"/>
+          <w:b w:val="0"/>
+          <w:i w:val="0"/>
+          <w:color w:val="A0A0A0"/>
+          <w:sz w:val="18"/>
+        </w:rPr>
+        <w:t xml:space="preserve"> .............................................. </w:t>
+      </w:r>
+      <w:r>
+        <w:rPr>
+          <w:rFonts w:ascii="Times New Roman" w:hAnsi="Times New Roman"/>
+          <w:b/>
+          <w:i w:val="0"/>
+          <w:color w:val="000000"/>
+          <w:sz w:val="20"/>
+        </w:rPr>
+        <w:t>5</w:t>
+      </w:r>
+    </w:p>
+    <w:p>
+      <w:pPr>
+        <w:spacing w:before="20" w:after="40" w:line="276" w:lineRule="auto"/>
+      </w:pPr>
+      <w:r>
+        <w:rPr>
+          <w:rFonts w:ascii="Times New Roman" w:hAnsi="Times New Roman"/>
+          <w:b w:val="0"/>
+          <w:i w:val="0"/>
+          <w:color w:val="000000"/>
+          <w:sz w:val="20"/>
+        </w:rPr>
+        <w:t xml:space="preserve">   4.1 Objectives</w:t>
+      </w:r>
+      <w:r>
+        <w:rPr>
+          <w:rFonts w:ascii="Times New Roman" w:hAnsi="Times New Roman"/>
+          <w:b w:val="0"/>
+          <w:i w:val="0"/>
+          <w:color w:val="A0A0A0"/>
+          <w:sz w:val="18"/>
+        </w:rPr>
+        <w:t xml:space="preserve"> ............................................................ </w:t>
+      </w:r>
+      <w:r>
+        <w:rPr>
+          <w:rFonts w:ascii="Times New Roman" w:hAnsi="Times New Roman"/>
+          <w:b w:val="0"/>
+          <w:i w:val="0"/>
+          <w:color w:val="000000"/>
+          <w:sz w:val="20"/>
+        </w:rPr>
+        <w:t>5</w:t>
+      </w:r>
+    </w:p>
+    <w:p>
+      <w:pPr>
+        <w:spacing w:before="20" w:after="40" w:line="276" w:lineRule="auto"/>
+      </w:pPr>
+      <w:r>
+        <w:rPr>
+          <w:rFonts w:ascii="Times New Roman" w:hAnsi="Times New Roman"/>
+          <w:b w:val="0"/>
+          <w:i w:val="0"/>
+          <w:color w:val="000000"/>
+          <w:sz w:val="20"/>
+        </w:rPr>
+        <w:t xml:space="preserve">   4.2 Scope</w:t>
+      </w:r>
+      <w:r>
+        <w:rPr>
+          <w:rFonts w:ascii="Times New Roman" w:hAnsi="Times New Roman"/>
+          <w:b w:val="0"/>
+          <w:i w:val="0"/>
+          <w:color w:val="A0A0A0"/>
+          <w:sz w:val="18"/>
+        </w:rPr>
+        <w:t xml:space="preserve"> ................................................................. </w:t>
+      </w:r>
+      <w:r>
+        <w:rPr>
+          <w:rFonts w:ascii="Times New Roman" w:hAnsi="Times New Roman"/>
+          <w:b w:val="0"/>
+          <w:i w:val="0"/>
+          <w:color w:val="000000"/>
+          <w:sz w:val="20"/>
+        </w:rPr>
+        <w:t>6</w:t>
+      </w:r>
+    </w:p>
+    <w:p>
+      <w:pPr>
+        <w:spacing w:before="20" w:after="40" w:line="276" w:lineRule="auto"/>
+      </w:pPr>
+      <w:r>
+        <w:rPr>
+          <w:rFonts w:ascii="Times New Roman" w:hAnsi="Times New Roman"/>
+          <w:b/>
+          <w:i w:val="0"/>
+          <w:color w:val="000000"/>
+          <w:sz w:val="20"/>
+        </w:rPr>
+        <w:t>5. SDG Alignment (Primary: SDG 12)</w:t>
+      </w:r>
+      <w:r>
+        <w:rPr>
+          <w:rFonts w:ascii="Times New Roman" w:hAnsi="Times New Roman"/>
+          <w:b w:val="0"/>
+          <w:i w:val="0"/>
+          <w:color w:val="A0A0A0"/>
+          <w:sz w:val="18"/>
+        </w:rPr>
+        <w:t xml:space="preserve"> ........................................... </w:t>
+      </w:r>
+      <w:r>
+        <w:rPr>
+          <w:rFonts w:ascii="Times New Roman" w:hAnsi="Times New Roman"/>
+          <w:b/>
+          <w:i w:val="0"/>
+          <w:color w:val="000000"/>
+          <w:sz w:val="20"/>
+        </w:rPr>
+        <w:t>6</w:t>
+      </w:r>
+    </w:p>
+    <w:p>
+      <w:pPr>
+        <w:spacing w:before="20" w:after="40" w:line="276" w:lineRule="auto"/>
+      </w:pPr>
+      <w:r>
+        <w:rPr>
+          <w:rFonts w:ascii="Times New Roman" w:hAnsi="Times New Roman"/>
+          <w:b/>
+          <w:i w:val="0"/>
+          <w:color w:val="000000"/>
+          <w:sz w:val="20"/>
+        </w:rPr>
+        <w:t>6. Proposed Solution</w:t>
+      </w:r>
+      <w:r>
+        <w:rPr>
+          <w:rFonts w:ascii="Times New Roman" w:hAnsi="Times New Roman"/>
+          <w:b w:val="0"/>
+          <w:i w:val="0"/>
+          <w:color w:val="A0A0A0"/>
+          <w:sz w:val="18"/>
+        </w:rPr>
+        <w:t xml:space="preserve"> ......................................................... </w:t>
+      </w:r>
+      <w:r>
+        <w:rPr>
+          <w:rFonts w:ascii="Times New Roman" w:hAnsi="Times New Roman"/>
+          <w:b/>
+          <w:i w:val="0"/>
+          <w:color w:val="000000"/>
+          <w:sz w:val="20"/>
+        </w:rPr>
+        <w:t>7</w:t>
+      </w:r>
+    </w:p>
+    <w:p>
+      <w:pPr>
+        <w:spacing w:before="20" w:after="40" w:line="276" w:lineRule="auto"/>
+      </w:pPr>
+      <w:r>
+        <w:rPr>
+          <w:rFonts w:ascii="Times New Roman" w:hAnsi="Times New Roman"/>
+          <w:b/>
+          <w:i w:val="0"/>
+          <w:color w:val="000000"/>
+          <w:sz w:val="20"/>
+        </w:rPr>
+        <w:t>7. System Features</w:t>
+      </w:r>
+      <w:r>
+        <w:rPr>
+          <w:rFonts w:ascii="Times New Roman" w:hAnsi="Times New Roman"/>
+          <w:b w:val="0"/>
+          <w:i w:val="0"/>
+          <w:color w:val="A0A0A0"/>
+          <w:sz w:val="18"/>
+        </w:rPr>
+        <w:t xml:space="preserve"> ........................................................... </w:t>
+      </w:r>
+      <w:r>
+        <w:rPr>
+          <w:rFonts w:ascii="Times New Roman" w:hAnsi="Times New Roman"/>
+          <w:b/>
+          <w:i w:val="0"/>
+          <w:color w:val="000000"/>
+          <w:sz w:val="20"/>
+        </w:rPr>
+        <w:t>7</w:t>
+      </w:r>
+    </w:p>
+    <w:p>
+      <w:pPr>
+        <w:spacing w:before="20" w:after="40" w:line="276" w:lineRule="auto"/>
+      </w:pPr>
+      <w:r>
+        <w:rPr>
+          <w:rFonts w:ascii="Times New Roman" w:hAnsi="Times New Roman"/>
+          <w:b/>
+          <w:i w:val="0"/>
+          <w:color w:val="000000"/>
+          <w:sz w:val="20"/>
+        </w:rPr>
+        <w:t>8. AI Elements and Tools Used</w:t>
+      </w:r>
+      <w:r>
+        <w:rPr>
+          <w:rFonts w:ascii="Times New Roman" w:hAnsi="Times New Roman"/>
+          <w:b w:val="0"/>
+          <w:i w:val="0"/>
+          <w:color w:val="A0A0A0"/>
+          <w:sz w:val="18"/>
+        </w:rPr>
+        <w:t xml:space="preserve"> ................................................ </w:t>
+      </w:r>
+      <w:r>
+        <w:rPr>
+          <w:rFonts w:ascii="Times New Roman" w:hAnsi="Times New Roman"/>
+          <w:b/>
+          <w:i w:val="0"/>
+          <w:color w:val="000000"/>
+          <w:sz w:val="20"/>
+        </w:rPr>
+        <w:t>8</w:t>
+      </w:r>
+    </w:p>
+    <w:p>
+      <w:pPr>
+        <w:spacing w:before="20" w:after="40" w:line="276" w:lineRule="auto"/>
+      </w:pPr>
+      <w:r>
+        <w:rPr>
+          <w:rFonts w:ascii="Times New Roman" w:hAnsi="Times New Roman"/>
+          <w:b/>
+          <w:i w:val="0"/>
+          <w:color w:val="000000"/>
+          <w:sz w:val="20"/>
+        </w:rPr>
+        <w:t>9. RAG Architecture</w:t>
+      </w:r>
+      <w:r>
+        <w:rPr>
+          <w:rFonts w:ascii="Times New Roman" w:hAnsi="Times New Roman"/>
+          <w:b w:val="0"/>
+          <w:i w:val="0"/>
+          <w:color w:val="A0A0A0"/>
+          <w:sz w:val="18"/>
+        </w:rPr>
+        <w:t xml:space="preserve"> .......................................................... </w:t>
+      </w:r>
+      <w:r>
+        <w:rPr>
+          <w:rFonts w:ascii="Times New Roman" w:hAnsi="Times New Roman"/>
+          <w:b/>
+          <w:i w:val="0"/>
+          <w:color w:val="000000"/>
+          <w:sz w:val="20"/>
+        </w:rPr>
+        <w:t>9</w:t>
+      </w:r>
+    </w:p>
+    <w:p>
+      <w:pPr>
+        <w:spacing w:before="20" w:after="40" w:line="276" w:lineRule="auto"/>
+      </w:pPr>
+      <w:r>
+        <w:rPr>
+          <w:rFonts w:ascii="Times New Roman" w:hAnsi="Times New Roman"/>
+          <w:b/>
+          <w:i w:val="0"/>
+          <w:color w:val="000000"/>
+          <w:sz w:val="20"/>
+        </w:rPr>
+        <w:t>10. System Architecture</w:t>
+      </w:r>
+      <w:r>
+        <w:rPr>
+          <w:rFonts w:ascii="Times New Roman" w:hAnsi="Times New Roman"/>
+          <w:b w:val="0"/>
+          <w:i w:val="0"/>
+          <w:color w:val="A0A0A0"/>
+          <w:sz w:val="18"/>
+        </w:rPr>
+        <w:t xml:space="preserve"> ...................................................... </w:t>
+      </w:r>
+      <w:r>
+        <w:rPr>
+          <w:rFonts w:ascii="Times New Roman" w:hAnsi="Times New Roman"/>
+          <w:b/>
+          <w:i w:val="0"/>
+          <w:color w:val="000000"/>
+          <w:sz w:val="20"/>
+        </w:rPr>
+        <w:t>9</w:t>
+      </w:r>
+    </w:p>
+    <w:p>
+      <w:pPr>
+        <w:spacing w:before="20" w:after="40" w:line="276" w:lineRule="auto"/>
+      </w:pPr>
+      <w:r>
+        <w:rPr>
+          <w:rFonts w:ascii="Times New Roman" w:hAnsi="Times New Roman"/>
+          <w:b/>
+          <w:i w:val="0"/>
+          <w:color w:val="000000"/>
+          <w:sz w:val="20"/>
+        </w:rPr>
+        <w:t>11. Data Flow / AI Workflow</w:t>
+      </w:r>
+      <w:r>
+        <w:rPr>
+          <w:rFonts w:ascii="Times New Roman" w:hAnsi="Times New Roman"/>
+          <w:b w:val="0"/>
+          <w:i w:val="0"/>
+          <w:color w:val="A0A0A0"/>
+          <w:sz w:val="18"/>
+        </w:rPr>
+        <w:t xml:space="preserve"> ................................................. </w:t>
+      </w:r>
+      <w:r>
+        <w:rPr>
+          <w:rFonts w:ascii="Times New Roman" w:hAnsi="Times New Roman"/>
+          <w:b/>
+          <w:i w:val="0"/>
+          <w:color w:val="000000"/>
+          <w:sz w:val="20"/>
+        </w:rPr>
+        <w:t>10</w:t>
+      </w:r>
+    </w:p>
+    <w:p>
+      <w:pPr>
+        <w:spacing w:before="20" w:after="40" w:line="276" w:lineRule="auto"/>
+      </w:pPr>
+      <w:r>
+        <w:rPr>
+          <w:rFonts w:ascii="Times New Roman" w:hAnsi="Times New Roman"/>
+          <w:b/>
+          <w:i w:val="0"/>
+          <w:color w:val="000000"/>
+          <w:sz w:val="20"/>
+        </w:rPr>
+        <w:t>12. Technology Stack</w:t>
+      </w:r>
+      <w:r>
+        <w:rPr>
+          <w:rFonts w:ascii="Times New Roman" w:hAnsi="Times New Roman"/>
+          <w:b w:val="0"/>
+          <w:i w:val="0"/>
+          <w:color w:val="A0A0A0"/>
+          <w:sz w:val="18"/>
+        </w:rPr>
+        <w:t xml:space="preserve"> ........................................................ </w:t>
+      </w:r>
+      <w:r>
+        <w:rPr>
+          <w:rFonts w:ascii="Times New Roman" w:hAnsi="Times New Roman"/>
+          <w:b/>
+          <w:i w:val="0"/>
+          <w:color w:val="000000"/>
+          <w:sz w:val="20"/>
+        </w:rPr>
+        <w:t>11</w:t>
+      </w:r>
+    </w:p>
+    <w:p>
+      <w:pPr>
+        <w:spacing w:before="20" w:after="40" w:line="276" w:lineRule="auto"/>
+      </w:pPr>
+      <w:r>
+        <w:rPr>
+          <w:rFonts w:ascii="Times New Roman" w:hAnsi="Times New Roman"/>
+          <w:b/>
+          <w:i w:val="0"/>
+          <w:color w:val="000000"/>
+          <w:sz w:val="20"/>
+        </w:rPr>
+        <w:t>13. Methodology and Development Approach</w:t>
+      </w:r>
+      <w:r>
+        <w:rPr>
+          <w:rFonts w:ascii="Times New Roman" w:hAnsi="Times New Roman"/>
+          <w:b w:val="0"/>
+          <w:i w:val="0"/>
+          <w:color w:val="A0A0A0"/>
+          <w:sz w:val="18"/>
+        </w:rPr>
+        <w:t xml:space="preserve"> .................................... </w:t>
+      </w:r>
+      <w:r>
+        <w:rPr>
+          <w:rFonts w:ascii="Times New Roman" w:hAnsi="Times New Roman"/>
+          <w:b/>
+          <w:i w:val="0"/>
+          <w:color w:val="000000"/>
+          <w:sz w:val="20"/>
+        </w:rPr>
+        <w:t>11</w:t>
+      </w:r>
+    </w:p>
+    <w:p>
+      <w:pPr>
+        <w:spacing w:before="20" w:after="40" w:line="276" w:lineRule="auto"/>
+      </w:pPr>
+      <w:r>
+        <w:rPr>
+          <w:rFonts w:ascii="Times New Roman" w:hAnsi="Times New Roman"/>
+          <w:b/>
+          <w:i w:val="0"/>
+          <w:color w:val="000000"/>
+          <w:sz w:val="20"/>
+        </w:rPr>
+        <w:t>14. Implementation</w:t>
+      </w:r>
+      <w:r>
+        <w:rPr>
+          <w:rFonts w:ascii="Times New Roman" w:hAnsi="Times New Roman"/>
+          <w:b w:val="0"/>
+          <w:i w:val="0"/>
+          <w:color w:val="A0A0A0"/>
+          <w:sz w:val="18"/>
+        </w:rPr>
+        <w:t xml:space="preserve"> .......................................................... </w:t>
+      </w:r>
+      <w:r>
+        <w:rPr>
+          <w:rFonts w:ascii="Times New Roman" w:hAnsi="Times New Roman"/>
+          <w:b/>
+          <w:i w:val="0"/>
+          <w:color w:val="000000"/>
+          <w:sz w:val="20"/>
+        </w:rPr>
+        <w:t>12</w:t>
+      </w:r>
+    </w:p>
+    <w:p>
+      <w:pPr>
+        <w:spacing w:before="20" w:after="40" w:line="276" w:lineRule="auto"/>
+      </w:pPr>
+      <w:r>
+        <w:rPr>
+          <w:rFonts w:ascii="Times New Roman" w:hAnsi="Times New Roman"/>
+          <w:b w:val="0"/>
+          <w:i w:val="0"/>
+          <w:color w:val="000000"/>
+          <w:sz w:val="20"/>
+        </w:rPr>
+        <w:t xml:space="preserve">    14.1 Deployment Pipeline</w:t>
+      </w:r>
+      <w:r>
+        <w:rPr>
+          <w:rFonts w:ascii="Times New Roman" w:hAnsi="Times New Roman"/>
+          <w:b w:val="0"/>
+          <w:i w:val="0"/>
+          <w:color w:val="A0A0A0"/>
+          <w:sz w:val="18"/>
+        </w:rPr>
+        <w:t xml:space="preserve"> ................................................ </w:t>
+      </w:r>
+      <w:r>
+        <w:rPr>
+          <w:rFonts w:ascii="Times New Roman" w:hAnsi="Times New Roman"/>
+          <w:b w:val="0"/>
+          <w:i w:val="0"/>
+          <w:color w:val="000000"/>
+          <w:sz w:val="20"/>
+        </w:rPr>
+        <w:t>13</w:t>
+      </w:r>
+    </w:p>
+    <w:p>
+      <w:pPr>
+        <w:spacing w:before="20" w:after="40" w:line="276" w:lineRule="auto"/>
+      </w:pPr>
+      <w:r>
+        <w:rPr>
+          <w:rFonts w:ascii="Times New Roman" w:hAnsi="Times New Roman"/>
+          <w:b/>
+          <w:i w:val="0"/>
+          <w:color w:val="000000"/>
+          <w:sz w:val="20"/>
+        </w:rPr>
+        <w:t>15. Security</w:t>
       </w:r>
       <w:r>
         <w:rPr>
@@ -414,9 +1044,9 @@
           <w:b/>
           <w:i w:val="0"/>
           <w:color w:val="000000"/>
-          <w:sz w:val="21"/>
+          <w:sz w:val="20"/>
         </w:rPr>
-        <w:t>5</w:t>
+        <w:t>13</w:t>
       </w:r>
     </w:p>
     <w:p>
@@ -426,12 +1056,12 @@
       <w:r>
         <w:rPr>
           <w:rFonts w:ascii="Times New Roman" w:hAnsi="Times New Roman"/>
-          <w:b w:val="0"/>
+          <w:b/>
           <w:i w:val="0"/>
           <w:color w:val="000000"/>
-          <w:sz w:val="21"/>
+          <w:sz w:val="20"/>
         </w:rPr>
-        <w:t xml:space="preserve">   1.1 Relevance to Generative AI, RAG and Cloud Computing</w:t>
+        <w:t>16. Responsible AI &amp; Ethics</w:t>
       </w:r>
       <w:r>
         <w:rPr>
@@ -441,42 +1071,7 @@
           <w:color w:val="A0A0A0"/>
           <w:sz w:val="18"/>
         </w:rPr>
-        <w:t xml:space="preserve"> ..................... </w:t>
-      </w:r>
-      <w:r>
-        <w:rPr>
-          <w:rFonts w:ascii="Times New Roman" w:hAnsi="Times New Roman"/>
-          <w:b w:val="0"/>
-          <w:i w:val="0"/>
-          <w:color w:val="000000"/>
-          <w:sz w:val="21"/>
-        </w:rPr>
-        <w:t>5</w:t>
-      </w:r>
-    </w:p>
-    <w:p>
-      <w:pPr>
-        <w:spacing w:before="20" w:after="40" w:line="276" w:lineRule="auto"/>
-      </w:pPr>
-      <w:r>
-        <w:rPr>
-          <w:rFonts w:ascii="Times New Roman" w:hAnsi="Times New Roman"/>
-          <w:b/>
-          <w:i w:val="0"/>
-          <w:color w:val="000000"/>
-          <w:sz w:val="21"/>
-        </w:rPr>
-        <w:t>2. Background and Literature Context</w:t>
-      </w:r>
-      <w:r>
-        <w:rPr>
-          <w:rFonts w:ascii="Times New Roman" w:hAnsi="Times New Roman"/>
-          <w:b w:val="0"/>
-          <w:i w:val="0"/>
-          <w:color w:val="A0A0A0"/>
-          <w:sz w:val="18"/>
-        </w:rPr>
-        <w:t xml:space="preserve"> ........................................... </w:t>
+        <w:t xml:space="preserve"> ................................................. </w:t>
       </w:r>
       <w:r>
         <w:rPr>
@@ -484,9 +1079,9 @@
           <w:b/>
           <w:i w:val="0"/>
           <w:color w:val="000000"/>
-          <w:sz w:val="21"/>
+          <w:sz w:val="20"/>
         </w:rPr>
-        <w:t>5</w:t>
+        <w:t>14</w:t>
       </w:r>
     </w:p>
     <w:p>
@@ -499,184 +1094,9 @@
           <w:b/>
           <w:i w:val="0"/>
           <w:color w:val="000000"/>
-          <w:sz w:val="21"/>
+          <w:sz w:val="20"/>
         </w:rPr>
-        <w:t>3. Project Objectives and Scope</w:t>
-      </w:r>
-      <w:r>
-        <w:rPr>
-          <w:rFonts w:ascii="Times New Roman" w:hAnsi="Times New Roman"/>
-          <w:b w:val="0"/>
-          <w:i w:val="0"/>
-          <w:color w:val="A0A0A0"/>
-          <w:sz w:val="18"/>
-        </w:rPr>
-        <w:t xml:space="preserve"> ................................................ </w:t>
-      </w:r>
-      <w:r>
-        <w:rPr>
-          <w:rFonts w:ascii="Times New Roman" w:hAnsi="Times New Roman"/>
-          <w:b/>
-          <w:i w:val="0"/>
-          <w:color w:val="000000"/>
-          <w:sz w:val="21"/>
-        </w:rPr>
-        <w:t>6</w:t>
-      </w:r>
-    </w:p>
-    <w:p>
-      <w:pPr>
-        <w:spacing w:before="20" w:after="40" w:line="276" w:lineRule="auto"/>
-      </w:pPr>
-      <w:r>
-        <w:rPr>
-          <w:rFonts w:ascii="Times New Roman" w:hAnsi="Times New Roman"/>
-          <w:b w:val="0"/>
-          <w:i w:val="0"/>
-          <w:color w:val="000000"/>
-          <w:sz w:val="21"/>
-        </w:rPr>
-        <w:t xml:space="preserve">   3.1 Objectives</w:t>
-      </w:r>
-      <w:r>
-        <w:rPr>
-          <w:rFonts w:ascii="Times New Roman" w:hAnsi="Times New Roman"/>
-          <w:b w:val="0"/>
-          <w:i w:val="0"/>
-          <w:color w:val="A0A0A0"/>
-          <w:sz w:val="18"/>
-        </w:rPr>
-        <w:t xml:space="preserve"> .............................................................. </w:t>
-      </w:r>
-      <w:r>
-        <w:rPr>
-          <w:rFonts w:ascii="Times New Roman" w:hAnsi="Times New Roman"/>
-          <w:b w:val="0"/>
-          <w:i w:val="0"/>
-          <w:color w:val="000000"/>
-          <w:sz w:val="21"/>
-        </w:rPr>
-        <w:t>6</w:t>
-      </w:r>
-    </w:p>
-    <w:p>
-      <w:pPr>
-        <w:spacing w:before="20" w:after="40" w:line="276" w:lineRule="auto"/>
-      </w:pPr>
-      <w:r>
-        <w:rPr>
-          <w:rFonts w:ascii="Times New Roman" w:hAnsi="Times New Roman"/>
-          <w:b w:val="0"/>
-          <w:i w:val="0"/>
-          <w:color w:val="000000"/>
-          <w:sz w:val="21"/>
-        </w:rPr>
-        <w:t xml:space="preserve">   3.2 Scope</w:t>
-      </w:r>
-      <w:r>
-        <w:rPr>
-          <w:rFonts w:ascii="Times New Roman" w:hAnsi="Times New Roman"/>
-          <w:b w:val="0"/>
-          <w:i w:val="0"/>
-          <w:color w:val="A0A0A0"/>
-          <w:sz w:val="18"/>
-        </w:rPr>
-        <w:t xml:space="preserve"> ................................................................... </w:t>
-      </w:r>
-      <w:r>
-        <w:rPr>
-          <w:rFonts w:ascii="Times New Roman" w:hAnsi="Times New Roman"/>
-          <w:b w:val="0"/>
-          <w:i w:val="0"/>
-          <w:color w:val="000000"/>
-          <w:sz w:val="21"/>
-        </w:rPr>
-        <w:t>6</w:t>
-      </w:r>
-    </w:p>
-    <w:p>
-      <w:pPr>
-        <w:spacing w:before="20" w:after="40" w:line="276" w:lineRule="auto"/>
-      </w:pPr>
-      <w:r>
-        <w:rPr>
-          <w:rFonts w:ascii="Times New Roman" w:hAnsi="Times New Roman"/>
-          <w:b/>
-          <w:i w:val="0"/>
-          <w:color w:val="000000"/>
-          <w:sz w:val="21"/>
-        </w:rPr>
-        <w:t>4. Methodology</w:t>
-      </w:r>
-      <w:r>
-        <w:rPr>
-          <w:rFonts w:ascii="Times New Roman" w:hAnsi="Times New Roman"/>
-          <w:b w:val="0"/>
-          <w:i w:val="0"/>
-          <w:color w:val="A0A0A0"/>
-          <w:sz w:val="18"/>
-        </w:rPr>
-        <w:t xml:space="preserve"> ................................................................. </w:t>
-      </w:r>
-      <w:r>
-        <w:rPr>
-          <w:rFonts w:ascii="Times New Roman" w:hAnsi="Times New Roman"/>
-          <w:b/>
-          <w:i w:val="0"/>
-          <w:color w:val="000000"/>
-          <w:sz w:val="21"/>
-        </w:rPr>
-        <w:t>7</w:t>
-      </w:r>
-    </w:p>
-    <w:p>
-      <w:pPr>
-        <w:spacing w:before="20" w:after="40" w:line="276" w:lineRule="auto"/>
-      </w:pPr>
-      <w:r>
-        <w:rPr>
-          <w:rFonts w:ascii="Times New Roman" w:hAnsi="Times New Roman"/>
-          <w:b w:val="0"/>
-          <w:i w:val="0"/>
-          <w:color w:val="000000"/>
-          <w:sz w:val="21"/>
-        </w:rPr>
-        <w:t xml:space="preserve">   4.1 Development Approach</w:t>
-      </w:r>
-      <w:r>
-        <w:rPr>
-          <w:rFonts w:ascii="Times New Roman" w:hAnsi="Times New Roman"/>
-          <w:b w:val="0"/>
-          <w:i w:val="0"/>
-          <w:color w:val="A0A0A0"/>
-          <w:sz w:val="18"/>
-        </w:rPr>
-        <w:t xml:space="preserve"> .................................................... </w:t>
-      </w:r>
-      <w:r>
-        <w:rPr>
-          <w:rFonts w:ascii="Times New Roman" w:hAnsi="Times New Roman"/>
-          <w:b w:val="0"/>
-          <w:i w:val="0"/>
-          <w:color w:val="000000"/>
-          <w:sz w:val="21"/>
-        </w:rPr>
-        <w:t>7</w:t>
-      </w:r>
-    </w:p>
-    <w:p>
-      <w:pPr>
-        <w:spacing w:before="20" w:after="40" w:line="276" w:lineRule="auto"/>
-      </w:pPr>
-      <w:r>
-        <w:rPr>
-          <w:rFonts w:ascii="Times New Roman" w:hAnsi="Times New Roman"/>
-          <w:b w:val="0"/>
-          <w:i w:val="0"/>
-          <w:color w:val="000000"/>
-          <w:sz w:val="21"/>
-        </w:rPr>
-        <w:t xml:space="preserve">   4.2 Tools and Environments</w:t>
+        <w:t>17. Testing and Validation</w:t>
       </w:r>
       <w:r>
         <w:rPr>
@@ -691,12 +1111,12 @@
       <w:r>
         <w:rPr>
           <w:rFonts w:ascii="Times New Roman" w:hAnsi="Times New Roman"/>
-          <w:b w:val="0"/>
+          <w:b/>
           <w:i w:val="0"/>
           <w:color w:val="000000"/>
-          <w:sz w:val="21"/>
+          <w:sz w:val="20"/>
         </w:rPr>
-        <w:t>7</w:t>
+        <w:t>14</w:t>
       </w:r>
     </w:p>
     <w:p>
@@ -706,12 +1126,12 @@
       <w:r>
         <w:rPr>
           <w:rFonts w:ascii="Times New Roman" w:hAnsi="Times New Roman"/>
-          <w:b w:val="0"/>
+          <w:b/>
           <w:i w:val="0"/>
           <w:color w:val="000000"/>
-          <w:sz w:val="21"/>
+          <w:sz w:val="20"/>
         </w:rPr>
-        <w:t xml:space="preserve">   4.3 Data Sources</w:t>
+        <w:t>18. Results and Qualitative Outcomes</w:t>
       </w:r>
       <w:r>
         <w:rPr>
@@ -721,32 +1141,102 @@
           <w:color w:val="A0A0A0"/>
           <w:sz w:val="18"/>
         </w:rPr>
-        <w:t xml:space="preserve"> ............................................................ </w:t>
+        <w:t xml:space="preserve"> ........................................ </w:t>
+      </w:r>
+      <w:r>
+        <w:rPr>
+          <w:rFonts w:ascii="Times New Roman" w:hAnsi="Times New Roman"/>
+          <w:b/>
+          <w:i w:val="0"/>
+          <w:color w:val="000000"/>
+          <w:sz w:val="20"/>
+        </w:rPr>
+        <w:t>15</w:t>
+      </w:r>
+    </w:p>
+    <w:p>
+      <w:pPr>
+        <w:spacing w:before="20" w:after="40" w:line="276" w:lineRule="auto"/>
+      </w:pPr>
+      <w:r>
+        <w:rPr>
+          <w:rFonts w:ascii="Times New Roman" w:hAnsi="Times New Roman"/>
+          <w:b/>
+          <w:i w:val="0"/>
+          <w:color w:val="000000"/>
+          <w:sz w:val="20"/>
+        </w:rPr>
+        <w:t>19. Project Story</w:t>
       </w:r>
       <w:r>
         <w:rPr>
           <w:rFonts w:ascii="Times New Roman" w:hAnsi="Times New Roman"/>
           <w:b w:val="0"/>
           <w:i w:val="0"/>
-          <w:color w:val="000000"/>
-          <w:sz w:val="21"/>
+          <w:color w:val="A0A0A0"/>
+          <w:sz w:val="18"/>
         </w:rPr>
-        <w:t>8</w:t>
+        <w:t xml:space="preserve"> ........................................................... </w:t>
       </w:r>
-    </w:p>
-    <w:p>
-      <w:pPr>
-        <w:spacing w:before="20" w:after="40" w:line="276" w:lineRule="auto"/>
-      </w:pPr>
       <w:r>
         <w:rPr>
           <w:rFonts w:ascii="Times New Roman" w:hAnsi="Times New Roman"/>
           <w:b/>
           <w:i w:val="0"/>
           <w:color w:val="000000"/>
-          <w:sz w:val="21"/>
+          <w:sz w:val="20"/>
         </w:rPr>
-        <w:t>5. Architecture and System Design</w:t>
+        <w:t>16</w:t>
+      </w:r>
+    </w:p>
+    <w:p>
+      <w:pPr>
+        <w:spacing w:before="20" w:after="40" w:line="276" w:lineRule="auto"/>
+      </w:pPr>
+      <w:r>
+        <w:rPr>
+          <w:rFonts w:ascii="Times New Roman" w:hAnsi="Times New Roman"/>
+          <w:b/>
+          <w:i w:val="0"/>
+          <w:color w:val="000000"/>
+          <w:sz w:val="20"/>
+        </w:rPr>
+        <w:t>20. Internship Learning and Reflection</w:t>
+      </w:r>
+      <w:r>
+        <w:rPr>
+          <w:rFonts w:ascii="Times New Roman" w:hAnsi="Times New Roman"/>
+          <w:b w:val="0"/>
+          <w:i w:val="0"/>
+          <w:color w:val="A0A0A0"/>
+          <w:sz w:val="18"/>
+        </w:rPr>
+        <w:t xml:space="preserve"> ...................................... </w:t>
+      </w:r>
+      <w:r>
+        <w:rPr>
+          <w:rFonts w:ascii="Times New Roman" w:hAnsi="Times New Roman"/>
+          <w:b/>
+          <w:i w:val="0"/>
+          <w:color w:val="000000"/>
+          <w:sz w:val="20"/>
+        </w:rPr>
+        <w:t>16</w:t>
+      </w:r>
+    </w:p>
+    <w:p>
+      <w:pPr>
+        <w:spacing w:before="20" w:after="40" w:line="276" w:lineRule="auto"/>
+      </w:pPr>
+      <w:r>
+        <w:rPr>
+          <w:rFonts w:ascii="Times New Roman" w:hAnsi="Times New Roman"/>
+          <w:b/>
+          <w:i w:val="0"/>
+          <w:color w:val="000000"/>
+          <w:sz w:val="20"/>
+        </w:rPr>
+        <w:t>21. Discussion and Limitations</w:t>
       </w:r>
       <w:r>
         <w:rPr>
@@ -764,9 +1254,9 @@
           <w:b/>
           <w:i w:val="0"/>
           <w:color w:val="000000"/>
-          <w:sz w:val="21"/>
+          <w:sz w:val="20"/>
         </w:rPr>
-        <w:t>8</w:t>
+        <w:t>17</w:t>
       </w:r>
     </w:p>
     <w:p>
@@ -776,152 +1266,12 @@
       <w:r>
         <w:rPr>
           <w:rFonts w:ascii="Times New Roman" w:hAnsi="Times New Roman"/>
-          <w:b w:val="0"/>
+          <w:b/>
           <w:i w:val="0"/>
           <w:color w:val="000000"/>
-          <w:sz w:val="21"/>
+          <w:sz w:val="20"/>
         </w:rPr>
-        <w:t xml:space="preserve">   5.1 Component Overview (Client)</w:t>
-      </w:r>
-      <w:r>
-        <w:rPr>
-          <w:rFonts w:ascii="Times New Roman" w:hAnsi="Times New Roman"/>
-          <w:b w:val="0"/>
-          <w:i w:val="0"/>
-          <w:color w:val="A0A0A0"/>
-          <w:sz w:val="18"/>
-        </w:rPr>
-        <w:t xml:space="preserve"> ............................................. </w:t>
-      </w:r>
-      <w:r>
-        <w:rPr>
-          <w:rFonts w:ascii="Times New Roman" w:hAnsi="Times New Roman"/>
-          <w:b w:val="0"/>
-          <w:i w:val="0"/>
-          <w:color w:val="000000"/>
-          <w:sz w:val="21"/>
-        </w:rPr>
-        <w:t>8</w:t>
-      </w:r>
-    </w:p>
-    <w:p>
-      <w:pPr>
-        <w:spacing w:before="20" w:after="40" w:line="276" w:lineRule="auto"/>
-      </w:pPr>
-      <w:r>
-        <w:rPr>
-          <w:rFonts w:ascii="Times New Roman" w:hAnsi="Times New Roman"/>
-          <w:b w:val="0"/>
-          <w:i w:val="0"/>
-          <w:color w:val="000000"/>
-          <w:sz w:val="21"/>
-        </w:rPr>
-        <w:t xml:space="preserve">   5.2 API Endpoints</w:t>
-      </w:r>
-      <w:r>
-        <w:rPr>
-          <w:rFonts w:ascii="Times New Roman" w:hAnsi="Times New Roman"/>
-          <w:b w:val="0"/>
-          <w:i w:val="0"/>
-          <w:color w:val="A0A0A0"/>
-          <w:sz w:val="18"/>
-        </w:rPr>
-        <w:t xml:space="preserve"> ........................................................... </w:t>
-      </w:r>
-      <w:r>
-        <w:rPr>
-          <w:rFonts w:ascii="Times New Roman" w:hAnsi="Times New Roman"/>
-          <w:b w:val="0"/>
-          <w:i w:val="0"/>
-          <w:color w:val="000000"/>
-          <w:sz w:val="21"/>
-        </w:rPr>
-        <w:t>9</w:t>
-      </w:r>
-    </w:p>
-    <w:p>
-      <w:pPr>
-        <w:spacing w:before="20" w:after="40" w:line="276" w:lineRule="auto"/>
-      </w:pPr>
-      <w:r>
-        <w:rPr>
-          <w:rFonts w:ascii="Times New Roman" w:hAnsi="Times New Roman"/>
-          <w:b w:val="0"/>
-          <w:i w:val="0"/>
-          <w:color w:val="000000"/>
-          <w:sz w:val="21"/>
-        </w:rPr>
-        <w:t xml:space="preserve">   5.3 Prompt Engineering and Structured Output</w:t>
-      </w:r>
-      <w:r>
-        <w:rPr>
-          <w:rFonts w:ascii="Times New Roman" w:hAnsi="Times New Roman"/>
-          <w:b w:val="0"/>
-          <w:i w:val="0"/>
-          <w:color w:val="A0A0A0"/>
-          <w:sz w:val="18"/>
-        </w:rPr>
-        <w:t xml:space="preserve"> ................................ </w:t>
-      </w:r>
-      <w:r>
-        <w:rPr>
-          <w:rFonts w:ascii="Times New Roman" w:hAnsi="Times New Roman"/>
-          <w:b w:val="0"/>
-          <w:i w:val="0"/>
-          <w:color w:val="000000"/>
-          <w:sz w:val="21"/>
-        </w:rPr>
-        <w:t>9</w:t>
-      </w:r>
-    </w:p>
-    <w:p>
-      <w:pPr>
-        <w:spacing w:before="20" w:after="40" w:line="276" w:lineRule="auto"/>
-      </w:pPr>
-      <w:r>
-        <w:rPr>
-          <w:rFonts w:ascii="Times New Roman" w:hAnsi="Times New Roman"/>
-          <w:b w:val="0"/>
-          <w:i w:val="0"/>
-          <w:color w:val="000000"/>
-          <w:sz w:val="21"/>
-        </w:rPr>
-        <w:t xml:space="preserve">   5.4 Input Sanitisation and Validation</w:t>
-      </w:r>
-      <w:r>
-        <w:rPr>
-          <w:rFonts w:ascii="Times New Roman" w:hAnsi="Times New Roman"/>
-          <w:b w:val="0"/>
-          <w:i w:val="0"/>
-          <w:color w:val="A0A0A0"/>
-          <w:sz w:val="18"/>
-        </w:rPr>
-        <w:t xml:space="preserve"> ...................................... </w:t>
-      </w:r>
-      <w:r>
-        <w:rPr>
-          <w:rFonts w:ascii="Times New Roman" w:hAnsi="Times New Roman"/>
-          <w:b w:val="0"/>
-          <w:i w:val="0"/>
-          <w:color w:val="000000"/>
-          <w:sz w:val="21"/>
-        </w:rPr>
-        <w:t>10</w:t>
-      </w:r>
-    </w:p>
-    <w:p>
-      <w:pPr>
-        <w:spacing w:before="20" w:after="40" w:line="276" w:lineRule="auto"/>
-      </w:pPr>
-      <w:r>
-        <w:rPr>
-          <w:rFonts w:ascii="Times New Roman" w:hAnsi="Times New Roman"/>
-          <w:b w:val="0"/>
-          <w:i w:val="0"/>
-          <w:color w:val="000000"/>
-          <w:sz w:val="21"/>
-        </w:rPr>
-        <w:t xml:space="preserve">   5.5 Data Models</w:t>
+        <w:t>22. Future Scope</w:t>
       </w:r>
       <w:r>
         <w:rPr>
@@ -936,12 +1286,12 @@
       <w:r>
         <w:rPr>
           <w:rFonts w:ascii="Times New Roman" w:hAnsi="Times New Roman"/>
-          <w:b w:val="0"/>
+          <w:b/>
           <w:i w:val="0"/>
           <w:color w:val="000000"/>
-          <w:sz w:val="21"/>
+          <w:sz w:val="20"/>
         </w:rPr>
-        <w:t>10</w:t>
+        <w:t>18</w:t>
       </w:r>
     </w:p>
     <w:p>
@@ -954,9 +1304,9 @@
           <w:b/>
           <w:i w:val="0"/>
           <w:color w:val="000000"/>
-          <w:sz w:val="21"/>
+          <w:sz w:val="20"/>
         </w:rPr>
-        <w:t>6. Implementation</w:t>
+        <w:t>23. Conclusion</w:t>
       </w:r>
       <w:r>
         <w:rPr>
@@ -966,7 +1316,7 @@
           <w:color w:val="A0A0A0"/>
           <w:sz w:val="18"/>
         </w:rPr>
-        <w:t xml:space="preserve"> ............................................................. </w:t>
+        <w:t xml:space="preserve"> .............................................................. </w:t>
       </w:r>
       <w:r>
         <w:rPr>
@@ -974,9 +1324,9 @@
           <w:b/>
           <w:i w:val="0"/>
           <w:color w:val="000000"/>
-          <w:sz w:val="21"/>
+          <w:sz w:val="20"/>
         </w:rPr>
-        <w:t>10</w:t>
+        <w:t>18</w:t>
       </w:r>
     </w:p>
     <w:p>
@@ -986,12 +1336,12 @@
       <w:r>
         <w:rPr>
           <w:rFonts w:ascii="Times New Roman" w:hAnsi="Times New Roman"/>
-          <w:b w:val="0"/>
+          <w:b/>
           <w:i w:val="0"/>
           <w:color w:val="000000"/>
-          <w:sz w:val="21"/>
+          <w:sz w:val="20"/>
         </w:rPr>
-        <w:t xml:space="preserve">   Phase 1 — Foundation &amp; Assessment Engine</w:t>
+        <w:t>24. Project Submission Placeholders</w:t>
       </w:r>
       <w:r>
         <w:rPr>
@@ -1001,17 +1351,17 @@
           <w:color w:val="A0A0A0"/>
           <w:sz w:val="18"/>
         </w:rPr>
-        <w:t xml:space="preserve"> ................................... </w:t>
+        <w:t xml:space="preserve"> ......................................... </w:t>
       </w:r>
       <w:r>
         <w:rPr>
           <w:rFonts w:ascii="Times New Roman" w:hAnsi="Times New Roman"/>
-          <w:b w:val="0"/>
+          <w:b/>
           <w:i w:val="0"/>
           <w:color w:val="000000"/>
-          <w:sz w:val="21"/>
+          <w:sz w:val="20"/>
         </w:rPr>
-        <w:t>10</w:t>
+        <w:t>18</w:t>
       </w:r>
     </w:p>
     <w:p>
@@ -1021,12 +1371,12 @@
       <w:r>
         <w:rPr>
           <w:rFonts w:ascii="Times New Roman" w:hAnsi="Times New Roman"/>
-          <w:b w:val="0"/>
+          <w:b/>
           <w:i w:val="0"/>
           <w:color w:val="000000"/>
-          <w:sz w:val="21"/>
+          <w:sz w:val="20"/>
         </w:rPr>
-        <w:t xml:space="preserve">   Phase 2 — Backend REST API &amp; RAG Vector Integration</w:t>
+        <w:t>25. References</w:t>
       </w:r>
       <w:r>
         <w:rPr>
@@ -1036,17 +1386,17 @@
           <w:color w:val="A0A0A0"/>
           <w:sz w:val="18"/>
         </w:rPr>
-        <w:t xml:space="preserve"> ........................ </w:t>
+        <w:t xml:space="preserve"> .............................................................. </w:t>
       </w:r>
       <w:r>
         <w:rPr>
           <w:rFonts w:ascii="Times New Roman" w:hAnsi="Times New Roman"/>
-          <w:b w:val="0"/>
+          <w:b/>
           <w:i w:val="0"/>
           <w:color w:val="000000"/>
-          <w:sz w:val="21"/>
+          <w:sz w:val="20"/>
         </w:rPr>
-        <w:t>11</w:t>
+        <w:t>19</w:t>
       </w:r>
     </w:p>
     <w:p>
@@ -1056,12 +1406,12 @@
       <w:r>
         <w:rPr>
           <w:rFonts w:ascii="Times New Roman" w:hAnsi="Times New Roman"/>
-          <w:b w:val="0"/>
+          <w:b/>
           <w:i w:val="0"/>
           <w:color w:val="000000"/>
-          <w:sz w:val="21"/>
+          <w:sz w:val="20"/>
         </w:rPr>
-        <w:t xml:space="preserve">   Phase 3 — Firebase Auth &amp; Multi-Role Security</w:t>
+        <w:t>26. Appendices</w:t>
       </w:r>
       <w:r>
         <w:rPr>
@@ -1071,182 +1421,7 @@
           <w:color w:val="A0A0A0"/>
           <w:sz w:val="18"/>
         </w:rPr>
-        <w:t xml:space="preserve"> .............................. </w:t>
-      </w:r>
-      <w:r>
-        <w:rPr>
-          <w:rFonts w:ascii="Times New Roman" w:hAnsi="Times New Roman"/>
-          <w:b w:val="0"/>
-          <w:i w:val="0"/>
-          <w:color w:val="000000"/>
-          <w:sz w:val="21"/>
-        </w:rPr>
-        <w:t>11</w:t>
-      </w:r>
-    </w:p>
-    <w:p>
-      <w:pPr>
-        <w:spacing w:before="20" w:after="40" w:line="276" w:lineRule="auto"/>
-      </w:pPr>
-      <w:r>
-        <w:rPr>
-          <w:rFonts w:ascii="Times New Roman" w:hAnsi="Times New Roman"/>
-          <w:b w:val="0"/>
-          <w:i w:val="0"/>
-          <w:color w:val="000000"/>
-          <w:sz w:val="21"/>
-        </w:rPr>
-        <w:t xml:space="preserve">   Phase 4 — Analytics Dashboard &amp; Hotspot Detection</w:t>
-      </w:r>
-      <w:r>
-        <w:rPr>
-          <w:rFonts w:ascii="Times New Roman" w:hAnsi="Times New Roman"/>
-          <w:b w:val="0"/>
-          <w:i w:val="0"/>
-          <w:color w:val="A0A0A0"/>
-          <w:sz w:val="18"/>
-        </w:rPr>
-        <w:t xml:space="preserve"> .......................... </w:t>
-      </w:r>
-      <w:r>
-        <w:rPr>
-          <w:rFonts w:ascii="Times New Roman" w:hAnsi="Times New Roman"/>
-          <w:b w:val="0"/>
-          <w:i w:val="0"/>
-          <w:color w:val="000000"/>
-          <w:sz w:val="21"/>
-        </w:rPr>
-        <w:t>11</w:t>
-      </w:r>
-    </w:p>
-    <w:p>
-      <w:pPr>
-        <w:spacing w:before="20" w:after="40" w:line="276" w:lineRule="auto"/>
-      </w:pPr>
-      <w:r>
-        <w:rPr>
-          <w:rFonts w:ascii="Times New Roman" w:hAnsi="Times New Roman"/>
-          <w:b w:val="0"/>
-          <w:i w:val="0"/>
-          <w:color w:val="000000"/>
-          <w:sz w:val="21"/>
-        </w:rPr>
-        <w:t xml:space="preserve">   Phase 5 — AI Intelligence Generator &amp; PDF Report Exporter</w:t>
-      </w:r>
-      <w:r>
-        <w:rPr>
-          <w:rFonts w:ascii="Times New Roman" w:hAnsi="Times New Roman"/>
-          <w:b w:val="0"/>
-          <w:i w:val="0"/>
-          <w:color w:val="A0A0A0"/>
-          <w:sz w:val="18"/>
-        </w:rPr>
-        <w:t xml:space="preserve"> .................. </w:t>
-      </w:r>
-      <w:r>
-        <w:rPr>
-          <w:rFonts w:ascii="Times New Roman" w:hAnsi="Times New Roman"/>
-          <w:b w:val="0"/>
-          <w:i w:val="0"/>
-          <w:color w:val="000000"/>
-          <w:sz w:val="21"/>
-        </w:rPr>
-        <w:t>12</w:t>
-      </w:r>
-    </w:p>
-    <w:p>
-      <w:pPr>
-        <w:spacing w:before="20" w:after="40" w:line="276" w:lineRule="auto"/>
-      </w:pPr>
-      <w:r>
-        <w:rPr>
-          <w:rFonts w:ascii="Times New Roman" w:hAnsi="Times New Roman"/>
-          <w:b w:val="0"/>
-          <w:i w:val="0"/>
-          <w:color w:val="000000"/>
-          <w:sz w:val="21"/>
-        </w:rPr>
-        <w:t xml:space="preserve">   Phase 6 — Production Optimization &amp; Deployment</w:t>
-      </w:r>
-      <w:r>
-        <w:rPr>
-          <w:rFonts w:ascii="Times New Roman" w:hAnsi="Times New Roman"/>
-          <w:b w:val="0"/>
-          <w:i w:val="0"/>
-          <w:color w:val="A0A0A0"/>
-          <w:sz w:val="18"/>
-        </w:rPr>
-        <w:t xml:space="preserve"> ............................. </w:t>
-      </w:r>
-      <w:r>
-        <w:rPr>
-          <w:rFonts w:ascii="Times New Roman" w:hAnsi="Times New Roman"/>
-          <w:b w:val="0"/>
-          <w:i w:val="0"/>
-          <w:color w:val="000000"/>
-          <w:sz w:val="21"/>
-        </w:rPr>
-        <w:t>12</w:t>
-      </w:r>
-    </w:p>
-    <w:p>
-      <w:pPr>
-        <w:spacing w:before="20" w:after="40" w:line="276" w:lineRule="auto"/>
-      </w:pPr>
-      <w:r>
-        <w:rPr>
-          <w:rFonts w:ascii="Times New Roman" w:hAnsi="Times New Roman"/>
-          <w:b w:val="0"/>
-          <w:i w:val="0"/>
-          <w:color w:val="000000"/>
-          <w:sz w:val="21"/>
-        </w:rPr>
-        <w:t xml:space="preserve">   6.1 Deployment Pipeline</w:t>
-      </w:r>
-      <w:r>
-        <w:rPr>
-          <w:rFonts w:ascii="Times New Roman" w:hAnsi="Times New Roman"/>
-          <w:b w:val="0"/>
-          <w:i w:val="0"/>
-          <w:color w:val="A0A0A0"/>
-          <w:sz w:val="18"/>
-        </w:rPr>
-        <w:t xml:space="preserve"> .................................................... </w:t>
-      </w:r>
-      <w:r>
-        <w:rPr>
-          <w:rFonts w:ascii="Times New Roman" w:hAnsi="Times New Roman"/>
-          <w:b w:val="0"/>
-          <w:i w:val="0"/>
-          <w:color w:val="000000"/>
-          <w:sz w:val="21"/>
-        </w:rPr>
-        <w:t>12</w:t>
-      </w:r>
-    </w:p>
-    <w:p>
-      <w:pPr>
-        <w:spacing w:before="20" w:after="40" w:line="276" w:lineRule="auto"/>
-      </w:pPr>
-      <w:r>
-        <w:rPr>
-          <w:rFonts w:ascii="Times New Roman" w:hAnsi="Times New Roman"/>
-          <w:b/>
-          <w:i w:val="0"/>
-          <w:color w:val="000000"/>
-          <w:sz w:val="21"/>
-        </w:rPr>
-        <w:t>7. Results and Evaluation</w:t>
-      </w:r>
-      <w:r>
-        <w:rPr>
-          <w:rFonts w:ascii="Times New Roman" w:hAnsi="Times New Roman"/>
-          <w:b w:val="0"/>
-          <w:i w:val="0"/>
-          <w:color w:val="A0A0A0"/>
-          <w:sz w:val="18"/>
-        </w:rPr>
-        <w:t xml:space="preserve"> ..................................................... </w:t>
+        <w:t xml:space="preserve"> .............................................................. </w:t>
       </w:r>
       <w:r>
         <w:rPr>
@@ -1254,499 +1429,9 @@
           <w:b/>
           <w:i w:val="0"/>
           <w:color w:val="000000"/>
-          <w:sz w:val="21"/>
+          <w:sz w:val="20"/>
         </w:rPr>
-        <w:t>13</w:t>
-      </w:r>
-    </w:p>
-    <w:p>
-      <w:pPr>
-        <w:spacing w:before="20" w:after="40" w:line="276" w:lineRule="auto"/>
-      </w:pPr>
-      <w:r>
-        <w:rPr>
-          <w:rFonts w:ascii="Times New Roman" w:hAnsi="Times New Roman"/>
-          <w:b w:val="0"/>
-          <w:i w:val="0"/>
-          <w:color w:val="000000"/>
-          <w:sz w:val="21"/>
-        </w:rPr>
-        <w:t xml:space="preserve">   7.1 Qualitative Outcomes</w:t>
-      </w:r>
-      <w:r>
-        <w:rPr>
-          <w:rFonts w:ascii="Times New Roman" w:hAnsi="Times New Roman"/>
-          <w:b w:val="0"/>
-          <w:i w:val="0"/>
-          <w:color w:val="A0A0A0"/>
-          <w:sz w:val="18"/>
-        </w:rPr>
-        <w:t xml:space="preserve"> ................................................... </w:t>
-      </w:r>
-      <w:r>
-        <w:rPr>
-          <w:rFonts w:ascii="Times New Roman" w:hAnsi="Times New Roman"/>
-          <w:b w:val="0"/>
-          <w:i w:val="0"/>
-          <w:color w:val="000000"/>
-          <w:sz w:val="21"/>
-        </w:rPr>
-        <w:t>13</w:t>
-      </w:r>
-    </w:p>
-    <w:p>
-      <w:pPr>
-        <w:spacing w:before="20" w:after="40" w:line="276" w:lineRule="auto"/>
-      </w:pPr>
-      <w:r>
-        <w:rPr>
-          <w:rFonts w:ascii="Times New Roman" w:hAnsi="Times New Roman"/>
-          <w:b w:val="0"/>
-          <w:i w:val="0"/>
-          <w:color w:val="000000"/>
-          <w:sz w:val="21"/>
-        </w:rPr>
-        <w:t xml:space="preserve">   7.2 Summary of Issues Identified and Resolved</w:t>
-      </w:r>
-      <w:r>
-        <w:rPr>
-          <w:rFonts w:ascii="Times New Roman" w:hAnsi="Times New Roman"/>
-          <w:b w:val="0"/>
-          <w:i w:val="0"/>
-          <w:color w:val="A0A0A0"/>
-          <w:sz w:val="18"/>
-        </w:rPr>
-        <w:t xml:space="preserve"> .............................. </w:t>
-      </w:r>
-      <w:r>
-        <w:rPr>
-          <w:rFonts w:ascii="Times New Roman" w:hAnsi="Times New Roman"/>
-          <w:b w:val="0"/>
-          <w:i w:val="0"/>
-          <w:color w:val="000000"/>
-          <w:sz w:val="21"/>
-        </w:rPr>
-        <w:t>13</w:t>
-      </w:r>
-    </w:p>
-    <w:p>
-      <w:pPr>
-        <w:spacing w:before="20" w:after="40" w:line="276" w:lineRule="auto"/>
-      </w:pPr>
-      <w:r>
-        <w:rPr>
-          <w:rFonts w:ascii="Times New Roman" w:hAnsi="Times New Roman"/>
-          <w:b w:val="0"/>
-          <w:i w:val="0"/>
-          <w:color w:val="000000"/>
-          <w:sz w:val="21"/>
-        </w:rPr>
-        <w:t xml:space="preserve">   7.3 Alignment with Internship Learning Outcomes</w:t>
-      </w:r>
-      <w:r>
-        <w:rPr>
-          <w:rFonts w:ascii="Times New Roman" w:hAnsi="Times New Roman"/>
-          <w:b w:val="0"/>
-          <w:i w:val="0"/>
-          <w:color w:val="A0A0A0"/>
-          <w:sz w:val="18"/>
-        </w:rPr>
-        <w:t xml:space="preserve"> ............................ </w:t>
-      </w:r>
-      <w:r>
-        <w:rPr>
-          <w:rFonts w:ascii="Times New Roman" w:hAnsi="Times New Roman"/>
-          <w:b w:val="0"/>
-          <w:i w:val="0"/>
-          <w:color w:val="000000"/>
-          <w:sz w:val="21"/>
-        </w:rPr>
-        <w:t>14</w:t>
-      </w:r>
-    </w:p>
-    <w:p>
-      <w:pPr>
-        <w:spacing w:before="20" w:after="40" w:line="276" w:lineRule="auto"/>
-      </w:pPr>
-      <w:r>
-        <w:rPr>
-          <w:rFonts w:ascii="Times New Roman" w:hAnsi="Times New Roman"/>
-          <w:b/>
-          <w:i w:val="0"/>
-          <w:color w:val="000000"/>
-          <w:sz w:val="21"/>
-        </w:rPr>
-        <w:t>8. Discussion</w:t>
-      </w:r>
-      <w:r>
-        <w:rPr>
-          <w:rFonts w:ascii="Times New Roman" w:hAnsi="Times New Roman"/>
-          <w:b w:val="0"/>
-          <w:i w:val="0"/>
-          <w:color w:val="A0A0A0"/>
-          <w:sz w:val="18"/>
-        </w:rPr>
-        <w:t xml:space="preserve"> ................................................................. </w:t>
-      </w:r>
-      <w:r>
-        <w:rPr>
-          <w:rFonts w:ascii="Times New Roman" w:hAnsi="Times New Roman"/>
-          <w:b/>
-          <w:i w:val="0"/>
-          <w:color w:val="000000"/>
-          <w:sz w:val="21"/>
-        </w:rPr>
-        <w:t>14</w:t>
-      </w:r>
-    </w:p>
-    <w:p>
-      <w:pPr>
-        <w:spacing w:before="20" w:after="40" w:line="276" w:lineRule="auto"/>
-      </w:pPr>
-      <w:r>
-        <w:rPr>
-          <w:rFonts w:ascii="Times New Roman" w:hAnsi="Times New Roman"/>
-          <w:b w:val="0"/>
-          <w:i w:val="0"/>
-          <w:color w:val="000000"/>
-          <w:sz w:val="21"/>
-        </w:rPr>
-        <w:t xml:space="preserve">   8.1 Challenges and Limitations</w:t>
-      </w:r>
-      <w:r>
-        <w:rPr>
-          <w:rFonts w:ascii="Times New Roman" w:hAnsi="Times New Roman"/>
-          <w:b w:val="0"/>
-          <w:i w:val="0"/>
-          <w:color w:val="A0A0A0"/>
-          <w:sz w:val="18"/>
-        </w:rPr>
-        <w:t xml:space="preserve"> ............................................. </w:t>
-      </w:r>
-      <w:r>
-        <w:rPr>
-          <w:rFonts w:ascii="Times New Roman" w:hAnsi="Times New Roman"/>
-          <w:b w:val="0"/>
-          <w:i w:val="0"/>
-          <w:color w:val="000000"/>
-          <w:sz w:val="21"/>
-        </w:rPr>
-        <w:t>14</w:t>
-      </w:r>
-    </w:p>
-    <w:p>
-      <w:pPr>
-        <w:spacing w:before="20" w:after="40" w:line="276" w:lineRule="auto"/>
-      </w:pPr>
-      <w:r>
-        <w:rPr>
-          <w:rFonts w:ascii="Times New Roman" w:hAnsi="Times New Roman"/>
-          <w:b w:val="0"/>
-          <w:i w:val="0"/>
-          <w:color w:val="000000"/>
-          <w:sz w:val="21"/>
-        </w:rPr>
-        <w:t xml:space="preserve">   8.2 Implications</w:t>
-      </w:r>
-      <w:r>
-        <w:rPr>
-          <w:rFonts w:ascii="Times New Roman" w:hAnsi="Times New Roman"/>
-          <w:b w:val="0"/>
-          <w:i w:val="0"/>
-          <w:color w:val="A0A0A0"/>
-          <w:sz w:val="18"/>
-        </w:rPr>
-        <w:t xml:space="preserve"> ........................................................... </w:t>
-      </w:r>
-      <w:r>
-        <w:rPr>
-          <w:rFonts w:ascii="Times New Roman" w:hAnsi="Times New Roman"/>
-          <w:b w:val="0"/>
-          <w:i w:val="0"/>
-          <w:color w:val="000000"/>
-          <w:sz w:val="21"/>
-        </w:rPr>
-        <w:t>15</w:t>
-      </w:r>
-    </w:p>
-    <w:p>
-      <w:pPr>
-        <w:spacing w:before="20" w:after="40" w:line="276" w:lineRule="auto"/>
-      </w:pPr>
-      <w:r>
-        <w:rPr>
-          <w:rFonts w:ascii="Times New Roman" w:hAnsi="Times New Roman"/>
-          <w:b/>
-          <w:i w:val="0"/>
-          <w:color w:val="000000"/>
-          <w:sz w:val="21"/>
-        </w:rPr>
-        <w:t>9. Future Work</w:t>
-      </w:r>
-      <w:r>
-        <w:rPr>
-          <w:rFonts w:ascii="Times New Roman" w:hAnsi="Times New Roman"/>
-          <w:b w:val="0"/>
-          <w:i w:val="0"/>
-          <w:color w:val="A0A0A0"/>
-          <w:sz w:val="18"/>
-        </w:rPr>
-        <w:t xml:space="preserve"> ................................................................ </w:t>
-      </w:r>
-      <w:r>
-        <w:rPr>
-          <w:rFonts w:ascii="Times New Roman" w:hAnsi="Times New Roman"/>
-          <w:b/>
-          <w:i w:val="0"/>
-          <w:color w:val="000000"/>
-          <w:sz w:val="21"/>
-        </w:rPr>
-        <w:t>15</w:t>
-      </w:r>
-    </w:p>
-    <w:p>
-      <w:pPr>
-        <w:spacing w:before="20" w:after="40" w:line="276" w:lineRule="auto"/>
-      </w:pPr>
-      <w:r>
-        <w:rPr>
-          <w:rFonts w:ascii="Times New Roman" w:hAnsi="Times New Roman"/>
-          <w:b/>
-          <w:i w:val="0"/>
-          <w:color w:val="000000"/>
-          <w:sz w:val="21"/>
-        </w:rPr>
-        <w:t>10. Conclusion</w:t>
-      </w:r>
-      <w:r>
-        <w:rPr>
-          <w:rFonts w:ascii="Times New Roman" w:hAnsi="Times New Roman"/>
-          <w:b w:val="0"/>
-          <w:i w:val="0"/>
-          <w:color w:val="A0A0A0"/>
-          <w:sz w:val="18"/>
-        </w:rPr>
-        <w:t xml:space="preserve"> ................................................................ </w:t>
-      </w:r>
-      <w:r>
-        <w:rPr>
-          <w:rFonts w:ascii="Times New Roman" w:hAnsi="Times New Roman"/>
-          <w:b/>
-          <w:i w:val="0"/>
-          <w:color w:val="000000"/>
-          <w:sz w:val="21"/>
-        </w:rPr>
-        <w:t>16</w:t>
-      </w:r>
-    </w:p>
-    <w:p>
-      <w:pPr>
-        <w:spacing w:before="20" w:after="40" w:line="276" w:lineRule="auto"/>
-      </w:pPr>
-      <w:r>
-        <w:rPr>
-          <w:rFonts w:ascii="Times New Roman" w:hAnsi="Times New Roman"/>
-          <w:b/>
-          <w:i w:val="0"/>
-          <w:color w:val="000000"/>
-          <w:sz w:val="21"/>
-        </w:rPr>
-        <w:t>11. References</w:t>
-      </w:r>
-      <w:r>
-        <w:rPr>
-          <w:rFonts w:ascii="Times New Roman" w:hAnsi="Times New Roman"/>
-          <w:b w:val="0"/>
-          <w:i w:val="0"/>
-          <w:color w:val="A0A0A0"/>
-          <w:sz w:val="18"/>
-        </w:rPr>
-        <w:t xml:space="preserve"> ................................................................ </w:t>
-      </w:r>
-      <w:r>
-        <w:rPr>
-          <w:rFonts w:ascii="Times New Roman" w:hAnsi="Times New Roman"/>
-          <w:b/>
-          <w:i w:val="0"/>
-          <w:color w:val="000000"/>
-          <w:sz w:val="21"/>
-        </w:rPr>
-        <w:t>16</w:t>
-      </w:r>
-    </w:p>
-    <w:p>
-      <w:pPr>
-        <w:spacing w:before="20" w:after="40" w:line="276" w:lineRule="auto"/>
-      </w:pPr>
-      <w:r>
-        <w:rPr>
-          <w:rFonts w:ascii="Times New Roman" w:hAnsi="Times New Roman"/>
-          <w:b/>
-          <w:i w:val="0"/>
-          <w:color w:val="000000"/>
-          <w:sz w:val="21"/>
-        </w:rPr>
-        <w:t>12. Appendices</w:t>
-      </w:r>
-      <w:r>
-        <w:rPr>
-          <w:rFonts w:ascii="Times New Roman" w:hAnsi="Times New Roman"/>
-          <w:b w:val="0"/>
-          <w:i w:val="0"/>
-          <w:color w:val="A0A0A0"/>
-          <w:sz w:val="18"/>
-        </w:rPr>
-        <w:t xml:space="preserve"> ................................................................ </w:t>
-      </w:r>
-      <w:r>
-        <w:rPr>
-          <w:rFonts w:ascii="Times New Roman" w:hAnsi="Times New Roman"/>
-          <w:b/>
-          <w:i w:val="0"/>
-          <w:color w:val="000000"/>
-          <w:sz w:val="21"/>
-        </w:rPr>
-        <w:t>17</w:t>
-      </w:r>
-    </w:p>
-    <w:p>
-      <w:pPr>
-        <w:spacing w:before="20" w:after="40" w:line="276" w:lineRule="auto"/>
-      </w:pPr>
-      <w:r>
-        <w:rPr>
-          <w:rFonts w:ascii="Times New Roman" w:hAnsi="Times New Roman"/>
-          <w:b w:val="0"/>
-          <w:i w:val="0"/>
-          <w:color w:val="000000"/>
-          <w:sz w:val="21"/>
-        </w:rPr>
-        <w:t xml:space="preserve">   Appendix A — System Directory Structure</w:t>
-      </w:r>
-      <w:r>
-        <w:rPr>
-          <w:rFonts w:ascii="Times New Roman" w:hAnsi="Times New Roman"/>
-          <w:b w:val="0"/>
-          <w:i w:val="0"/>
-          <w:color w:val="A0A0A0"/>
-          <w:sz w:val="18"/>
-        </w:rPr>
-        <w:t xml:space="preserve"> .................................... </w:t>
-      </w:r>
-      <w:r>
-        <w:rPr>
-          <w:rFonts w:ascii="Times New Roman" w:hAnsi="Times New Roman"/>
-          <w:b w:val="0"/>
-          <w:i w:val="0"/>
-          <w:color w:val="000000"/>
-          <w:sz w:val="21"/>
-        </w:rPr>
-        <w:t>17</w:t>
-      </w:r>
-    </w:p>
-    <w:p>
-      <w:pPr>
-        <w:spacing w:before="20" w:after="40" w:line="276" w:lineRule="auto"/>
-      </w:pPr>
-      <w:r>
-        <w:rPr>
-          <w:rFonts w:ascii="Times New Roman" w:hAnsi="Times New Roman"/>
-          <w:b w:val="0"/>
-          <w:i w:val="0"/>
-          <w:color w:val="000000"/>
-          <w:sz w:val="21"/>
-        </w:rPr>
-        <w:t xml:space="preserve">   Appendix B — Firestore Data Schemas</w:t>
-      </w:r>
-      <w:r>
-        <w:rPr>
-          <w:rFonts w:ascii="Times New Roman" w:hAnsi="Times New Roman"/>
-          <w:b w:val="0"/>
-          <w:i w:val="0"/>
-          <w:color w:val="A0A0A0"/>
-          <w:sz w:val="18"/>
-        </w:rPr>
-        <w:t xml:space="preserve"> ........................................ </w:t>
-      </w:r>
-      <w:r>
-        <w:rPr>
-          <w:rFonts w:ascii="Times New Roman" w:hAnsi="Times New Roman"/>
-          <w:b w:val="0"/>
-          <w:i w:val="0"/>
-          <w:color w:val="000000"/>
-          <w:sz w:val="21"/>
-        </w:rPr>
-        <w:t>17</w:t>
-      </w:r>
-    </w:p>
-    <w:p>
-      <w:pPr>
-        <w:spacing w:before="20" w:after="40" w:line="276" w:lineRule="auto"/>
-      </w:pPr>
-      <w:r>
-        <w:rPr>
-          <w:rFonts w:ascii="Times New Roman" w:hAnsi="Times New Roman"/>
-          <w:b w:val="0"/>
-          <w:i w:val="0"/>
-          <w:color w:val="000000"/>
-          <w:sz w:val="21"/>
-        </w:rPr>
-        <w:t xml:space="preserve">   Appendix C — Sample Firestore Security Rules</w:t>
-      </w:r>
-      <w:r>
-        <w:rPr>
-          <w:rFonts w:ascii="Times New Roman" w:hAnsi="Times New Roman"/>
-          <w:b w:val="0"/>
-          <w:i w:val="0"/>
-          <w:color w:val="A0A0A0"/>
-          <w:sz w:val="18"/>
-        </w:rPr>
-        <w:t xml:space="preserve"> ............................... </w:t>
-      </w:r>
-      <w:r>
-        <w:rPr>
-          <w:rFonts w:ascii="Times New Roman" w:hAnsi="Times New Roman"/>
-          <w:b w:val="0"/>
-          <w:i w:val="0"/>
-          <w:color w:val="000000"/>
-          <w:sz w:val="21"/>
-        </w:rPr>
-        <w:t>18</w:t>
-      </w:r>
-    </w:p>
-    <w:p>
-      <w:pPr>
-        <w:spacing w:before="20" w:after="40" w:line="276" w:lineRule="auto"/>
-      </w:pPr>
-      <w:r>
-        <w:rPr>
-          <w:rFonts w:ascii="Times New Roman" w:hAnsi="Times New Roman"/>
-          <w:b w:val="0"/>
-          <w:i w:val="0"/>
-          <w:color w:val="000000"/>
-          <w:sz w:val="21"/>
-        </w:rPr>
-        <w:t xml:space="preserve">   Appendix D — Key Learnings &amp; Reflection</w:t>
-      </w:r>
-      <w:r>
-        <w:rPr>
-          <w:rFonts w:ascii="Times New Roman" w:hAnsi="Times New Roman"/>
-          <w:b w:val="0"/>
-          <w:i w:val="0"/>
-          <w:color w:val="A0A0A0"/>
-          <w:sz w:val="18"/>
-        </w:rPr>
-        <w:t xml:space="preserve"> .................................... </w:t>
-      </w:r>
-      <w:r>
-        <w:rPr>
-          <w:rFonts w:ascii="Times New Roman" w:hAnsi="Times New Roman"/>
-          <w:b w:val="0"/>
-          <w:i w:val="0"/>
-          <w:color w:val="000000"/>
-          <w:sz w:val="21"/>
-        </w:rPr>
-        <w:t>18</w:t>
+        <w:t>19</w:t>
       </w:r>
     </w:p>
     <w:p>
@@ -1766,7 +1451,7 @@
           <w:b/>
           <w:i w:val="0"/>
           <w:color w:val="000000"/>
-          <w:sz w:val="32"/>
+          <w:sz w:val="30"/>
         </w:rPr>
         <w:t>1. Introduction</w:t>
       </w:r>
@@ -1815,7 +1500,7 @@
           <w:b/>
           <w:i w:val="0"/>
           <w:color w:val="000000"/>
-          <w:sz w:val="26"/>
+          <w:sz w:val="25"/>
         </w:rPr>
         <w:t>1.1 Relevance to Generative AI, RAG and Cloud Computing</w:t>
       </w:r>
@@ -1848,7 +1533,7 @@
           <w:b/>
           <w:i w:val="0"/>
           <w:color w:val="000000"/>
-          <w:sz w:val="32"/>
+          <w:sz w:val="30"/>
         </w:rPr>
         <w:t>2. Background and Literature Context</w:t>
       </w:r>
@@ -1897,16 +1582,31 @@
           <w:b/>
           <w:i w:val="0"/>
           <w:color w:val="000000"/>
-          <w:sz w:val="32"/>
+          <w:sz w:val="30"/>
         </w:rPr>
-        <w:t>3. Project Objectives and Scope</w:t>
+        <w:t>3. Problem Statement</w:t>
       </w:r>
     </w:p>
     <w:p>
       <w:pPr>
-        <w:keepNext/>
-        <w:spacing w:before="280" w:after="120"/>
+        <w:spacing w:before="0" w:after="120" w:line="276" w:lineRule="auto"/>
         <w:jc w:val="left"/>
+      </w:pPr>
+      <w:r>
+        <w:rPr>
+          <w:rFonts w:ascii="Times New Roman" w:hAnsi="Times New Roman"/>
+          <w:b w:val="0"/>
+          <w:i w:val="0"/>
+          <w:color w:val="000000"/>
+          <w:sz w:val="22"/>
+        </w:rPr>
+        <w:t>Educational institutions consume significant resources (electricity, water, fuel, paper, food) and generate different forms of environmental impact across campus operations. However, sustainability information is almost universally distributed across disconnected departments, manual spreadsheets, and unstandardized paper records. Facilities managers track kWh on utility bills; dining services track food waste separately; commuter transit data is recorded by security; and municipal waste diversion is tracked by maintenance. Because of this information fragmentation:</w:t>
+      </w:r>
+    </w:p>
+    <w:p>
+      <w:pPr>
+        <w:pStyle w:val="ListBullet"/>
+        <w:spacing w:before="0" w:after="60" w:line="276" w:lineRule="auto"/>
       </w:pPr>
       <w:r>
         <w:rPr>
@@ -1914,9 +1614,183 @@
           <w:b/>
           <w:i w:val="0"/>
           <w:color w:val="000000"/>
-          <w:sz w:val="26"/>
+          <w:sz w:val="22"/>
         </w:rPr>
-        <w:t>3.1 Objectives</w:t>
+        <w:t xml:space="preserve">Undetected Resource Inefficiencies: </w:t>
+      </w:r>
+      <w:r>
+        <w:rPr>
+          <w:rFonts w:ascii="Times New Roman" w:hAnsi="Times New Roman"/>
+          <w:b w:val="0"/>
+          <w:i w:val="0"/>
+          <w:color w:val="000000"/>
+          <w:sz w:val="22"/>
+        </w:rPr>
+        <w:t>High-emission or high-waste operational areas remain hidden without centralized risk scoring.</w:t>
+      </w:r>
+    </w:p>
+    <w:p>
+      <w:pPr>
+        <w:pStyle w:val="ListBullet"/>
+        <w:spacing w:before="0" w:after="60" w:line="276" w:lineRule="auto"/>
+      </w:pPr>
+      <w:r>
+        <w:rPr>
+          <w:rFonts w:ascii="Times New Roman" w:hAnsi="Times New Roman"/>
+          <w:b/>
+          <w:i w:val="0"/>
+          <w:color w:val="000000"/>
+          <w:sz w:val="22"/>
+        </w:rPr>
+        <w:t xml:space="preserve">Lack of Empirical Guidance: </w:t>
+      </w:r>
+      <w:r>
+        <w:rPr>
+          <w:rFonts w:ascii="Times New Roman" w:hAnsi="Times New Roman"/>
+          <w:b w:val="0"/>
+          <w:i w:val="0"/>
+          <w:color w:val="000000"/>
+          <w:sz w:val="22"/>
+        </w:rPr>
+        <w:t>Sustainability planning often relies on guesswork or generic advice rather than empirical campus data.</w:t>
+      </w:r>
+    </w:p>
+    <w:p>
+      <w:pPr>
+        <w:pStyle w:val="ListBullet"/>
+        <w:spacing w:before="0" w:after="60" w:line="276" w:lineRule="auto"/>
+      </w:pPr>
+      <w:r>
+        <w:rPr>
+          <w:rFonts w:ascii="Times New Roman" w:hAnsi="Times New Roman"/>
+          <w:b/>
+          <w:i w:val="0"/>
+          <w:color w:val="000000"/>
+          <w:sz w:val="22"/>
+        </w:rPr>
+        <w:t xml:space="preserve">Time-Consuming Manual Auditing: </w:t>
+      </w:r>
+      <w:r>
+        <w:rPr>
+          <w:rFonts w:ascii="Times New Roman" w:hAnsi="Times New Roman"/>
+          <w:b w:val="0"/>
+          <w:i w:val="0"/>
+          <w:color w:val="000000"/>
+          <w:sz w:val="22"/>
+        </w:rPr>
+        <w:t>Generating compliance reports requires weeks of manual data gathering and spreadsheet calculation.</w:t>
+      </w:r>
+    </w:p>
+    <w:p>
+      <w:pPr>
+        <w:pStyle w:val="ListBullet"/>
+        <w:spacing w:before="0" w:after="60" w:line="276" w:lineRule="auto"/>
+      </w:pPr>
+      <w:r>
+        <w:rPr>
+          <w:rFonts w:ascii="Times New Roman" w:hAnsi="Times New Roman"/>
+          <w:b/>
+          <w:i w:val="0"/>
+          <w:color w:val="000000"/>
+          <w:sz w:val="22"/>
+        </w:rPr>
+        <w:t xml:space="preserve">Generic AI Hallucinations: </w:t>
+      </w:r>
+      <w:r>
+        <w:rPr>
+          <w:rFonts w:ascii="Times New Roman" w:hAnsi="Times New Roman"/>
+          <w:b w:val="0"/>
+          <w:i w:val="0"/>
+          <w:color w:val="000000"/>
+          <w:sz w:val="22"/>
+        </w:rPr>
+        <w:t>Standard standalone AI tools produce vague, ungrounded recommendations unsupported by real environmental standards.</w:t>
+      </w:r>
+    </w:p>
+    <w:tbl>
+      <w:tblPr>
+        <w:tblW w:type="auto" w:w="0"/>
+        <w:jc w:val="center"/>
+        <w:tblLook w:firstColumn="1" w:firstRow="1" w:lastColumn="0" w:lastRow="0" w:noHBand="0" w:noVBand="1" w:val="04A0"/>
+      </w:tblPr>
+      <w:tblGrid>
+        <w:gridCol w:w="9360"/>
+      </w:tblGrid>
+      <w:tr>
+        <w:tc>
+          <w:tcPr>
+            <w:tcW w:type="dxa" w:w="9360"/>
+            <w:shd w:fill="F0F7F4"/>
+            <w:tcMar>
+              <w:top w:w="120" w:type="dxa"/>
+              <w:bottom w:w="120" w:type="dxa"/>
+              <w:left w:w="180" w:type="dxa"/>
+              <w:right w:w="180" w:type="dxa"/>
+            </w:tcMar>
+            <w:tcBorders>
+              <w:left w:val="single" w:sz="24" w:space="0" w:color="10B981"/>
+              <w:top w:val="none"/>
+              <w:right w:val="none"/>
+              <w:bottom w:val="none"/>
+            </w:tcBorders>
+          </w:tcPr>
+          <w:p>
+            <w:pPr>
+              <w:spacing w:before="40" w:after="40" w:line="276" w:lineRule="auto"/>
+            </w:pPr>
+            <w:r>
+              <w:rPr>
+                <w:rFonts w:ascii="Times New Roman" w:hAnsi="Times New Roman"/>
+                <w:b/>
+                <w:i w:val="0"/>
+                <w:color w:val="102A1B"/>
+                <w:sz w:val="22"/>
+              </w:rPr>
+              <w:t>Problem Statement:</w:t>
+              <w:br/>
+              <w:t>"How can an AI-powered platform help educational institutions collect, analyze, interpret, and act upon campus sustainability data using evidence-based recommendations and intelligent decision support?"</w:t>
+            </w:r>
+          </w:p>
+        </w:tc>
+      </w:tr>
+    </w:tbl>
+    <w:p>
+      <w:pPr>
+        <w:spacing w:after="120"/>
+      </w:pPr>
+    </w:p>
+    <w:p>
+      <w:pPr>
+        <w:keepNext/>
+        <w:spacing w:before="360" w:after="160"/>
+        <w:jc w:val="left"/>
+      </w:pPr>
+      <w:r>
+        <w:rPr>
+          <w:rFonts w:ascii="Times New Roman" w:hAnsi="Times New Roman"/>
+          <w:b/>
+          <w:i w:val="0"/>
+          <w:color w:val="000000"/>
+          <w:sz w:val="30"/>
+        </w:rPr>
+        <w:t>4. Project Objectives and Scope</w:t>
+      </w:r>
+    </w:p>
+    <w:p>
+      <w:pPr>
+        <w:keepNext/>
+        <w:spacing w:before="280" w:after="120"/>
+        <w:jc w:val="left"/>
+      </w:pPr>
+      <w:r>
+        <w:rPr>
+          <w:rFonts w:ascii="Times New Roman" w:hAnsi="Times New Roman"/>
+          <w:b/>
+          <w:i w:val="0"/>
+          <w:color w:val="000000"/>
+          <w:sz w:val="25"/>
+        </w:rPr>
+        <w:t>4.1 Objectives</w:t>
       </w:r>
     </w:p>
     <w:p>
@@ -2087,9 +1961,9 @@
           <w:b/>
           <w:i w:val="0"/>
           <w:color w:val="000000"/>
-          <w:sz w:val="26"/>
+          <w:sz w:val="25"/>
         </w:rPr>
-        <w:t>3.2 Scope</w:t>
+        <w:t>4.2 Scope</w:t>
       </w:r>
     </w:p>
     <w:p>
@@ -2105,7 +1979,7 @@
           <w:color w:val="000000"/>
           <w:sz w:val="22"/>
         </w:rPr>
-        <w:t>The scope of EcoPilot encompasses full-stack software development: client UI state management in React 18, FastAPI REST API services, FAISS vector indexing, Groq LLM integration (qwen/qwen3.8-27b), and Firebase authentication/database persistence. The current scope focuses on 5 operational categories and desktop-optimized web access. Native mobile apps and direct IoT hardware sensor telemetry are identified as future enhancements in Section 9.</w:t>
+        <w:t>The scope of EcoPilot encompasses full-stack software development: client UI state management in React 18, FastAPI REST API services, FAISS vector indexing, Groq LLM integration (qwen/qwen3.8-27b), and Firebase authentication/database persistence. The current scope focuses on 5 operational categories and desktop-optimized web access.</w:t>
       </w:r>
     </w:p>
     <w:p>
@@ -2120,9 +1994,9 @@
           <w:b/>
           <w:i w:val="0"/>
           <w:color w:val="000000"/>
-          <w:sz w:val="32"/>
+          <w:sz w:val="30"/>
         </w:rPr>
-        <w:t>4. Methodology</w:t>
+        <w:t>5. SDG Alignment (Primary: SDG 12)</w:t>
       </w:r>
     </w:p>
     <w:p>
@@ -2138,24 +2012,23 @@
           <w:color w:val="000000"/>
           <w:sz w:val="22"/>
         </w:rPr>
-        <w:t>The project followed an agile, iterative phase-based development methodology, progressing across six distinct engineering milestones. Each phase delivered a coherent, testable capability set.</w:t>
+        <w:t>EcoPilot directly advances UN Sustainable Development Goal 12: Responsible Consumption and Production. Specifically, it aligns with Target 12.2 (Sustainable management and efficient use of natural resources) and Target 12.5 (Substantially reduce waste generation through prevention, reduction, recycling, and reuse).</w:t>
       </w:r>
     </w:p>
     <w:p>
       <w:pPr>
-        <w:keepNext/>
-        <w:spacing w:before="280" w:after="120"/>
+        <w:spacing w:before="0" w:after="120" w:line="276" w:lineRule="auto"/>
         <w:jc w:val="left"/>
       </w:pPr>
       <w:r>
         <w:rPr>
           <w:rFonts w:ascii="Times New Roman" w:hAnsi="Times New Roman"/>
-          <w:b/>
+          <w:b w:val="0"/>
           <w:i w:val="0"/>
           <w:color w:val="000000"/>
-          <w:sz w:val="26"/>
+          <w:sz w:val="22"/>
         </w:rPr>
-        <w:t>4.1 Development Approach</w:t>
+        <w:t>Supporting SDG Alignments include:</w:t>
       </w:r>
     </w:p>
     <w:p>
@@ -2171,7 +2044,7 @@
           <w:color w:val="000000"/>
           <w:sz w:val="22"/>
         </w:rPr>
-        <w:t xml:space="preserve">Incremental Feature Delivery: </w:t>
+        <w:t xml:space="preserve">SDG 6 — Clean Water &amp; Sanitation: </w:t>
       </w:r>
       <w:r>
         <w:rPr>
@@ -2181,7 +2054,7 @@
           <w:color w:val="000000"/>
           <w:sz w:val="22"/>
         </w:rPr>
-        <w:t>Execution progressed across six defined phases, ranging from initial UI prototyping to RAG engine implementation and production deployment.</w:t>
+        <w:t>Monitors water consumption intensity, leak detection reporting, and rainwater harvesting metrics.</w:t>
       </w:r>
     </w:p>
     <w:p>
@@ -2197,7 +2070,7 @@
           <w:color w:val="000000"/>
           <w:sz w:val="22"/>
         </w:rPr>
-        <w:t xml:space="preserve">Server-Side Credential Isolation: </w:t>
+        <w:t xml:space="preserve">SDG 7 — Affordable &amp; Clean Energy: </w:t>
       </w:r>
       <w:r>
         <w:rPr>
@@ -2207,7 +2080,7 @@
           <w:color w:val="000000"/>
           <w:sz w:val="22"/>
         </w:rPr>
-        <w:t>All AI inference calls and API keys were isolated within the FastAPI backend layer.</w:t>
+        <w:t>Tracks building kWh intensity, renewable solar capacity, and HVAC efficiency.</w:t>
       </w:r>
     </w:p>
     <w:p>
@@ -2223,7 +2096,7 @@
           <w:color w:val="000000"/>
           <w:sz w:val="22"/>
         </w:rPr>
-        <w:t xml:space="preserve">Human-Readable Formatting: </w:t>
+        <w:t xml:space="preserve">SDG 11 — Sustainable Cities &amp; Communities: </w:t>
       </w:r>
       <w:r>
         <w:rPr>
@@ -2233,13 +2106,13 @@
           <w:color w:val="000000"/>
           <w:sz w:val="22"/>
         </w:rPr>
-        <w:t>Raw data IDs and technical terms were converted into clear, executive-ready language across all components.</w:t>
+        <w:t>Helps transform educational institutions into eco-friendly micro-communities.</w:t>
       </w:r>
     </w:p>
     <w:p>
       <w:pPr>
         <w:keepNext/>
-        <w:spacing w:before="280" w:after="120"/>
+        <w:spacing w:before="360" w:after="160"/>
         <w:jc w:val="left"/>
       </w:pPr>
       <w:r>
@@ -2248,9 +2121,9 @@
           <w:b/>
           <w:i w:val="0"/>
           <w:color w:val="000000"/>
-          <w:sz w:val="26"/>
+          <w:sz w:val="30"/>
         </w:rPr>
-        <w:t>4.2 Tools and Environments</w:t>
+        <w:t>6. Proposed Solution</w:t>
       </w:r>
     </w:p>
     <w:p>
@@ -2266,7 +2139,1896 @@
           <w:color w:val="000000"/>
           <w:sz w:val="22"/>
         </w:rPr>
-        <w:t>The following table summarizes the core technologies, libraries, and environments utilized across the EcoPilot platform:</w:t>
+        <w:t>EcoPilot delivers an end-to-end intelligence platform that converts raw environmental metrics into grounded strategic decisions across 11 sequential operational stages:</w:t>
+      </w:r>
+    </w:p>
+    <w:tbl>
+      <w:tblPr>
+        <w:tblW w:type="auto" w:w="0"/>
+        <w:jc w:val="center"/>
+        <w:tblLook w:firstColumn="1" w:firstRow="1" w:lastColumn="0" w:lastRow="0" w:noHBand="0" w:noVBand="1" w:val="04A0"/>
+      </w:tblPr>
+      <w:tblGrid>
+        <w:gridCol w:w="9360"/>
+      </w:tblGrid>
+      <w:tr>
+        <w:tc>
+          <w:tcPr>
+            <w:tcW w:type="dxa" w:w="9360"/>
+            <w:shd w:fill="F8F9FA"/>
+            <w:tcMar>
+              <w:top w:w="120" w:type="dxa"/>
+              <w:bottom w:w="120" w:type="dxa"/>
+              <w:left w:w="180" w:type="dxa"/>
+              <w:right w:w="180" w:type="dxa"/>
+            </w:tcMar>
+            <w:tcBorders>
+              <w:top w:val="single" w:sz="4" w:space="0" w:color="D1D5DB"/>
+              <w:left w:val="single" w:sz="4" w:space="0" w:color="D1D5DB"/>
+              <w:bottom w:val="single" w:sz="4" w:space="0" w:color="D1D5DB"/>
+              <w:right w:val="single" w:sz="4" w:space="0" w:color="D1D5DB"/>
+            </w:tcBorders>
+          </w:tcPr>
+          <w:p>
+            <w:pPr>
+              <w:spacing w:before="40" w:after="40" w:line="252" w:lineRule="auto"/>
+            </w:pPr>
+            <w:r>
+              <w:rPr>
+                <w:rFonts w:ascii="Consolas" w:hAnsi="Consolas"/>
+                <w:b w:val="0"/>
+                <w:i w:val="0"/>
+                <w:color w:val="1F2937"/>
+                <w:sz w:val="18"/>
+              </w:rPr>
+              <w:t>[ User Input / CSV Import ]</w:t>
+            </w:r>
+          </w:p>
+          <w:p>
+            <w:pPr>
+              <w:spacing w:before="0" w:after="40" w:line="252" w:lineRule="auto"/>
+            </w:pPr>
+            <w:r>
+              <w:rPr>
+                <w:rFonts w:ascii="Consolas" w:hAnsi="Consolas"/>
+                <w:b w:val="0"/>
+                <w:i w:val="0"/>
+                <w:color w:val="1F2937"/>
+                <w:sz w:val="18"/>
+              </w:rPr>
+              <w:t xml:space="preserve">          │</w:t>
+            </w:r>
+          </w:p>
+          <w:p>
+            <w:pPr>
+              <w:spacing w:before="0" w:after="40" w:line="252" w:lineRule="auto"/>
+            </w:pPr>
+            <w:r>
+              <w:rPr>
+                <w:rFonts w:ascii="Consolas" w:hAnsi="Consolas"/>
+                <w:b w:val="0"/>
+                <w:i w:val="0"/>
+                <w:color w:val="1F2937"/>
+                <w:sz w:val="18"/>
+              </w:rPr>
+              <w:t xml:space="preserve">          ▼</w:t>
+            </w:r>
+          </w:p>
+          <w:p>
+            <w:pPr>
+              <w:spacing w:before="0" w:after="40" w:line="252" w:lineRule="auto"/>
+            </w:pPr>
+            <w:r>
+              <w:rPr>
+                <w:rFonts w:ascii="Consolas" w:hAnsi="Consolas"/>
+                <w:b w:val="0"/>
+                <w:i w:val="0"/>
+                <w:color w:val="1F2937"/>
+                <w:sz w:val="18"/>
+              </w:rPr>
+              <w:t>[ Category Data Normalization (0-100 Scale) ]</w:t>
+            </w:r>
+          </w:p>
+          <w:p>
+            <w:pPr>
+              <w:spacing w:before="0" w:after="40" w:line="252" w:lineRule="auto"/>
+            </w:pPr>
+            <w:r>
+              <w:rPr>
+                <w:rFonts w:ascii="Consolas" w:hAnsi="Consolas"/>
+                <w:b w:val="0"/>
+                <w:i w:val="0"/>
+                <w:color w:val="1F2937"/>
+                <w:sz w:val="18"/>
+              </w:rPr>
+              <w:t xml:space="preserve">          │</w:t>
+            </w:r>
+          </w:p>
+          <w:p>
+            <w:pPr>
+              <w:spacing w:before="0" w:after="40" w:line="252" w:lineRule="auto"/>
+            </w:pPr>
+            <w:r>
+              <w:rPr>
+                <w:rFonts w:ascii="Consolas" w:hAnsi="Consolas"/>
+                <w:b w:val="0"/>
+                <w:i w:val="0"/>
+                <w:color w:val="1F2937"/>
+                <w:sz w:val="18"/>
+              </w:rPr>
+              <w:t xml:space="preserve">          ▼</w:t>
+            </w:r>
+          </w:p>
+          <w:p>
+            <w:pPr>
+              <w:spacing w:before="0" w:after="40" w:line="252" w:lineRule="auto"/>
+            </w:pPr>
+            <w:r>
+              <w:rPr>
+                <w:rFonts w:ascii="Consolas" w:hAnsi="Consolas"/>
+                <w:b w:val="0"/>
+                <w:i w:val="0"/>
+                <w:color w:val="1F2937"/>
+                <w:sz w:val="18"/>
+              </w:rPr>
+              <w:t>[ Firebase Firestore Document Persistence ]</w:t>
+            </w:r>
+          </w:p>
+          <w:p>
+            <w:pPr>
+              <w:spacing w:before="0" w:after="40" w:line="252" w:lineRule="auto"/>
+            </w:pPr>
+            <w:r>
+              <w:rPr>
+                <w:rFonts w:ascii="Consolas" w:hAnsi="Consolas"/>
+                <w:b w:val="0"/>
+                <w:i w:val="0"/>
+                <w:color w:val="1F2937"/>
+                <w:sz w:val="18"/>
+              </w:rPr>
+              <w:t xml:space="preserve">          │</w:t>
+            </w:r>
+          </w:p>
+          <w:p>
+            <w:pPr>
+              <w:spacing w:before="0" w:after="40" w:line="252" w:lineRule="auto"/>
+            </w:pPr>
+            <w:r>
+              <w:rPr>
+                <w:rFonts w:ascii="Consolas" w:hAnsi="Consolas"/>
+                <w:b w:val="0"/>
+                <w:i w:val="0"/>
+                <w:color w:val="1F2937"/>
+                <w:sz w:val="18"/>
+              </w:rPr>
+              <w:t xml:space="preserve">          ▼</w:t>
+            </w:r>
+          </w:p>
+          <w:p>
+            <w:pPr>
+              <w:spacing w:before="0" w:after="40" w:line="252" w:lineRule="auto"/>
+            </w:pPr>
+            <w:r>
+              <w:rPr>
+                <w:rFonts w:ascii="Consolas" w:hAnsi="Consolas"/>
+                <w:b w:val="0"/>
+                <w:i w:val="0"/>
+                <w:color w:val="1F2937"/>
+                <w:sz w:val="18"/>
+              </w:rPr>
+              <w:t>[ Statistical Analytics &amp; Hotspot Detection Engine ]</w:t>
+            </w:r>
+          </w:p>
+          <w:p>
+            <w:pPr>
+              <w:spacing w:before="0" w:after="40" w:line="252" w:lineRule="auto"/>
+            </w:pPr>
+            <w:r>
+              <w:rPr>
+                <w:rFonts w:ascii="Consolas" w:hAnsi="Consolas"/>
+                <w:b w:val="0"/>
+                <w:i w:val="0"/>
+                <w:color w:val="1F2937"/>
+                <w:sz w:val="18"/>
+              </w:rPr>
+              <w:t xml:space="preserve">          │</w:t>
+            </w:r>
+          </w:p>
+          <w:p>
+            <w:pPr>
+              <w:spacing w:before="0" w:after="40" w:line="252" w:lineRule="auto"/>
+            </w:pPr>
+            <w:r>
+              <w:rPr>
+                <w:rFonts w:ascii="Consolas" w:hAnsi="Consolas"/>
+                <w:b w:val="0"/>
+                <w:i w:val="0"/>
+                <w:color w:val="1F2937"/>
+                <w:sz w:val="18"/>
+              </w:rPr>
+              <w:t xml:space="preserve">          ▼</w:t>
+            </w:r>
+          </w:p>
+          <w:p>
+            <w:pPr>
+              <w:spacing w:before="0" w:after="40" w:line="252" w:lineRule="auto"/>
+            </w:pPr>
+            <w:r>
+              <w:rPr>
+                <w:rFonts w:ascii="Consolas" w:hAnsi="Consolas"/>
+                <w:b w:val="0"/>
+                <w:i w:val="0"/>
+                <w:color w:val="1F2937"/>
+                <w:sz w:val="18"/>
+              </w:rPr>
+              <w:t>[ FAISS Vector Index Similarity Retrieval (RAG) ]</w:t>
+            </w:r>
+          </w:p>
+          <w:p>
+            <w:pPr>
+              <w:spacing w:before="0" w:after="40" w:line="252" w:lineRule="auto"/>
+            </w:pPr>
+            <w:r>
+              <w:rPr>
+                <w:rFonts w:ascii="Consolas" w:hAnsi="Consolas"/>
+                <w:b w:val="0"/>
+                <w:i w:val="0"/>
+                <w:color w:val="1F2937"/>
+                <w:sz w:val="18"/>
+              </w:rPr>
+              <w:t xml:space="preserve">          │</w:t>
+            </w:r>
+          </w:p>
+          <w:p>
+            <w:pPr>
+              <w:spacing w:before="0" w:after="40" w:line="252" w:lineRule="auto"/>
+            </w:pPr>
+            <w:r>
+              <w:rPr>
+                <w:rFonts w:ascii="Consolas" w:hAnsi="Consolas"/>
+                <w:b w:val="0"/>
+                <w:i w:val="0"/>
+                <w:color w:val="1F2937"/>
+                <w:sz w:val="18"/>
+              </w:rPr>
+              <w:t xml:space="preserve">          ▼</w:t>
+            </w:r>
+          </w:p>
+          <w:p>
+            <w:pPr>
+              <w:spacing w:before="0" w:after="40" w:line="252" w:lineRule="auto"/>
+            </w:pPr>
+            <w:r>
+              <w:rPr>
+                <w:rFonts w:ascii="Consolas" w:hAnsi="Consolas"/>
+                <w:b w:val="0"/>
+                <w:i w:val="0"/>
+                <w:color w:val="1F2937"/>
+                <w:sz w:val="18"/>
+              </w:rPr>
+              <w:t>[ Grounded Context &amp; Metric Prompt Assembly ]</w:t>
+            </w:r>
+          </w:p>
+          <w:p>
+            <w:pPr>
+              <w:spacing w:before="0" w:after="40" w:line="252" w:lineRule="auto"/>
+            </w:pPr>
+            <w:r>
+              <w:rPr>
+                <w:rFonts w:ascii="Consolas" w:hAnsi="Consolas"/>
+                <w:b w:val="0"/>
+                <w:i w:val="0"/>
+                <w:color w:val="1F2937"/>
+                <w:sz w:val="18"/>
+              </w:rPr>
+              <w:t xml:space="preserve">          │</w:t>
+            </w:r>
+          </w:p>
+          <w:p>
+            <w:pPr>
+              <w:spacing w:before="0" w:after="40" w:line="252" w:lineRule="auto"/>
+            </w:pPr>
+            <w:r>
+              <w:rPr>
+                <w:rFonts w:ascii="Consolas" w:hAnsi="Consolas"/>
+                <w:b w:val="0"/>
+                <w:i w:val="0"/>
+                <w:color w:val="1F2937"/>
+                <w:sz w:val="18"/>
+              </w:rPr>
+              <w:t xml:space="preserve">          ▼</w:t>
+            </w:r>
+          </w:p>
+          <w:p>
+            <w:pPr>
+              <w:spacing w:before="0" w:after="40" w:line="252" w:lineRule="auto"/>
+            </w:pPr>
+            <w:r>
+              <w:rPr>
+                <w:rFonts w:ascii="Consolas" w:hAnsi="Consolas"/>
+                <w:b w:val="0"/>
+                <w:i w:val="0"/>
+                <w:color w:val="1F2937"/>
+                <w:sz w:val="18"/>
+              </w:rPr>
+              <w:t>[ FastAPI Backend Proxy Execution ]</w:t>
+            </w:r>
+          </w:p>
+          <w:p>
+            <w:pPr>
+              <w:spacing w:before="0" w:after="40" w:line="252" w:lineRule="auto"/>
+            </w:pPr>
+            <w:r>
+              <w:rPr>
+                <w:rFonts w:ascii="Consolas" w:hAnsi="Consolas"/>
+                <w:b w:val="0"/>
+                <w:i w:val="0"/>
+                <w:color w:val="1F2937"/>
+                <w:sz w:val="18"/>
+              </w:rPr>
+              <w:t xml:space="preserve">          │</w:t>
+            </w:r>
+          </w:p>
+          <w:p>
+            <w:pPr>
+              <w:spacing w:before="0" w:after="40" w:line="252" w:lineRule="auto"/>
+            </w:pPr>
+            <w:r>
+              <w:rPr>
+                <w:rFonts w:ascii="Consolas" w:hAnsi="Consolas"/>
+                <w:b w:val="0"/>
+                <w:i w:val="0"/>
+                <w:color w:val="1F2937"/>
+                <w:sz w:val="18"/>
+              </w:rPr>
+              <w:t xml:space="preserve">          ▼</w:t>
+            </w:r>
+          </w:p>
+          <w:p>
+            <w:pPr>
+              <w:spacing w:before="0" w:after="40" w:line="252" w:lineRule="auto"/>
+            </w:pPr>
+            <w:r>
+              <w:rPr>
+                <w:rFonts w:ascii="Consolas" w:hAnsi="Consolas"/>
+                <w:b w:val="0"/>
+                <w:i w:val="0"/>
+                <w:color w:val="1F2937"/>
+                <w:sz w:val="18"/>
+              </w:rPr>
+              <w:t>[ Groq Hardware Accelerated LLM (qwen/qwen3.8-27b) ]</w:t>
+            </w:r>
+          </w:p>
+          <w:p>
+            <w:pPr>
+              <w:spacing w:before="0" w:after="40" w:line="252" w:lineRule="auto"/>
+            </w:pPr>
+            <w:r>
+              <w:rPr>
+                <w:rFonts w:ascii="Consolas" w:hAnsi="Consolas"/>
+                <w:b w:val="0"/>
+                <w:i w:val="0"/>
+                <w:color w:val="1F2937"/>
+                <w:sz w:val="18"/>
+              </w:rPr>
+              <w:t xml:space="preserve">          │</w:t>
+            </w:r>
+          </w:p>
+          <w:p>
+            <w:pPr>
+              <w:spacing w:before="0" w:after="40" w:line="252" w:lineRule="auto"/>
+            </w:pPr>
+            <w:r>
+              <w:rPr>
+                <w:rFonts w:ascii="Consolas" w:hAnsi="Consolas"/>
+                <w:b w:val="0"/>
+                <w:i w:val="0"/>
+                <w:color w:val="1F2937"/>
+                <w:sz w:val="18"/>
+              </w:rPr>
+              <w:t xml:space="preserve">          ▼</w:t>
+            </w:r>
+          </w:p>
+          <w:p>
+            <w:pPr>
+              <w:spacing w:before="0" w:after="40" w:line="252" w:lineRule="auto"/>
+            </w:pPr>
+            <w:r>
+              <w:rPr>
+                <w:rFonts w:ascii="Consolas" w:hAnsi="Consolas"/>
+                <w:b w:val="0"/>
+                <w:i w:val="0"/>
+                <w:color w:val="1F2937"/>
+                <w:sz w:val="18"/>
+              </w:rPr>
+              <w:t>[ JSON Schema Validation &amp; Error Handling ]</w:t>
+            </w:r>
+          </w:p>
+          <w:p>
+            <w:pPr>
+              <w:spacing w:before="0" w:after="40" w:line="252" w:lineRule="auto"/>
+            </w:pPr>
+            <w:r>
+              <w:rPr>
+                <w:rFonts w:ascii="Consolas" w:hAnsi="Consolas"/>
+                <w:b w:val="0"/>
+                <w:i w:val="0"/>
+                <w:color w:val="1F2937"/>
+                <w:sz w:val="18"/>
+              </w:rPr>
+              <w:t xml:space="preserve">          │</w:t>
+            </w:r>
+          </w:p>
+          <w:p>
+            <w:pPr>
+              <w:spacing w:before="0" w:after="40" w:line="252" w:lineRule="auto"/>
+            </w:pPr>
+            <w:r>
+              <w:rPr>
+                <w:rFonts w:ascii="Consolas" w:hAnsi="Consolas"/>
+                <w:b w:val="0"/>
+                <w:i w:val="0"/>
+                <w:color w:val="1F2937"/>
+                <w:sz w:val="18"/>
+              </w:rPr>
+              <w:t xml:space="preserve">          ▼</w:t>
+            </w:r>
+          </w:p>
+          <w:p>
+            <w:pPr>
+              <w:spacing w:before="0" w:after="40" w:line="252" w:lineRule="auto"/>
+            </w:pPr>
+            <w:r>
+              <w:rPr>
+                <w:rFonts w:ascii="Consolas" w:hAnsi="Consolas"/>
+                <w:b w:val="0"/>
+                <w:i w:val="0"/>
+                <w:color w:val="1F2937"/>
+                <w:sz w:val="18"/>
+              </w:rPr>
+              <w:t>[ React Interactive UI Rendering &amp; Action Plan ]</w:t>
+            </w:r>
+          </w:p>
+          <w:p>
+            <w:pPr>
+              <w:spacing w:before="0" w:after="40" w:line="252" w:lineRule="auto"/>
+            </w:pPr>
+            <w:r>
+              <w:rPr>
+                <w:rFonts w:ascii="Consolas" w:hAnsi="Consolas"/>
+                <w:b w:val="0"/>
+                <w:i w:val="0"/>
+                <w:color w:val="1F2937"/>
+                <w:sz w:val="18"/>
+              </w:rPr>
+              <w:t xml:space="preserve">          │</w:t>
+            </w:r>
+          </w:p>
+          <w:p>
+            <w:pPr>
+              <w:spacing w:before="0" w:after="40" w:line="252" w:lineRule="auto"/>
+            </w:pPr>
+            <w:r>
+              <w:rPr>
+                <w:rFonts w:ascii="Consolas" w:hAnsi="Consolas"/>
+                <w:b w:val="0"/>
+                <w:i w:val="0"/>
+                <w:color w:val="1F2937"/>
+                <w:sz w:val="18"/>
+              </w:rPr>
+              <w:t xml:space="preserve">          ▼</w:t>
+            </w:r>
+          </w:p>
+          <w:p>
+            <w:pPr>
+              <w:spacing w:before="0" w:after="40" w:line="252" w:lineRule="auto"/>
+            </w:pPr>
+            <w:r>
+              <w:rPr>
+                <w:rFonts w:ascii="Consolas" w:hAnsi="Consolas"/>
+                <w:b w:val="0"/>
+                <w:i w:val="0"/>
+                <w:color w:val="1F2937"/>
+                <w:sz w:val="18"/>
+              </w:rPr>
+              <w:t>[ Client-Side PDF Report Generation (html2pdf.js) ]</w:t>
+            </w:r>
+          </w:p>
+        </w:tc>
+      </w:tr>
+    </w:tbl>
+    <w:p>
+      <w:pPr>
+        <w:spacing w:after="120"/>
+      </w:pPr>
+    </w:p>
+    <w:p>
+      <w:pPr>
+        <w:keepNext/>
+        <w:spacing w:before="360" w:after="160"/>
+        <w:jc w:val="left"/>
+      </w:pPr>
+      <w:r>
+        <w:rPr>
+          <w:rFonts w:ascii="Times New Roman" w:hAnsi="Times New Roman"/>
+          <w:b/>
+          <w:i w:val="0"/>
+          <w:color w:val="000000"/>
+          <w:sz w:val="30"/>
+        </w:rPr>
+        <w:t>7. System Features</w:t>
+      </w:r>
+    </w:p>
+    <w:p>
+      <w:pPr>
+        <w:spacing w:before="0" w:after="120" w:line="276" w:lineRule="auto"/>
+        <w:jc w:val="left"/>
+      </w:pPr>
+      <w:r>
+        <w:rPr>
+          <w:rFonts w:ascii="Times New Roman" w:hAnsi="Times New Roman"/>
+          <w:b w:val="0"/>
+          <w:i w:val="0"/>
+          <w:color w:val="000000"/>
+          <w:sz w:val="22"/>
+        </w:rPr>
+        <w:t>EcoPilot incorporates 8 core implemented system features:</w:t>
+      </w:r>
+    </w:p>
+    <w:p>
+      <w:pPr>
+        <w:pStyle w:val="ListBullet"/>
+        <w:spacing w:before="0" w:after="60" w:line="276" w:lineRule="auto"/>
+      </w:pPr>
+      <w:r>
+        <w:rPr>
+          <w:rFonts w:ascii="Times New Roman" w:hAnsi="Times New Roman"/>
+          <w:b/>
+          <w:i w:val="0"/>
+          <w:color w:val="000000"/>
+          <w:sz w:val="22"/>
+        </w:rPr>
+        <w:t xml:space="preserve">1. User Authentication &amp; Authorization: </w:t>
+      </w:r>
+      <w:r>
+        <w:rPr>
+          <w:rFonts w:ascii="Times New Roman" w:hAnsi="Times New Roman"/>
+          <w:b w:val="0"/>
+          <w:i w:val="0"/>
+          <w:color w:val="000000"/>
+          <w:sz w:val="22"/>
+        </w:rPr>
+        <w:t>Firebase Auth email/password login, protected client routing, and document-level Firestore security rules.</w:t>
+      </w:r>
+    </w:p>
+    <w:p>
+      <w:pPr>
+        <w:pStyle w:val="ListBullet"/>
+        <w:spacing w:before="0" w:after="60" w:line="276" w:lineRule="auto"/>
+      </w:pPr>
+      <w:r>
+        <w:rPr>
+          <w:rFonts w:ascii="Times New Roman" w:hAnsi="Times New Roman"/>
+          <w:b/>
+          <w:i w:val="0"/>
+          <w:color w:val="000000"/>
+          <w:sz w:val="22"/>
+        </w:rPr>
+        <w:t xml:space="preserve">2. Multi-Category Sustainability Assessments: </w:t>
+      </w:r>
+      <w:r>
+        <w:rPr>
+          <w:rFonts w:ascii="Times New Roman" w:hAnsi="Times New Roman"/>
+          <w:b w:val="0"/>
+          <w:i w:val="0"/>
+          <w:color w:val="000000"/>
+          <w:sz w:val="22"/>
+        </w:rPr>
+        <w:t>Structured data collection across Energy, Water, Waste, Transit, and Food with instant score calculation.</w:t>
+      </w:r>
+    </w:p>
+    <w:p>
+      <w:pPr>
+        <w:pStyle w:val="ListBullet"/>
+        <w:spacing w:before="0" w:after="60" w:line="276" w:lineRule="auto"/>
+      </w:pPr>
+      <w:r>
+        <w:rPr>
+          <w:rFonts w:ascii="Times New Roman" w:hAnsi="Times New Roman"/>
+          <w:b/>
+          <w:i w:val="0"/>
+          <w:color w:val="000000"/>
+          <w:sz w:val="22"/>
+        </w:rPr>
+        <w:t xml:space="preserve">3. Assessment Import &amp; Export: </w:t>
+      </w:r>
+      <w:r>
+        <w:rPr>
+          <w:rFonts w:ascii="Times New Roman" w:hAnsi="Times New Roman"/>
+          <w:b w:val="0"/>
+          <w:i w:val="0"/>
+          <w:color w:val="000000"/>
+          <w:sz w:val="22"/>
+        </w:rPr>
+        <w:t>Supports structured CSV/Excel template parsing and export for multi-campus audit records.</w:t>
+      </w:r>
+    </w:p>
+    <w:p>
+      <w:pPr>
+        <w:pStyle w:val="ListBullet"/>
+        <w:spacing w:before="0" w:after="60" w:line="276" w:lineRule="auto"/>
+      </w:pPr>
+      <w:r>
+        <w:rPr>
+          <w:rFonts w:ascii="Times New Roman" w:hAnsi="Times New Roman"/>
+          <w:b/>
+          <w:i w:val="0"/>
+          <w:color w:val="000000"/>
+          <w:sz w:val="22"/>
+        </w:rPr>
+        <w:t xml:space="preserve">4. Executive Dashboard: </w:t>
+      </w:r>
+      <w:r>
+        <w:rPr>
+          <w:rFonts w:ascii="Times New Roman" w:hAnsi="Times New Roman"/>
+          <w:b w:val="0"/>
+          <w:i w:val="0"/>
+          <w:color w:val="000000"/>
+          <w:sz w:val="22"/>
+        </w:rPr>
+        <w:t>Real-time overall sustainability score (0-100), letter grade (A+ to F), and category health overview cards.</w:t>
+      </w:r>
+    </w:p>
+    <w:p>
+      <w:pPr>
+        <w:pStyle w:val="ListBullet"/>
+        <w:spacing w:before="0" w:after="60" w:line="276" w:lineRule="auto"/>
+      </w:pPr>
+      <w:r>
+        <w:rPr>
+          <w:rFonts w:ascii="Times New Roman" w:hAnsi="Times New Roman"/>
+          <w:b/>
+          <w:i w:val="0"/>
+          <w:color w:val="000000"/>
+          <w:sz w:val="22"/>
+        </w:rPr>
+        <w:t xml:space="preserve">5. Analytics &amp; Automated Hotspot Detector: </w:t>
+      </w:r>
+      <w:r>
+        <w:rPr>
+          <w:rFonts w:ascii="Times New Roman" w:hAnsi="Times New Roman"/>
+          <w:b w:val="0"/>
+          <w:i w:val="0"/>
+          <w:color w:val="000000"/>
+          <w:sz w:val="22"/>
+        </w:rPr>
+        <w:t>Interactive Recharts visual graphs, trend trajectory analysis, and instant category vulnerability alerts.</w:t>
+      </w:r>
+    </w:p>
+    <w:p>
+      <w:pPr>
+        <w:pStyle w:val="ListBullet"/>
+        <w:spacing w:before="0" w:after="60" w:line="276" w:lineRule="auto"/>
+      </w:pPr>
+      <w:r>
+        <w:rPr>
+          <w:rFonts w:ascii="Times New Roman" w:hAnsi="Times New Roman"/>
+          <w:b/>
+          <w:i w:val="0"/>
+          <w:color w:val="000000"/>
+          <w:sz w:val="22"/>
+        </w:rPr>
+        <w:t xml:space="preserve">6. Multi-Period Assessment Comparison: </w:t>
+      </w:r>
+      <w:r>
+        <w:rPr>
+          <w:rFonts w:ascii="Times New Roman" w:hAnsi="Times New Roman"/>
+          <w:b w:val="0"/>
+          <w:i w:val="0"/>
+          <w:color w:val="000000"/>
+          <w:sz w:val="22"/>
+        </w:rPr>
+        <w:t>Side-by-side comparative analysis between audit periods to track sustainability score progress over time.</w:t>
+      </w:r>
+    </w:p>
+    <w:p>
+      <w:pPr>
+        <w:pStyle w:val="ListBullet"/>
+        <w:spacing w:before="0" w:after="60" w:line="276" w:lineRule="auto"/>
+      </w:pPr>
+      <w:r>
+        <w:rPr>
+          <w:rFonts w:ascii="Times New Roman" w:hAnsi="Times New Roman"/>
+          <w:b/>
+          <w:i w:val="0"/>
+          <w:color w:val="000000"/>
+          <w:sz w:val="22"/>
+        </w:rPr>
+        <w:t xml:space="preserve">7. Knowledge Base &amp; Reference Library: </w:t>
+      </w:r>
+      <w:r>
+        <w:rPr>
+          <w:rFonts w:ascii="Times New Roman" w:hAnsi="Times New Roman"/>
+          <w:b w:val="0"/>
+          <w:i w:val="0"/>
+          <w:color w:val="000000"/>
+          <w:sz w:val="22"/>
+        </w:rPr>
+        <w:t>Searchable repository of campus sustainability guidelines, zero-waste targets, and energy standards.</w:t>
+      </w:r>
+    </w:p>
+    <w:p>
+      <w:pPr>
+        <w:pStyle w:val="ListBullet"/>
+        <w:spacing w:before="0" w:after="60" w:line="276" w:lineRule="auto"/>
+      </w:pPr>
+      <w:r>
+        <w:rPr>
+          <w:rFonts w:ascii="Times New Roman" w:hAnsi="Times New Roman"/>
+          <w:b/>
+          <w:i w:val="0"/>
+          <w:color w:val="000000"/>
+          <w:sz w:val="22"/>
+        </w:rPr>
+        <w:t xml:space="preserve">8. AI Intelligence Engine &amp; PDF Exporter: </w:t>
+      </w:r>
+      <w:r>
+        <w:rPr>
+          <w:rFonts w:ascii="Times New Roman" w:hAnsi="Times New Roman"/>
+          <w:b w:val="0"/>
+          <w:i w:val="0"/>
+          <w:color w:val="000000"/>
+          <w:sz w:val="22"/>
+        </w:rPr>
+        <w:t>RAG-backed executive summary generation, evidence-grounded recommendations, action plans, and client-side PDF export via html2pdf.js.</w:t>
+      </w:r>
+    </w:p>
+    <w:p>
+      <w:pPr>
+        <w:keepNext/>
+        <w:spacing w:before="360" w:after="160"/>
+        <w:jc w:val="left"/>
+      </w:pPr>
+      <w:r>
+        <w:rPr>
+          <w:rFonts w:ascii="Times New Roman" w:hAnsi="Times New Roman"/>
+          <w:b/>
+          <w:i w:val="0"/>
+          <w:color w:val="000000"/>
+          <w:sz w:val="30"/>
+        </w:rPr>
+        <w:t>8. AI Elements and Tools Used</w:t>
+      </w:r>
+    </w:p>
+    <w:p>
+      <w:pPr>
+        <w:spacing w:before="0" w:after="120" w:line="276" w:lineRule="auto"/>
+        <w:jc w:val="left"/>
+      </w:pPr>
+      <w:r>
+        <w:rPr>
+          <w:rFonts w:ascii="Times New Roman" w:hAnsi="Times New Roman"/>
+          <w:b w:val="0"/>
+          <w:i w:val="0"/>
+          <w:color w:val="000000"/>
+          <w:sz w:val="22"/>
+        </w:rPr>
+        <w:t>AI Infrastructure Stack:</w:t>
+      </w:r>
+    </w:p>
+    <w:p>
+      <w:pPr>
+        <w:pStyle w:val="ListBullet"/>
+        <w:spacing w:before="0" w:after="60" w:line="276" w:lineRule="auto"/>
+      </w:pPr>
+      <w:r>
+        <w:rPr>
+          <w:rFonts w:ascii="Times New Roman" w:hAnsi="Times New Roman"/>
+          <w:b/>
+          <w:i w:val="0"/>
+          <w:color w:val="000000"/>
+          <w:sz w:val="22"/>
+        </w:rPr>
+        <w:t xml:space="preserve">LLM Inference Provider: </w:t>
+      </w:r>
+      <w:r>
+        <w:rPr>
+          <w:rFonts w:ascii="Times New Roman" w:hAnsi="Times New Roman"/>
+          <w:b w:val="0"/>
+          <w:i w:val="0"/>
+          <w:color w:val="000000"/>
+          <w:sz w:val="22"/>
+        </w:rPr>
+        <w:t>Groq API (Hosted LPU hardware inference engine)</w:t>
+      </w:r>
+    </w:p>
+    <w:p>
+      <w:pPr>
+        <w:pStyle w:val="ListBullet"/>
+        <w:spacing w:before="0" w:after="60" w:line="276" w:lineRule="auto"/>
+      </w:pPr>
+      <w:r>
+        <w:rPr>
+          <w:rFonts w:ascii="Times New Roman" w:hAnsi="Times New Roman"/>
+          <w:b/>
+          <w:i w:val="0"/>
+          <w:color w:val="000000"/>
+          <w:sz w:val="22"/>
+        </w:rPr>
+        <w:t xml:space="preserve">Production LLM Model: </w:t>
+      </w:r>
+      <w:r>
+        <w:rPr>
+          <w:rFonts w:ascii="Times New Roman" w:hAnsi="Times New Roman"/>
+          <w:b w:val="0"/>
+          <w:i w:val="0"/>
+          <w:color w:val="000000"/>
+          <w:sz w:val="22"/>
+        </w:rPr>
+        <w:t>qwen/qwen3.8-27b</w:t>
+      </w:r>
+    </w:p>
+    <w:p>
+      <w:pPr>
+        <w:pStyle w:val="ListBullet"/>
+        <w:spacing w:before="0" w:after="60" w:line="276" w:lineRule="auto"/>
+      </w:pPr>
+      <w:r>
+        <w:rPr>
+          <w:rFonts w:ascii="Times New Roman" w:hAnsi="Times New Roman"/>
+          <w:b/>
+          <w:i w:val="0"/>
+          <w:color w:val="000000"/>
+          <w:sz w:val="22"/>
+        </w:rPr>
+        <w:t xml:space="preserve">Environment Variable Configuration: </w:t>
+      </w:r>
+      <w:r>
+        <w:rPr>
+          <w:rFonts w:ascii="Times New Roman" w:hAnsi="Times New Roman"/>
+          <w:b w:val="0"/>
+          <w:i w:val="0"/>
+          <w:color w:val="000000"/>
+          <w:sz w:val="22"/>
+        </w:rPr>
+        <w:t>GROQ_MODEL=qwen/qwen3.8-27b</w:t>
+      </w:r>
+    </w:p>
+    <w:p>
+      <w:pPr>
+        <w:spacing w:before="0" w:after="120" w:line="276" w:lineRule="auto"/>
+        <w:jc w:val="left"/>
+      </w:pPr>
+      <w:r>
+        <w:rPr>
+          <w:rFonts w:ascii="Times New Roman" w:hAnsi="Times New Roman"/>
+          <w:b w:val="0"/>
+          <w:i w:val="0"/>
+          <w:color w:val="000000"/>
+          <w:sz w:val="22"/>
+        </w:rPr>
+        <w:t>Rationale for Hosted API Inference:</w:t>
+      </w:r>
+    </w:p>
+    <w:p>
+      <w:pPr>
+        <w:spacing w:before="0" w:after="120" w:line="276" w:lineRule="auto"/>
+        <w:jc w:val="left"/>
+      </w:pPr>
+      <w:r>
+        <w:rPr>
+          <w:rFonts w:ascii="Times New Roman" w:hAnsi="Times New Roman"/>
+          <w:b w:val="0"/>
+          <w:i w:val="0"/>
+          <w:color w:val="000000"/>
+          <w:sz w:val="22"/>
+        </w:rPr>
+        <w:t>Running a 27B parameter model locally requires multi-GPU hardware (NVIDIA A100 specs), which is impractical for standard institutional deployments. Groq API's LPU acceleration provides sub-2-second inference, guaranteed JSON schema compliance, and zero client GPU overhead.</w:t>
+      </w:r>
+    </w:p>
+    <w:p>
+      <w:pPr>
+        <w:spacing w:before="0" w:after="120" w:line="276" w:lineRule="auto"/>
+        <w:jc w:val="left"/>
+      </w:pPr>
+      <w:r>
+        <w:rPr>
+          <w:rFonts w:ascii="Times New Roman" w:hAnsi="Times New Roman"/>
+          <w:b w:val="0"/>
+          <w:i w:val="0"/>
+          <w:color w:val="000000"/>
+          <w:sz w:val="22"/>
+        </w:rPr>
+        <w:t>Model Clarification: IBM Granite was evaluated during early exploratory testing, but qwen/qwen3.8-27b accessed via Groq API is the active production model.</w:t>
+      </w:r>
+    </w:p>
+    <w:p>
+      <w:pPr>
+        <w:keepNext/>
+        <w:spacing w:before="360" w:after="160"/>
+        <w:jc w:val="left"/>
+      </w:pPr>
+      <w:r>
+        <w:rPr>
+          <w:rFonts w:ascii="Times New Roman" w:hAnsi="Times New Roman"/>
+          <w:b/>
+          <w:i w:val="0"/>
+          <w:color w:val="000000"/>
+          <w:sz w:val="30"/>
+        </w:rPr>
+        <w:t>9. RAG Architecture</w:t>
+      </w:r>
+    </w:p>
+    <w:p>
+      <w:pPr>
+        <w:spacing w:before="0" w:after="120" w:line="276" w:lineRule="auto"/>
+        <w:jc w:val="left"/>
+      </w:pPr>
+      <w:r>
+        <w:rPr>
+          <w:rFonts w:ascii="Times New Roman" w:hAnsi="Times New Roman"/>
+          <w:b w:val="0"/>
+          <w:i w:val="0"/>
+          <w:color w:val="000000"/>
+          <w:sz w:val="22"/>
+        </w:rPr>
+        <w:t>Retrieval-Augmented Generation (RAG) anchors model outputs in factual knowledge passages retrieved from a FAISS vector index, preventing ungrounded AI hallucinations:</w:t>
+      </w:r>
+    </w:p>
+    <w:p>
+      <w:pPr>
+        <w:spacing w:before="160" w:after="80"/>
+        <w:jc w:val="center"/>
+      </w:pPr>
+      <w:r>
+        <w:drawing>
+          <wp:inline xmlns:a="http://schemas.openxmlformats.org/drawingml/2006/main" xmlns:pic="http://schemas.openxmlformats.org/drawingml/2006/picture">
+            <wp:extent cx="5486400" cy="5486400"/>
+            <wp:docPr id="1" name="Picture 1"/>
+            <wp:cNvGraphicFramePr>
+              <a:graphicFrameLocks noChangeAspect="1"/>
+            </wp:cNvGraphicFramePr>
+            <a:graphic>
+              <a:graphicData uri="http://schemas.openxmlformats.org/drawingml/2006/picture">
+                <pic:pic>
+                  <pic:nvPicPr>
+                    <pic:cNvPr id="0" name="rag_architecture_diagram.png"/>
+                    <pic:cNvPicPr/>
+                  </pic:nvPicPr>
+                  <pic:blipFill>
+                    <a:blip r:embed="rId11"/>
+                    <a:stretch>
+                      <a:fillRect/>
+                    </a:stretch>
+                  </pic:blipFill>
+                  <pic:spPr>
+                    <a:xfrm>
+                      <a:off x="0" y="0"/>
+                      <a:ext cx="5486400" cy="5486400"/>
+                    </a:xfrm>
+                    <a:prstGeom prst="rect"/>
+                  </pic:spPr>
+                </pic:pic>
+              </a:graphicData>
+            </a:graphic>
+          </wp:inline>
+        </w:drawing>
+      </w:r>
+    </w:p>
+    <w:p>
+      <w:pPr>
+        <w:spacing w:before="40" w:after="240" w:line="276" w:lineRule="auto"/>
+        <w:jc w:val="center"/>
+      </w:pPr>
+      <w:r>
+        <w:rPr>
+          <w:rFonts w:ascii="Times New Roman" w:hAnsi="Times New Roman"/>
+          <w:b w:val="0"/>
+          <w:i/>
+          <w:color w:val="505050"/>
+          <w:sz w:val="19"/>
+        </w:rPr>
+        <w:t>Figure 9.1 — Retrieval-Augmented Generation (RAG) Architecture Workflow Diagram</w:t>
+      </w:r>
+    </w:p>
+    <w:tbl>
+      <w:tblPr>
+        <w:tblW w:type="auto" w:w="0"/>
+        <w:jc w:val="center"/>
+        <w:tblLook w:firstColumn="1" w:firstRow="1" w:lastColumn="0" w:lastRow="0" w:noHBand="0" w:noVBand="1" w:val="04A0"/>
+      </w:tblPr>
+      <w:tblGrid>
+        <w:gridCol w:w="9360"/>
+      </w:tblGrid>
+      <w:tr>
+        <w:tc>
+          <w:tcPr>
+            <w:tcW w:type="dxa" w:w="9360"/>
+            <w:shd w:fill="F8F9FA"/>
+            <w:tcMar>
+              <w:top w:w="120" w:type="dxa"/>
+              <w:bottom w:w="120" w:type="dxa"/>
+              <w:left w:w="180" w:type="dxa"/>
+              <w:right w:w="180" w:type="dxa"/>
+            </w:tcMar>
+            <w:tcBorders>
+              <w:top w:val="single" w:sz="4" w:space="0" w:color="D1D5DB"/>
+              <w:left w:val="single" w:sz="4" w:space="0" w:color="D1D5DB"/>
+              <w:bottom w:val="single" w:sz="4" w:space="0" w:color="D1D5DB"/>
+              <w:right w:val="single" w:sz="4" w:space="0" w:color="D1D5DB"/>
+            </w:tcBorders>
+          </w:tcPr>
+          <w:p>
+            <w:pPr>
+              <w:spacing w:before="40" w:after="40" w:line="252" w:lineRule="auto"/>
+            </w:pPr>
+            <w:r>
+              <w:rPr>
+                <w:rFonts w:ascii="Consolas" w:hAnsi="Consolas"/>
+                <w:b w:val="0"/>
+                <w:i w:val="0"/>
+                <w:color w:val="1F2937"/>
+                <w:sz w:val="18"/>
+              </w:rPr>
+              <w:t>+------------------+     +-------------------+     +--------------------+</w:t>
+            </w:r>
+          </w:p>
+          <w:p>
+            <w:pPr>
+              <w:spacing w:before="0" w:after="40" w:line="252" w:lineRule="auto"/>
+            </w:pPr>
+            <w:r>
+              <w:rPr>
+                <w:rFonts w:ascii="Consolas" w:hAnsi="Consolas"/>
+                <w:b w:val="0"/>
+                <w:i w:val="0"/>
+                <w:color w:val="1F2937"/>
+                <w:sz w:val="18"/>
+              </w:rPr>
+              <w:t>| User Assessment  |     | FAISS Vector Store|     | Top K Evidence     |</w:t>
+            </w:r>
+          </w:p>
+          <w:p>
+            <w:pPr>
+              <w:spacing w:before="0" w:after="40" w:line="252" w:lineRule="auto"/>
+            </w:pPr>
+            <w:r>
+              <w:rPr>
+                <w:rFonts w:ascii="Consolas" w:hAnsi="Consolas"/>
+                <w:b w:val="0"/>
+                <w:i w:val="0"/>
+                <w:color w:val="1F2937"/>
+                <w:sz w:val="18"/>
+              </w:rPr>
+              <w:t>| Data &amp; Metrics   |────►| Similarity Search |────►| Passages Retrieved |</w:t>
+            </w:r>
+          </w:p>
+          <w:p>
+            <w:pPr>
+              <w:spacing w:before="0" w:after="40" w:line="252" w:lineRule="auto"/>
+            </w:pPr>
+            <w:r>
+              <w:rPr>
+                <w:rFonts w:ascii="Consolas" w:hAnsi="Consolas"/>
+                <w:b w:val="0"/>
+                <w:i w:val="0"/>
+                <w:color w:val="1F2937"/>
+                <w:sz w:val="18"/>
+              </w:rPr>
+              <w:t>+------------------+     +-------------------+     +---------+----------+</w:t>
+            </w:r>
+          </w:p>
+          <w:p>
+            <w:pPr>
+              <w:spacing w:before="0" w:after="40" w:line="252" w:lineRule="auto"/>
+            </w:pPr>
+            <w:r>
+              <w:rPr>
+                <w:rFonts w:ascii="Consolas" w:hAnsi="Consolas"/>
+                <w:b w:val="0"/>
+                <w:i w:val="0"/>
+                <w:color w:val="1F2937"/>
+                <w:sz w:val="18"/>
+              </w:rPr>
+              <w:t xml:space="preserve">                                                             |</w:t>
+            </w:r>
+          </w:p>
+          <w:p>
+            <w:pPr>
+              <w:spacing w:before="0" w:after="40" w:line="252" w:lineRule="auto"/>
+            </w:pPr>
+            <w:r>
+              <w:rPr>
+                <w:rFonts w:ascii="Consolas" w:hAnsi="Consolas"/>
+                <w:b w:val="0"/>
+                <w:i w:val="0"/>
+                <w:color w:val="1F2937"/>
+                <w:sz w:val="18"/>
+              </w:rPr>
+              <w:t xml:space="preserve">                                                             v</w:t>
+            </w:r>
+          </w:p>
+          <w:p>
+            <w:pPr>
+              <w:spacing w:before="0" w:after="40" w:line="252" w:lineRule="auto"/>
+            </w:pPr>
+            <w:r>
+              <w:rPr>
+                <w:rFonts w:ascii="Consolas" w:hAnsi="Consolas"/>
+                <w:b w:val="0"/>
+                <w:i w:val="0"/>
+                <w:color w:val="1F2937"/>
+                <w:sz w:val="18"/>
+              </w:rPr>
+              <w:t>+------------------+     +-------------------+     +--------------------+</w:t>
+            </w:r>
+          </w:p>
+          <w:p>
+            <w:pPr>
+              <w:spacing w:before="0" w:after="40" w:line="252" w:lineRule="auto"/>
+            </w:pPr>
+            <w:r>
+              <w:rPr>
+                <w:rFonts w:ascii="Consolas" w:hAnsi="Consolas"/>
+                <w:b w:val="0"/>
+                <w:i w:val="0"/>
+                <w:color w:val="1F2937"/>
+                <w:sz w:val="18"/>
+              </w:rPr>
+              <w:t>| Groq LLM API     |◄────| Grounded Prompt   |◄────+ Context Ingestion  |</w:t>
+            </w:r>
+          </w:p>
+          <w:p>
+            <w:pPr>
+              <w:spacing w:before="0" w:after="40" w:line="252" w:lineRule="auto"/>
+            </w:pPr>
+            <w:r>
+              <w:rPr>
+                <w:rFonts w:ascii="Consolas" w:hAnsi="Consolas"/>
+                <w:b w:val="0"/>
+                <w:i w:val="0"/>
+                <w:color w:val="1F2937"/>
+                <w:sz w:val="18"/>
+              </w:rPr>
+              <w:t>| qwen/qwen3.8-27b |     | Assembly          |     | Engine             |</w:t>
+            </w:r>
+          </w:p>
+          <w:p>
+            <w:pPr>
+              <w:spacing w:before="0" w:after="40" w:line="252" w:lineRule="auto"/>
+            </w:pPr>
+            <w:r>
+              <w:rPr>
+                <w:rFonts w:ascii="Consolas" w:hAnsi="Consolas"/>
+                <w:b w:val="0"/>
+                <w:i w:val="0"/>
+                <w:color w:val="1F2937"/>
+                <w:sz w:val="18"/>
+              </w:rPr>
+              <w:t>+--------+---------+     +-------------------+     +--------------------+</w:t>
+            </w:r>
+          </w:p>
+          <w:p>
+            <w:pPr>
+              <w:spacing w:before="0" w:after="40" w:line="252" w:lineRule="auto"/>
+            </w:pPr>
+            <w:r>
+              <w:rPr>
+                <w:rFonts w:ascii="Consolas" w:hAnsi="Consolas"/>
+                <w:b w:val="0"/>
+                <w:i w:val="0"/>
+                <w:color w:val="1F2937"/>
+                <w:sz w:val="18"/>
+              </w:rPr>
+              <w:t xml:space="preserve">         |</w:t>
+            </w:r>
+          </w:p>
+          <w:p>
+            <w:pPr>
+              <w:spacing w:before="0" w:after="40" w:line="252" w:lineRule="auto"/>
+            </w:pPr>
+            <w:r>
+              <w:rPr>
+                <w:rFonts w:ascii="Consolas" w:hAnsi="Consolas"/>
+                <w:b w:val="0"/>
+                <w:i w:val="0"/>
+                <w:color w:val="1F2937"/>
+                <w:sz w:val="18"/>
+              </w:rPr>
+              <w:t xml:space="preserve">         v</w:t>
+            </w:r>
+          </w:p>
+          <w:p>
+            <w:pPr>
+              <w:spacing w:before="0" w:after="40" w:line="252" w:lineRule="auto"/>
+            </w:pPr>
+            <w:r>
+              <w:rPr>
+                <w:rFonts w:ascii="Consolas" w:hAnsi="Consolas"/>
+                <w:b w:val="0"/>
+                <w:i w:val="0"/>
+                <w:color w:val="1F2937"/>
+                <w:sz w:val="18"/>
+              </w:rPr>
+              <w:t>+-----------------------------------------------------------------------+</w:t>
+            </w:r>
+          </w:p>
+          <w:p>
+            <w:pPr>
+              <w:spacing w:before="0" w:after="40" w:line="252" w:lineRule="auto"/>
+            </w:pPr>
+            <w:r>
+              <w:rPr>
+                <w:rFonts w:ascii="Consolas" w:hAnsi="Consolas"/>
+                <w:b w:val="0"/>
+                <w:i w:val="0"/>
+                <w:color w:val="1F2937"/>
+                <w:sz w:val="18"/>
+              </w:rPr>
+              <w:t>|                 STRUCTURED AI INTELLIGENCE OUTPUT                     |</w:t>
+            </w:r>
+          </w:p>
+          <w:p>
+            <w:pPr>
+              <w:spacing w:before="0" w:after="40" w:line="252" w:lineRule="auto"/>
+            </w:pPr>
+            <w:r>
+              <w:rPr>
+                <w:rFonts w:ascii="Consolas" w:hAnsi="Consolas"/>
+                <w:b w:val="0"/>
+                <w:i w:val="0"/>
+                <w:color w:val="1F2937"/>
+                <w:sz w:val="18"/>
+              </w:rPr>
+              <w:t>|  [ Executive Summary ]  [ Key Findings ]  [ Grounded Recommendations ]|</w:t>
+            </w:r>
+          </w:p>
+          <w:p>
+            <w:pPr>
+              <w:spacing w:before="0" w:after="40" w:line="252" w:lineRule="auto"/>
+            </w:pPr>
+            <w:r>
+              <w:rPr>
+                <w:rFonts w:ascii="Consolas" w:hAnsi="Consolas"/>
+                <w:b w:val="0"/>
+                <w:i w:val="0"/>
+                <w:color w:val="1F2937"/>
+                <w:sz w:val="18"/>
+              </w:rPr>
+              <w:t>+-----------------------------------------------------------------------+</w:t>
+            </w:r>
+          </w:p>
+        </w:tc>
+      </w:tr>
+    </w:tbl>
+    <w:p>
+      <w:pPr>
+        <w:spacing w:after="120"/>
+      </w:pPr>
+    </w:p>
+    <w:p>
+      <w:pPr>
+        <w:keepNext/>
+        <w:spacing w:before="360" w:after="160"/>
+        <w:jc w:val="left"/>
+      </w:pPr>
+      <w:r>
+        <w:rPr>
+          <w:rFonts w:ascii="Times New Roman" w:hAnsi="Times New Roman"/>
+          <w:b/>
+          <w:i w:val="0"/>
+          <w:color w:val="000000"/>
+          <w:sz w:val="30"/>
+        </w:rPr>
+        <w:t>10. System Architecture</w:t>
+      </w:r>
+    </w:p>
+    <w:p>
+      <w:pPr>
+        <w:spacing w:before="0" w:after="120" w:line="276" w:lineRule="auto"/>
+        <w:jc w:val="left"/>
+      </w:pPr>
+      <w:r>
+        <w:rPr>
+          <w:rFonts w:ascii="Times New Roman" w:hAnsi="Times New Roman"/>
+          <w:b w:val="0"/>
+          <w:i w:val="0"/>
+          <w:color w:val="000000"/>
+          <w:sz w:val="22"/>
+        </w:rPr>
+        <w:t>EcoPilot uses a 3-tier architecture isolating client, API, and cloud services:</w:t>
+      </w:r>
+    </w:p>
+    <w:p>
+      <w:pPr>
+        <w:spacing w:before="160" w:after="80"/>
+        <w:jc w:val="center"/>
+      </w:pPr>
+      <w:r>
+        <w:drawing>
+          <wp:inline xmlns:a="http://schemas.openxmlformats.org/drawingml/2006/main" xmlns:pic="http://schemas.openxmlformats.org/drawingml/2006/picture">
+            <wp:extent cx="5486400" cy="5486400"/>
+            <wp:docPr id="2" name="Picture 2"/>
+            <wp:cNvGraphicFramePr>
+              <a:graphicFrameLocks noChangeAspect="1"/>
+            </wp:cNvGraphicFramePr>
+            <a:graphic>
+              <a:graphicData uri="http://schemas.openxmlformats.org/drawingml/2006/picture">
+                <pic:pic>
+                  <pic:nvPicPr>
+                    <pic:cNvPr id="0" name="system_architecture_diagram.png"/>
+                    <pic:cNvPicPr/>
+                  </pic:nvPicPr>
+                  <pic:blipFill>
+                    <a:blip r:embed="rId12"/>
+                    <a:stretch>
+                      <a:fillRect/>
+                    </a:stretch>
+                  </pic:blipFill>
+                  <pic:spPr>
+                    <a:xfrm>
+                      <a:off x="0" y="0"/>
+                      <a:ext cx="5486400" cy="5486400"/>
+                    </a:xfrm>
+                    <a:prstGeom prst="rect"/>
+                  </pic:spPr>
+                </pic:pic>
+              </a:graphicData>
+            </a:graphic>
+          </wp:inline>
+        </w:drawing>
+      </w:r>
+    </w:p>
+    <w:p>
+      <w:pPr>
+        <w:spacing w:before="40" w:after="240" w:line="276" w:lineRule="auto"/>
+        <w:jc w:val="center"/>
+      </w:pPr>
+      <w:r>
+        <w:rPr>
+          <w:rFonts w:ascii="Times New Roman" w:hAnsi="Times New Roman"/>
+          <w:b w:val="0"/>
+          <w:i/>
+          <w:color w:val="505050"/>
+          <w:sz w:val="19"/>
+        </w:rPr>
+        <w:t>Figure 10.1 — EcoPilot 3-Tier System Architecture Model Diagram</w:t>
+      </w:r>
+    </w:p>
+    <w:tbl>
+      <w:tblPr>
+        <w:tblW w:type="auto" w:w="0"/>
+        <w:jc w:val="center"/>
+        <w:tblLook w:firstColumn="1" w:firstRow="1" w:lastColumn="0" w:lastRow="0" w:noHBand="0" w:noVBand="1" w:val="04A0"/>
+      </w:tblPr>
+      <w:tblGrid>
+        <w:gridCol w:w="9360"/>
+      </w:tblGrid>
+      <w:tr>
+        <w:tc>
+          <w:tcPr>
+            <w:tcW w:type="dxa" w:w="9360"/>
+            <w:shd w:fill="F8F9FA"/>
+            <w:tcMar>
+              <w:top w:w="120" w:type="dxa"/>
+              <w:bottom w:w="120" w:type="dxa"/>
+              <w:left w:w="180" w:type="dxa"/>
+              <w:right w:w="180" w:type="dxa"/>
+            </w:tcMar>
+            <w:tcBorders>
+              <w:top w:val="single" w:sz="4" w:space="0" w:color="D1D5DB"/>
+              <w:left w:val="single" w:sz="4" w:space="0" w:color="D1D5DB"/>
+              <w:bottom w:val="single" w:sz="4" w:space="0" w:color="D1D5DB"/>
+              <w:right w:val="single" w:sz="4" w:space="0" w:color="D1D5DB"/>
+            </w:tcBorders>
+          </w:tcPr>
+          <w:p>
+            <w:pPr>
+              <w:spacing w:before="40" w:after="40" w:line="252" w:lineRule="auto"/>
+            </w:pPr>
+            <w:r>
+              <w:rPr>
+                <w:rFonts w:ascii="Consolas" w:hAnsi="Consolas"/>
+                <w:b w:val="0"/>
+                <w:i w:val="0"/>
+                <w:color w:val="1F2937"/>
+                <w:sz w:val="18"/>
+              </w:rPr>
+              <w:t>[ REACT 18 FRONTEND (Vite / Tailwind) ]</w:t>
+            </w:r>
+          </w:p>
+          <w:p>
+            <w:pPr>
+              <w:spacing w:before="0" w:after="40" w:line="252" w:lineRule="auto"/>
+            </w:pPr>
+            <w:r>
+              <w:rPr>
+                <w:rFonts w:ascii="Consolas" w:hAnsi="Consolas"/>
+                <w:b w:val="0"/>
+                <w:i w:val="0"/>
+                <w:color w:val="1F2937"/>
+                <w:sz w:val="18"/>
+              </w:rPr>
+              <w:t xml:space="preserve">               │</w:t>
+            </w:r>
+          </w:p>
+          <w:p>
+            <w:pPr>
+              <w:spacing w:before="0" w:after="40" w:line="252" w:lineRule="auto"/>
+            </w:pPr>
+            <w:r>
+              <w:rPr>
+                <w:rFonts w:ascii="Consolas" w:hAnsi="Consolas"/>
+                <w:b w:val="0"/>
+                <w:i w:val="0"/>
+                <w:color w:val="1F2937"/>
+                <w:sz w:val="18"/>
+              </w:rPr>
+              <w:t xml:space="preserve">               │ HTTPS REST Calls</w:t>
+            </w:r>
+          </w:p>
+          <w:p>
+            <w:pPr>
+              <w:spacing w:before="0" w:after="40" w:line="252" w:lineRule="auto"/>
+            </w:pPr>
+            <w:r>
+              <w:rPr>
+                <w:rFonts w:ascii="Consolas" w:hAnsi="Consolas"/>
+                <w:b w:val="0"/>
+                <w:i w:val="0"/>
+                <w:color w:val="1F2937"/>
+                <w:sz w:val="18"/>
+              </w:rPr>
+              <w:t xml:space="preserve">               ▼</w:t>
+            </w:r>
+          </w:p>
+          <w:p>
+            <w:pPr>
+              <w:spacing w:before="0" w:after="40" w:line="252" w:lineRule="auto"/>
+            </w:pPr>
+            <w:r>
+              <w:rPr>
+                <w:rFonts w:ascii="Consolas" w:hAnsi="Consolas"/>
+                <w:b w:val="0"/>
+                <w:i w:val="0"/>
+                <w:color w:val="1F2937"/>
+                <w:sz w:val="18"/>
+              </w:rPr>
+              <w:t>[ FASTAPI BACKEND PROXY (Python 3.10) ]</w:t>
+            </w:r>
+          </w:p>
+          <w:p>
+            <w:pPr>
+              <w:spacing w:before="0" w:after="40" w:line="252" w:lineRule="auto"/>
+            </w:pPr>
+            <w:r>
+              <w:rPr>
+                <w:rFonts w:ascii="Consolas" w:hAnsi="Consolas"/>
+                <w:b w:val="0"/>
+                <w:i w:val="0"/>
+                <w:color w:val="1F2937"/>
+                <w:sz w:val="18"/>
+              </w:rPr>
+              <w:t xml:space="preserve">       ├── GROQ_API_KEY (Server Secret)</w:t>
+            </w:r>
+          </w:p>
+          <w:p>
+            <w:pPr>
+              <w:spacing w:before="0" w:after="40" w:line="252" w:lineRule="auto"/>
+            </w:pPr>
+            <w:r>
+              <w:rPr>
+                <w:rFonts w:ascii="Consolas" w:hAnsi="Consolas"/>
+                <w:b w:val="0"/>
+                <w:i w:val="0"/>
+                <w:color w:val="1F2937"/>
+                <w:sz w:val="18"/>
+              </w:rPr>
+              <w:t xml:space="preserve">       ├── FAISS Vector Store Index</w:t>
+            </w:r>
+          </w:p>
+          <w:p>
+            <w:pPr>
+              <w:spacing w:before="0" w:after="40" w:line="252" w:lineRule="auto"/>
+            </w:pPr>
+            <w:r>
+              <w:rPr>
+                <w:rFonts w:ascii="Consolas" w:hAnsi="Consolas"/>
+                <w:b w:val="0"/>
+                <w:i w:val="0"/>
+                <w:color w:val="1F2937"/>
+                <w:sz w:val="18"/>
+              </w:rPr>
+              <w:t xml:space="preserve">       └── SentenceTransformers Embeddings</w:t>
+            </w:r>
+          </w:p>
+          <w:p>
+            <w:pPr>
+              <w:spacing w:before="0" w:after="40" w:line="252" w:lineRule="auto"/>
+            </w:pPr>
+            <w:r>
+              <w:rPr>
+                <w:rFonts w:ascii="Consolas" w:hAnsi="Consolas"/>
+                <w:b w:val="0"/>
+                <w:i w:val="0"/>
+                <w:color w:val="1F2937"/>
+                <w:sz w:val="18"/>
+              </w:rPr>
+              <w:t xml:space="preserve">               │</w:t>
+            </w:r>
+          </w:p>
+          <w:p>
+            <w:pPr>
+              <w:spacing w:before="0" w:after="40" w:line="252" w:lineRule="auto"/>
+            </w:pPr>
+            <w:r>
+              <w:rPr>
+                <w:rFonts w:ascii="Consolas" w:hAnsi="Consolas"/>
+                <w:b w:val="0"/>
+                <w:i w:val="0"/>
+                <w:color w:val="1F2937"/>
+                <w:sz w:val="18"/>
+              </w:rPr>
+              <w:t xml:space="preserve">       ┌───────┴───────┐</w:t>
+            </w:r>
+          </w:p>
+          <w:p>
+            <w:pPr>
+              <w:spacing w:before="0" w:after="40" w:line="252" w:lineRule="auto"/>
+            </w:pPr>
+            <w:r>
+              <w:rPr>
+                <w:rFonts w:ascii="Consolas" w:hAnsi="Consolas"/>
+                <w:b w:val="0"/>
+                <w:i w:val="0"/>
+                <w:color w:val="1F2937"/>
+                <w:sz w:val="18"/>
+              </w:rPr>
+              <w:t xml:space="preserve">       ▼               ▼</w:t>
+            </w:r>
+          </w:p>
+          <w:p>
+            <w:pPr>
+              <w:spacing w:before="0" w:after="40" w:line="252" w:lineRule="auto"/>
+            </w:pPr>
+            <w:r>
+              <w:rPr>
+                <w:rFonts w:ascii="Consolas" w:hAnsi="Consolas"/>
+                <w:b w:val="0"/>
+                <w:i w:val="0"/>
+                <w:color w:val="1F2937"/>
+                <w:sz w:val="18"/>
+              </w:rPr>
+              <w:t>[ FIREBASE AUTH/DB ]  [ GROQ AI API Engine ]</w:t>
+            </w:r>
+          </w:p>
+          <w:p>
+            <w:pPr>
+              <w:spacing w:before="0" w:after="40" w:line="252" w:lineRule="auto"/>
+            </w:pPr>
+            <w:r>
+              <w:rPr>
+                <w:rFonts w:ascii="Consolas" w:hAnsi="Consolas"/>
+                <w:b w:val="0"/>
+                <w:i w:val="0"/>
+                <w:color w:val="1F2937"/>
+                <w:sz w:val="18"/>
+              </w:rPr>
+              <w:t>(Firestore Users &amp;    (Model: qwen/qwen3.8-27b)</w:t>
+            </w:r>
+          </w:p>
+          <w:p>
+            <w:pPr>
+              <w:spacing w:before="0" w:after="40" w:line="252" w:lineRule="auto"/>
+            </w:pPr>
+            <w:r>
+              <w:rPr>
+                <w:rFonts w:ascii="Consolas" w:hAnsi="Consolas"/>
+                <w:b w:val="0"/>
+                <w:i w:val="0"/>
+                <w:color w:val="1F2937"/>
+                <w:sz w:val="18"/>
+              </w:rPr>
+              <w:t xml:space="preserve"> Assessments)</w:t>
+            </w:r>
+          </w:p>
+        </w:tc>
+      </w:tr>
+    </w:tbl>
+    <w:p>
+      <w:pPr>
+        <w:spacing w:after="120"/>
+      </w:pPr>
+    </w:p>
+    <w:p>
+      <w:pPr>
+        <w:keepNext/>
+        <w:spacing w:before="360" w:after="160"/>
+        <w:jc w:val="left"/>
+      </w:pPr>
+      <w:r>
+        <w:rPr>
+          <w:rFonts w:ascii="Times New Roman" w:hAnsi="Times New Roman"/>
+          <w:b/>
+          <w:i w:val="0"/>
+          <w:color w:val="000000"/>
+          <w:sz w:val="30"/>
+        </w:rPr>
+        <w:t>11. Data Flow / AI Workflow</w:t>
+      </w:r>
+    </w:p>
+    <w:p>
+      <w:pPr>
+        <w:spacing w:before="0" w:after="120" w:line="276" w:lineRule="auto"/>
+        <w:jc w:val="left"/>
+      </w:pPr>
+      <w:r>
+        <w:rPr>
+          <w:rFonts w:ascii="Times New Roman" w:hAnsi="Times New Roman"/>
+          <w:b w:val="0"/>
+          <w:i w:val="0"/>
+          <w:color w:val="000000"/>
+          <w:sz w:val="22"/>
+        </w:rPr>
+        <w:t>The end-to-end data processing workflow spans 5 structural layers:</w:t>
+      </w:r>
+    </w:p>
+    <w:tbl>
+      <w:tblPr>
+        <w:tblW w:type="auto" w:w="0"/>
+        <w:jc w:val="center"/>
+        <w:tblLook w:firstColumn="1" w:firstRow="1" w:lastColumn="0" w:lastRow="0" w:noHBand="0" w:noVBand="1" w:val="04A0"/>
+      </w:tblPr>
+      <w:tblGrid>
+        <w:gridCol w:w="9360"/>
+      </w:tblGrid>
+      <w:tr>
+        <w:tc>
+          <w:tcPr>
+            <w:tcW w:type="dxa" w:w="9360"/>
+            <w:shd w:fill="F8F9FA"/>
+            <w:tcMar>
+              <w:top w:w="120" w:type="dxa"/>
+              <w:bottom w:w="120" w:type="dxa"/>
+              <w:left w:w="180" w:type="dxa"/>
+              <w:right w:w="180" w:type="dxa"/>
+            </w:tcMar>
+            <w:tcBorders>
+              <w:top w:val="single" w:sz="4" w:space="0" w:color="D1D5DB"/>
+              <w:left w:val="single" w:sz="4" w:space="0" w:color="D1D5DB"/>
+              <w:bottom w:val="single" w:sz="4" w:space="0" w:color="D1D5DB"/>
+              <w:right w:val="single" w:sz="4" w:space="0" w:color="D1D5DB"/>
+            </w:tcBorders>
+          </w:tcPr>
+          <w:p>
+            <w:pPr>
+              <w:spacing w:before="40" w:after="40" w:line="252" w:lineRule="auto"/>
+            </w:pPr>
+            <w:r>
+              <w:rPr>
+                <w:rFonts w:ascii="Consolas" w:hAnsi="Consolas"/>
+                <w:b w:val="0"/>
+                <w:i w:val="0"/>
+                <w:color w:val="1F2937"/>
+                <w:sz w:val="18"/>
+              </w:rPr>
+              <w:t>LAYER 1: INPUT LAYER</w:t>
+            </w:r>
+          </w:p>
+          <w:p>
+            <w:pPr>
+              <w:spacing w:before="0" w:after="40" w:line="252" w:lineRule="auto"/>
+            </w:pPr>
+            <w:r>
+              <w:rPr>
+                <w:rFonts w:ascii="Consolas" w:hAnsi="Consolas"/>
+                <w:b w:val="0"/>
+                <w:i w:val="0"/>
+                <w:color w:val="1F2937"/>
+                <w:sz w:val="18"/>
+              </w:rPr>
+              <w:t>└── Energy, Water, Waste, Transit, Food Assessments (Form/CSV)</w:t>
+            </w:r>
+          </w:p>
+          <w:p>
+            <w:pPr>
+              <w:spacing w:before="0" w:after="40" w:line="252" w:lineRule="auto"/>
+            </w:pPr>
+            <w:r>
+              <w:rPr>
+                <w:rFonts w:ascii="Consolas" w:hAnsi="Consolas"/>
+                <w:b w:val="0"/>
+                <w:i w:val="0"/>
+                <w:color w:val="1F2937"/>
+                <w:sz w:val="18"/>
+              </w:rPr>
+            </w:r>
+          </w:p>
+          <w:p>
+            <w:pPr>
+              <w:spacing w:before="0" w:after="40" w:line="252" w:lineRule="auto"/>
+            </w:pPr>
+            <w:r>
+              <w:rPr>
+                <w:rFonts w:ascii="Consolas" w:hAnsi="Consolas"/>
+                <w:b w:val="0"/>
+                <w:i w:val="0"/>
+                <w:color w:val="1F2937"/>
+                <w:sz w:val="18"/>
+              </w:rPr>
+              <w:t>LAYER 2: DATA PROCESSING LAYER</w:t>
+            </w:r>
+          </w:p>
+          <w:p>
+            <w:pPr>
+              <w:spacing w:before="0" w:after="40" w:line="252" w:lineRule="auto"/>
+            </w:pPr>
+            <w:r>
+              <w:rPr>
+                <w:rFonts w:ascii="Consolas" w:hAnsi="Consolas"/>
+                <w:b w:val="0"/>
+                <w:i w:val="0"/>
+                <w:color w:val="1F2937"/>
+                <w:sz w:val="18"/>
+              </w:rPr>
+              <w:t>└── Score Normalization (0-100) &amp; Firestore Document Storage</w:t>
+            </w:r>
+          </w:p>
+          <w:p>
+            <w:pPr>
+              <w:spacing w:before="0" w:after="40" w:line="252" w:lineRule="auto"/>
+            </w:pPr>
+            <w:r>
+              <w:rPr>
+                <w:rFonts w:ascii="Consolas" w:hAnsi="Consolas"/>
+                <w:b w:val="0"/>
+                <w:i w:val="0"/>
+                <w:color w:val="1F2937"/>
+                <w:sz w:val="18"/>
+              </w:rPr>
+            </w:r>
+          </w:p>
+          <w:p>
+            <w:pPr>
+              <w:spacing w:before="0" w:after="40" w:line="252" w:lineRule="auto"/>
+            </w:pPr>
+            <w:r>
+              <w:rPr>
+                <w:rFonts w:ascii="Consolas" w:hAnsi="Consolas"/>
+                <w:b w:val="0"/>
+                <w:i w:val="0"/>
+                <w:color w:val="1F2937"/>
+                <w:sz w:val="18"/>
+              </w:rPr>
+              <w:t>LAYER 3: ANALYTICS &amp; RAG RETRIEVAL LAYER</w:t>
+            </w:r>
+          </w:p>
+          <w:p>
+            <w:pPr>
+              <w:spacing w:before="0" w:after="40" w:line="252" w:lineRule="auto"/>
+            </w:pPr>
+            <w:r>
+              <w:rPr>
+                <w:rFonts w:ascii="Consolas" w:hAnsi="Consolas"/>
+                <w:b w:val="0"/>
+                <w:i w:val="0"/>
+                <w:color w:val="1F2937"/>
+                <w:sz w:val="18"/>
+              </w:rPr>
+              <w:t>└── Hotspot Identification &amp; FAISS Vector Index Similarity Search</w:t>
+            </w:r>
+          </w:p>
+          <w:p>
+            <w:pPr>
+              <w:spacing w:before="0" w:after="40" w:line="252" w:lineRule="auto"/>
+            </w:pPr>
+            <w:r>
+              <w:rPr>
+                <w:rFonts w:ascii="Consolas" w:hAnsi="Consolas"/>
+                <w:b w:val="0"/>
+                <w:i w:val="0"/>
+                <w:color w:val="1F2937"/>
+                <w:sz w:val="18"/>
+              </w:rPr>
+            </w:r>
+          </w:p>
+          <w:p>
+            <w:pPr>
+              <w:spacing w:before="0" w:after="40" w:line="252" w:lineRule="auto"/>
+            </w:pPr>
+            <w:r>
+              <w:rPr>
+                <w:rFonts w:ascii="Consolas" w:hAnsi="Consolas"/>
+                <w:b w:val="0"/>
+                <w:i w:val="0"/>
+                <w:color w:val="1F2937"/>
+                <w:sz w:val="18"/>
+              </w:rPr>
+              <w:t>LAYER 4: AI INFERENCE LAYER (GROQ API)</w:t>
+            </w:r>
+          </w:p>
+          <w:p>
+            <w:pPr>
+              <w:spacing w:before="0" w:after="40" w:line="252" w:lineRule="auto"/>
+            </w:pPr>
+            <w:r>
+              <w:rPr>
+                <w:rFonts w:ascii="Consolas" w:hAnsi="Consolas"/>
+                <w:b w:val="0"/>
+                <w:i w:val="0"/>
+                <w:color w:val="1F2937"/>
+                <w:sz w:val="18"/>
+              </w:rPr>
+              <w:t>└── qwen/qwen3.8-27b Prompt Execution (Max 950 tokens throttle)</w:t>
+            </w:r>
+          </w:p>
+          <w:p>
+            <w:pPr>
+              <w:spacing w:before="0" w:after="40" w:line="252" w:lineRule="auto"/>
+            </w:pPr>
+            <w:r>
+              <w:rPr>
+                <w:rFonts w:ascii="Consolas" w:hAnsi="Consolas"/>
+                <w:b w:val="0"/>
+                <w:i w:val="0"/>
+                <w:color w:val="1F2937"/>
+                <w:sz w:val="18"/>
+              </w:rPr>
+            </w:r>
+          </w:p>
+          <w:p>
+            <w:pPr>
+              <w:spacing w:before="0" w:after="40" w:line="252" w:lineRule="auto"/>
+            </w:pPr>
+            <w:r>
+              <w:rPr>
+                <w:rFonts w:ascii="Consolas" w:hAnsi="Consolas"/>
+                <w:b w:val="0"/>
+                <w:i w:val="0"/>
+                <w:color w:val="1F2937"/>
+                <w:sz w:val="18"/>
+              </w:rPr>
+              <w:t>LAYER 5: PRESENTATION LAYER</w:t>
+            </w:r>
+          </w:p>
+          <w:p>
+            <w:pPr>
+              <w:spacing w:before="0" w:after="40" w:line="252" w:lineRule="auto"/>
+            </w:pPr>
+            <w:r>
+              <w:rPr>
+                <w:rFonts w:ascii="Consolas" w:hAnsi="Consolas"/>
+                <w:b w:val="0"/>
+                <w:i w:val="0"/>
+                <w:color w:val="1F2937"/>
+                <w:sz w:val="18"/>
+              </w:rPr>
+              <w:t>└── React Dashboard, Recharts Visuals &amp; Client PDF Exporter</w:t>
+            </w:r>
+          </w:p>
+        </w:tc>
+      </w:tr>
+    </w:tbl>
+    <w:p>
+      <w:pPr>
+        <w:spacing w:after="120"/>
+      </w:pPr>
+    </w:p>
+    <w:p>
+      <w:pPr>
+        <w:keepNext/>
+        <w:spacing w:before="360" w:after="160"/>
+        <w:jc w:val="left"/>
+      </w:pPr>
+      <w:r>
+        <w:rPr>
+          <w:rFonts w:ascii="Times New Roman" w:hAnsi="Times New Roman"/>
+          <w:b/>
+          <w:i w:val="0"/>
+          <w:color w:val="000000"/>
+          <w:sz w:val="30"/>
+        </w:rPr>
+        <w:t>12. Technology Stack</w:t>
       </w:r>
     </w:p>
     <w:tbl>
@@ -2301,7 +4063,7 @@
                 <w:color w:val="000000"/>
                 <w:sz w:val="20"/>
               </w:rPr>
-              <w:t>Layer</w:t>
+              <w:t>Component</w:t>
             </w:r>
           </w:p>
         </w:tc>
@@ -2325,7 +4087,7 @@
                 <w:color w:val="000000"/>
                 <w:sz w:val="20"/>
               </w:rPr>
-              <w:t>Tool / Technology</w:t>
+              <w:t>Technology / Library</w:t>
             </w:r>
           </w:p>
         </w:tc>
@@ -2349,7 +4111,7 @@
                 <w:color w:val="000000"/>
                 <w:sz w:val="20"/>
               </w:rPr>
-              <w:t>Purpose</w:t>
+              <w:t>Version / Role</w:t>
             </w:r>
           </w:p>
         </w:tc>
@@ -2397,7 +4159,7 @@
                 <w:color w:val="000000"/>
                 <w:sz w:val="19"/>
               </w:rPr>
-              <w:t>React 18 (Vite, JSX, Hooks)</w:t>
+              <w:t>React 18 &amp; Vite 5</w:t>
             </w:r>
           </w:p>
         </w:tc>
@@ -2420,7 +4182,7 @@
                 <w:color w:val="000000"/>
                 <w:sz w:val="19"/>
               </w:rPr>
-              <w:t>Single-page application client framework</w:t>
+              <w:t>UI component library &amp; dev bundler</w:t>
             </w:r>
           </w:p>
         </w:tc>
@@ -2445,7 +4207,7 @@
                 <w:color w:val="000000"/>
                 <w:sz w:val="19"/>
               </w:rPr>
-              <w:t>Frontend</w:t>
+              <w:t>Styling</w:t>
             </w:r>
           </w:p>
         </w:tc>
@@ -2468,7 +4230,7 @@
                 <w:color w:val="000000"/>
                 <w:sz w:val="19"/>
               </w:rPr>
-              <w:t>Tailwind CSS &amp; Glassmorphism</w:t>
+              <w:t>Tailwind CSS</w:t>
             </w:r>
           </w:p>
         </w:tc>
@@ -2491,7 +4253,7 @@
                 <w:color w:val="000000"/>
                 <w:sz w:val="19"/>
               </w:rPr>
-              <w:t>Utility-first design system &amp; visual styling</w:t>
+              <w:t>Utility-first responsive design tokens</w:t>
             </w:r>
           </w:p>
         </w:tc>
@@ -2516,7 +4278,7 @@
                 <w:color w:val="000000"/>
                 <w:sz w:val="19"/>
               </w:rPr>
-              <w:t>Frontend</w:t>
+              <w:t>Charts</w:t>
             </w:r>
           </w:p>
         </w:tc>
@@ -2539,7 +4301,7 @@
                 <w:color w:val="000000"/>
                 <w:sz w:val="19"/>
               </w:rPr>
-              <w:t>Recharts &amp; Lucide React</w:t>
+              <w:t>Recharts</w:t>
             </w:r>
           </w:p>
         </w:tc>
@@ -2562,7 +4324,7 @@
                 <w:color w:val="000000"/>
                 <w:sz w:val="19"/>
               </w:rPr>
-              <w:t>Data visualization &amp; SVG icon components</w:t>
+              <w:t>Interactive statistical visualizer</w:t>
             </w:r>
           </w:p>
         </w:tc>
@@ -2587,7 +4349,7 @@
                 <w:color w:val="000000"/>
                 <w:sz w:val="19"/>
               </w:rPr>
-              <w:t>Frontend</w:t>
+              <w:t>PDF Export</w:t>
             </w:r>
           </w:p>
         </w:tc>
@@ -2633,7 +4395,7 @@
                 <w:color w:val="000000"/>
                 <w:sz w:val="19"/>
               </w:rPr>
-              <w:t>Client-side PDF report generator</w:t>
+              <w:t>Client-side PDF generation engine</w:t>
             </w:r>
           </w:p>
         </w:tc>
@@ -2658,7 +4420,7 @@
                 <w:color w:val="000000"/>
                 <w:sz w:val="19"/>
               </w:rPr>
-              <w:t>Backend</w:t>
+              <w:t>Backend Framework</w:t>
             </w:r>
           </w:p>
         </w:tc>
@@ -2681,7 +4443,7 @@
                 <w:color w:val="000000"/>
                 <w:sz w:val="19"/>
               </w:rPr>
-              <w:t>Python 3.10+ / FastAPI / Uvicorn</w:t>
+              <w:t>Python 3.10+ / FastAPI</w:t>
             </w:r>
           </w:p>
         </w:tc>
@@ -2704,7 +4466,7 @@
                 <w:color w:val="000000"/>
                 <w:sz w:val="19"/>
               </w:rPr>
-              <w:t>Asynchronous REST API server &amp; backend routing</w:t>
+              <w:t>Asynchronous REST backend server</w:t>
             </w:r>
           </w:p>
         </w:tc>
@@ -2729,7 +4491,7 @@
                 <w:color w:val="000000"/>
                 <w:sz w:val="19"/>
               </w:rPr>
-              <w:t>AI Inference</w:t>
+              <w:t>Vector Search</w:t>
             </w:r>
           </w:p>
         </w:tc>
@@ -2752,7 +4514,7 @@
                 <w:color w:val="000000"/>
                 <w:sz w:val="19"/>
               </w:rPr>
-              <w:t>Groq API (qwen/qwen3.8-27b)</w:t>
+              <w:t>FAISS (`faiss-cpu`)</w:t>
             </w:r>
           </w:p>
         </w:tc>
@@ -2775,7 +4537,7 @@
                 <w:color w:val="000000"/>
                 <w:sz w:val="19"/>
               </w:rPr>
-              <w:t>Hosted ultra-low-latency LLM inference engine</w:t>
+              <w:t>Dense vector similarity index</w:t>
             </w:r>
           </w:p>
         </w:tc>
@@ -2800,7 +4562,7 @@
                 <w:color w:val="000000"/>
                 <w:sz w:val="19"/>
               </w:rPr>
-              <w:t>RAG Engine</w:t>
+              <w:t>Embeddings</w:t>
             </w:r>
           </w:p>
         </w:tc>
@@ -2823,7 +4585,7 @@
                 <w:color w:val="000000"/>
                 <w:sz w:val="19"/>
               </w:rPr>
-              <w:t>FAISS &amp; Sentence-Transformers</w:t>
+              <w:t>Sentence-Transformers</w:t>
             </w:r>
           </w:p>
         </w:tc>
@@ -2846,7 +4608,7 @@
                 <w:color w:val="000000"/>
                 <w:sz w:val="19"/>
               </w:rPr>
-              <w:t>Vector similarity index (all-MiniLM-L6-v2)</w:t>
+              <w:t>`all-MiniLM-L6-v2` dense embeddings</w:t>
             </w:r>
           </w:p>
         </w:tc>
@@ -2871,7 +4633,7 @@
                 <w:color w:val="000000"/>
                 <w:sz w:val="19"/>
               </w:rPr>
-              <w:t>Data &amp; Auth</w:t>
+              <w:t>Cloud Storage</w:t>
             </w:r>
           </w:p>
         </w:tc>
@@ -2894,7 +4656,7 @@
                 <w:color w:val="000000"/>
                 <w:sz w:val="19"/>
               </w:rPr>
-              <w:t>Firebase Auth &amp; Firestore</w:t>
+              <w:t>Firebase Firestore</w:t>
             </w:r>
           </w:p>
         </w:tc>
@@ -2917,7 +4679,220 @@
                 <w:color w:val="000000"/>
                 <w:sz w:val="19"/>
               </w:rPr>
-              <w:t>User identity management &amp; NoSQL cloud database</w:t>
+              <w:t>NoSQL document database</w:t>
+            </w:r>
+          </w:p>
+        </w:tc>
+      </w:tr>
+      <w:tr>
+        <w:tc>
+          <w:tcPr>
+            <w:tcW w:type="dxa" w:w="3120"/>
+            <w:tcMar>
+              <w:top w:w="80" w:type="dxa"/>
+              <w:bottom w:w="80" w:type="dxa"/>
+              <w:left w:w="120" w:type="dxa"/>
+              <w:right w:w="120" w:type="dxa"/>
+            </w:tcMar>
+          </w:tcPr>
+          <w:p>
+            <w:r>
+              <w:rPr>
+                <w:rFonts w:ascii="Times New Roman" w:hAnsi="Times New Roman"/>
+                <w:b w:val="0"/>
+                <w:i w:val="0"/>
+                <w:color w:val="000000"/>
+                <w:sz w:val="19"/>
+              </w:rPr>
+              <w:t>Authentication</w:t>
+            </w:r>
+          </w:p>
+        </w:tc>
+        <w:tc>
+          <w:tcPr>
+            <w:tcW w:type="dxa" w:w="3120"/>
+            <w:tcMar>
+              <w:top w:w="80" w:type="dxa"/>
+              <w:bottom w:w="80" w:type="dxa"/>
+              <w:left w:w="120" w:type="dxa"/>
+              <w:right w:w="120" w:type="dxa"/>
+            </w:tcMar>
+          </w:tcPr>
+          <w:p>
+            <w:r>
+              <w:rPr>
+                <w:rFonts w:ascii="Times New Roman" w:hAnsi="Times New Roman"/>
+                <w:b w:val="0"/>
+                <w:i w:val="0"/>
+                <w:color w:val="000000"/>
+                <w:sz w:val="19"/>
+              </w:rPr>
+              <w:t>Firebase Auth</w:t>
+            </w:r>
+          </w:p>
+        </w:tc>
+        <w:tc>
+          <w:tcPr>
+            <w:tcW w:type="dxa" w:w="3120"/>
+            <w:tcMar>
+              <w:top w:w="80" w:type="dxa"/>
+              <w:bottom w:w="80" w:type="dxa"/>
+              <w:left w:w="120" w:type="dxa"/>
+              <w:right w:w="120" w:type="dxa"/>
+            </w:tcMar>
+          </w:tcPr>
+          <w:p>
+            <w:r>
+              <w:rPr>
+                <w:rFonts w:ascii="Times New Roman" w:hAnsi="Times New Roman"/>
+                <w:b w:val="0"/>
+                <w:i w:val="0"/>
+                <w:color w:val="000000"/>
+                <w:sz w:val="19"/>
+              </w:rPr>
+              <w:t>Secure user identity service</w:t>
+            </w:r>
+          </w:p>
+        </w:tc>
+      </w:tr>
+      <w:tr>
+        <w:tc>
+          <w:tcPr>
+            <w:tcW w:type="dxa" w:w="3120"/>
+            <w:tcMar>
+              <w:top w:w="80" w:type="dxa"/>
+              <w:bottom w:w="80" w:type="dxa"/>
+              <w:left w:w="120" w:type="dxa"/>
+              <w:right w:w="120" w:type="dxa"/>
+            </w:tcMar>
+          </w:tcPr>
+          <w:p>
+            <w:r>
+              <w:rPr>
+                <w:rFonts w:ascii="Times New Roman" w:hAnsi="Times New Roman"/>
+                <w:b w:val="0"/>
+                <w:i w:val="0"/>
+                <w:color w:val="000000"/>
+                <w:sz w:val="19"/>
+              </w:rPr>
+              <w:t>AI API</w:t>
+            </w:r>
+          </w:p>
+        </w:tc>
+        <w:tc>
+          <w:tcPr>
+            <w:tcW w:type="dxa" w:w="3120"/>
+            <w:tcMar>
+              <w:top w:w="80" w:type="dxa"/>
+              <w:bottom w:w="80" w:type="dxa"/>
+              <w:left w:w="120" w:type="dxa"/>
+              <w:right w:w="120" w:type="dxa"/>
+            </w:tcMar>
+          </w:tcPr>
+          <w:p>
+            <w:r>
+              <w:rPr>
+                <w:rFonts w:ascii="Times New Roman" w:hAnsi="Times New Roman"/>
+                <w:b w:val="0"/>
+                <w:i w:val="0"/>
+                <w:color w:val="000000"/>
+                <w:sz w:val="19"/>
+              </w:rPr>
+              <w:t>Groq API</w:t>
+            </w:r>
+          </w:p>
+        </w:tc>
+        <w:tc>
+          <w:tcPr>
+            <w:tcW w:type="dxa" w:w="3120"/>
+            <w:tcMar>
+              <w:top w:w="80" w:type="dxa"/>
+              <w:bottom w:w="80" w:type="dxa"/>
+              <w:left w:w="120" w:type="dxa"/>
+              <w:right w:w="120" w:type="dxa"/>
+            </w:tcMar>
+          </w:tcPr>
+          <w:p>
+            <w:r>
+              <w:rPr>
+                <w:rFonts w:ascii="Times New Roman" w:hAnsi="Times New Roman"/>
+                <w:b w:val="0"/>
+                <w:i w:val="0"/>
+                <w:color w:val="000000"/>
+                <w:sz w:val="19"/>
+              </w:rPr>
+              <w:t>Ultra-low-latency hosted inference</w:t>
+            </w:r>
+          </w:p>
+        </w:tc>
+      </w:tr>
+      <w:tr>
+        <w:tc>
+          <w:tcPr>
+            <w:tcW w:type="dxa" w:w="3120"/>
+            <w:tcMar>
+              <w:top w:w="80" w:type="dxa"/>
+              <w:bottom w:w="80" w:type="dxa"/>
+              <w:left w:w="120" w:type="dxa"/>
+              <w:right w:w="120" w:type="dxa"/>
+            </w:tcMar>
+          </w:tcPr>
+          <w:p>
+            <w:r>
+              <w:rPr>
+                <w:rFonts w:ascii="Times New Roman" w:hAnsi="Times New Roman"/>
+                <w:b w:val="0"/>
+                <w:i w:val="0"/>
+                <w:color w:val="000000"/>
+                <w:sz w:val="19"/>
+              </w:rPr>
+              <w:t>LLM Model</w:t>
+            </w:r>
+          </w:p>
+        </w:tc>
+        <w:tc>
+          <w:tcPr>
+            <w:tcW w:type="dxa" w:w="3120"/>
+            <w:tcMar>
+              <w:top w:w="80" w:type="dxa"/>
+              <w:bottom w:w="80" w:type="dxa"/>
+              <w:left w:w="120" w:type="dxa"/>
+              <w:right w:w="120" w:type="dxa"/>
+            </w:tcMar>
+          </w:tcPr>
+          <w:p>
+            <w:r>
+              <w:rPr>
+                <w:rFonts w:ascii="Times New Roman" w:hAnsi="Times New Roman"/>
+                <w:b w:val="0"/>
+                <w:i w:val="0"/>
+                <w:color w:val="000000"/>
+                <w:sz w:val="19"/>
+              </w:rPr>
+              <w:t>qwen/qwen3.8-27b</w:t>
+            </w:r>
+          </w:p>
+        </w:tc>
+        <w:tc>
+          <w:tcPr>
+            <w:tcW w:type="dxa" w:w="3120"/>
+            <w:tcMar>
+              <w:top w:w="80" w:type="dxa"/>
+              <w:bottom w:w="80" w:type="dxa"/>
+              <w:left w:w="120" w:type="dxa"/>
+              <w:right w:w="120" w:type="dxa"/>
+            </w:tcMar>
+          </w:tcPr>
+          <w:p>
+            <w:r>
+              <w:rPr>
+                <w:rFonts w:ascii="Times New Roman" w:hAnsi="Times New Roman"/>
+                <w:b w:val="0"/>
+                <w:i w:val="0"/>
+                <w:color w:val="000000"/>
+                <w:sz w:val="19"/>
+              </w:rPr>
+              <w:t>Production 27B open weights LLM</w:t>
             </w:r>
           </w:p>
         </w:tc>
@@ -2988,7 +4963,7 @@
                 <w:color w:val="000000"/>
                 <w:sz w:val="19"/>
               </w:rPr>
-              <w:t>Source code management &amp; auto-sync repo deployment</w:t>
+              <w:t>Repository hosting &amp; auto-sync hook</w:t>
             </w:r>
           </w:p>
         </w:tc>
@@ -3003,7 +4978,7 @@
     <w:p>
       <w:pPr>
         <w:keepNext/>
-        <w:spacing w:before="280" w:after="120"/>
+        <w:spacing w:before="360" w:after="160"/>
         <w:jc w:val="left"/>
       </w:pPr>
       <w:r>
@@ -3012,9 +4987,9 @@
           <w:b/>
           <w:i w:val="0"/>
           <w:color w:val="000000"/>
-          <w:sz w:val="26"/>
+          <w:sz w:val="30"/>
         </w:rPr>
-        <w:t>4.3 Data Sources</w:t>
+        <w:t>13. Methodology and Development Approach</w:t>
       </w:r>
     </w:p>
     <w:p>
@@ -3030,7 +5005,7 @@
           <w:color w:val="000000"/>
           <w:sz w:val="22"/>
         </w:rPr>
-        <w:t>EcoPilot does not rely on static training datasets. Instead, operational data is provided dynamically by users via assessment forms or CSV/Excel imports. Grounding evidence is retrieved at request time from seed sustainability standards stored in the FAISS vector index.</w:t>
+        <w:t>EcoPilot was developed using an agile, iterative engineering methodology. Each development phase produced a distinct, independently testable iteration of system capability.</w:t>
       </w:r>
     </w:p>
     <w:p>
@@ -3045,9 +5020,9 @@
           <w:b/>
           <w:i w:val="0"/>
           <w:color w:val="000000"/>
-          <w:sz w:val="32"/>
+          <w:sz w:val="30"/>
         </w:rPr>
-        <w:t>5. Architecture and System Design</w:t>
+        <w:t>14. Implementation</w:t>
       </w:r>
     </w:p>
     <w:p>
@@ -3063,492 +5038,7 @@
           <w:color w:val="000000"/>
           <w:sz w:val="22"/>
         </w:rPr>
-        <w:t>EcoPilot follows a three-tier architecture comprising a React client tier, a Python FastAPI application tier, and a cloud persistence/AI service tier.</w:t>
-      </w:r>
-    </w:p>
-    <w:p>
-      <w:pPr>
-        <w:keepNext/>
-        <w:spacing w:before="280" w:after="120"/>
-        <w:jc w:val="left"/>
-      </w:pPr>
-      <w:r>
-        <w:rPr>
-          <w:rFonts w:ascii="Times New Roman" w:hAnsi="Times New Roman"/>
-          <w:b/>
-          <w:i w:val="0"/>
-          <w:color w:val="000000"/>
-          <w:sz w:val="26"/>
-        </w:rPr>
-        <w:t>5.1 Component Overview (Client)</w:t>
-      </w:r>
-    </w:p>
-    <w:tbl>
-      <w:tblPr>
-        <w:tblW w:type="auto" w:w="0"/>
-        <w:jc w:val="center"/>
-        <w:tblLook w:firstColumn="1" w:firstRow="1" w:lastColumn="0" w:lastRow="0" w:noHBand="0" w:noVBand="1" w:val="04A0"/>
-      </w:tblPr>
-      <w:tblGrid>
-        <w:gridCol w:w="4680"/>
-        <w:gridCol w:w="4680"/>
-      </w:tblGrid>
-      <w:tr>
-        <w:tc>
-          <w:tcPr>
-            <w:tcW w:type="dxa" w:w="4680"/>
-            <w:shd w:fill="EAEAEA"/>
-            <w:tcMar>
-              <w:top w:w="100" w:type="dxa"/>
-              <w:bottom w:w="100" w:type="dxa"/>
-              <w:left w:w="150" w:type="dxa"/>
-              <w:right w:w="150" w:type="dxa"/>
-            </w:tcMar>
-          </w:tcPr>
-          <w:p>
-            <w:r>
-              <w:rPr>
-                <w:rFonts w:ascii="Times New Roman" w:hAnsi="Times New Roman"/>
-                <w:b/>
-                <w:i w:val="0"/>
-                <w:color w:val="000000"/>
-                <w:sz w:val="20"/>
-              </w:rPr>
-              <w:t>Component</w:t>
-            </w:r>
-          </w:p>
-        </w:tc>
-        <w:tc>
-          <w:tcPr>
-            <w:tcW w:type="dxa" w:w="4680"/>
-            <w:shd w:fill="EAEAEA"/>
-            <w:tcMar>
-              <w:top w:w="100" w:type="dxa"/>
-              <w:bottom w:w="100" w:type="dxa"/>
-              <w:left w:w="150" w:type="dxa"/>
-              <w:right w:w="150" w:type="dxa"/>
-            </w:tcMar>
-          </w:tcPr>
-          <w:p>
-            <w:r>
-              <w:rPr>
-                <w:rFonts w:ascii="Times New Roman" w:hAnsi="Times New Roman"/>
-                <w:b/>
-                <w:i w:val="0"/>
-                <w:color w:val="000000"/>
-                <w:sz w:val="20"/>
-              </w:rPr>
-              <w:t>Responsibility</w:t>
-            </w:r>
-          </w:p>
-        </w:tc>
-      </w:tr>
-      <w:tr>
-        <w:tc>
-          <w:tcPr>
-            <w:tcW w:type="dxa" w:w="4680"/>
-            <w:tcMar>
-              <w:top w:w="80" w:type="dxa"/>
-              <w:bottom w:w="80" w:type="dxa"/>
-              <w:left w:w="120" w:type="dxa"/>
-              <w:right w:w="120" w:type="dxa"/>
-            </w:tcMar>
-          </w:tcPr>
-          <w:p>
-            <w:r>
-              <w:rPr>
-                <w:rFonts w:ascii="Times New Roman" w:hAnsi="Times New Roman"/>
-                <w:b w:val="0"/>
-                <w:i w:val="0"/>
-                <w:color w:val="000000"/>
-                <w:sz w:val="19"/>
-              </w:rPr>
-              <w:t>App.jsx</w:t>
-            </w:r>
-          </w:p>
-        </w:tc>
-        <w:tc>
-          <w:tcPr>
-            <w:tcW w:type="dxa" w:w="4680"/>
-            <w:tcMar>
-              <w:top w:w="80" w:type="dxa"/>
-              <w:bottom w:w="80" w:type="dxa"/>
-              <w:left w:w="120" w:type="dxa"/>
-              <w:right w:w="120" w:type="dxa"/>
-            </w:tcMar>
-          </w:tcPr>
-          <w:p>
-            <w:r>
-              <w:rPr>
-                <w:rFonts w:ascii="Times New Roman" w:hAnsi="Times New Roman"/>
-                <w:b w:val="0"/>
-                <w:i w:val="0"/>
-                <w:color w:val="000000"/>
-                <w:sz w:val="19"/>
-              </w:rPr>
-              <w:t>Root routing, authentication state listener, and global layout wrapper</w:t>
-            </w:r>
-          </w:p>
-        </w:tc>
-      </w:tr>
-      <w:tr>
-        <w:tc>
-          <w:tcPr>
-            <w:tcW w:type="dxa" w:w="4680"/>
-            <w:tcMar>
-              <w:top w:w="80" w:type="dxa"/>
-              <w:bottom w:w="80" w:type="dxa"/>
-              <w:left w:w="120" w:type="dxa"/>
-              <w:right w:w="120" w:type="dxa"/>
-            </w:tcMar>
-          </w:tcPr>
-          <w:p>
-            <w:r>
-              <w:rPr>
-                <w:rFonts w:ascii="Times New Roman" w:hAnsi="Times New Roman"/>
-                <w:b w:val="0"/>
-                <w:i w:val="0"/>
-                <w:color w:val="000000"/>
-                <w:sz w:val="19"/>
-              </w:rPr>
-              <w:t>Navbar.jsx &amp; Sidebar.jsx</w:t>
-            </w:r>
-          </w:p>
-        </w:tc>
-        <w:tc>
-          <w:tcPr>
-            <w:tcW w:type="dxa" w:w="4680"/>
-            <w:tcMar>
-              <w:top w:w="80" w:type="dxa"/>
-              <w:bottom w:w="80" w:type="dxa"/>
-              <w:left w:w="120" w:type="dxa"/>
-              <w:right w:w="120" w:type="dxa"/>
-            </w:tcMar>
-          </w:tcPr>
-          <w:p>
-            <w:r>
-              <w:rPr>
-                <w:rFonts w:ascii="Times New Roman" w:hAnsi="Times New Roman"/>
-                <w:b w:val="0"/>
-                <w:i w:val="0"/>
-                <w:color w:val="000000"/>
-                <w:sz w:val="19"/>
-              </w:rPr>
-              <w:t>Responsive header branding (with logo.png) and navigation drawer</w:t>
-            </w:r>
-          </w:p>
-        </w:tc>
-      </w:tr>
-      <w:tr>
-        <w:tc>
-          <w:tcPr>
-            <w:tcW w:type="dxa" w:w="4680"/>
-            <w:tcMar>
-              <w:top w:w="80" w:type="dxa"/>
-              <w:bottom w:w="80" w:type="dxa"/>
-              <w:left w:w="120" w:type="dxa"/>
-              <w:right w:w="120" w:type="dxa"/>
-            </w:tcMar>
-          </w:tcPr>
-          <w:p>
-            <w:r>
-              <w:rPr>
-                <w:rFonts w:ascii="Times New Roman" w:hAnsi="Times New Roman"/>
-                <w:b w:val="0"/>
-                <w:i w:val="0"/>
-                <w:color w:val="000000"/>
-                <w:sz w:val="19"/>
-              </w:rPr>
-              <w:t>Dashboard.jsx</w:t>
-            </w:r>
-          </w:p>
-        </w:tc>
-        <w:tc>
-          <w:tcPr>
-            <w:tcW w:type="dxa" w:w="4680"/>
-            <w:tcMar>
-              <w:top w:w="80" w:type="dxa"/>
-              <w:bottom w:w="80" w:type="dxa"/>
-              <w:left w:w="120" w:type="dxa"/>
-              <w:right w:w="120" w:type="dxa"/>
-            </w:tcMar>
-          </w:tcPr>
-          <w:p>
-            <w:r>
-              <w:rPr>
-                <w:rFonts w:ascii="Times New Roman" w:hAnsi="Times New Roman"/>
-                <w:b w:val="0"/>
-                <w:i w:val="0"/>
-                <w:color w:val="000000"/>
-                <w:sz w:val="19"/>
-              </w:rPr>
-              <w:t>Executive score metrics, hotspot cards, and overall sustainability rating</w:t>
-            </w:r>
-          </w:p>
-        </w:tc>
-      </w:tr>
-      <w:tr>
-        <w:tc>
-          <w:tcPr>
-            <w:tcW w:type="dxa" w:w="4680"/>
-            <w:tcMar>
-              <w:top w:w="80" w:type="dxa"/>
-              <w:bottom w:w="80" w:type="dxa"/>
-              <w:left w:w="120" w:type="dxa"/>
-              <w:right w:w="120" w:type="dxa"/>
-            </w:tcMar>
-          </w:tcPr>
-          <w:p>
-            <w:r>
-              <w:rPr>
-                <w:rFonts w:ascii="Times New Roman" w:hAnsi="Times New Roman"/>
-                <w:b w:val="0"/>
-                <w:i w:val="0"/>
-                <w:color w:val="000000"/>
-                <w:sz w:val="19"/>
-              </w:rPr>
-              <w:t>Assessments.jsx</w:t>
-            </w:r>
-          </w:p>
-        </w:tc>
-        <w:tc>
-          <w:tcPr>
-            <w:tcW w:type="dxa" w:w="4680"/>
-            <w:tcMar>
-              <w:top w:w="80" w:type="dxa"/>
-              <w:bottom w:w="80" w:type="dxa"/>
-              <w:left w:w="120" w:type="dxa"/>
-              <w:right w:w="120" w:type="dxa"/>
-            </w:tcMar>
-          </w:tcPr>
-          <w:p>
-            <w:r>
-              <w:rPr>
-                <w:rFonts w:ascii="Times New Roman" w:hAnsi="Times New Roman"/>
-                <w:b w:val="0"/>
-                <w:i w:val="0"/>
-                <w:color w:val="000000"/>
-                <w:sz w:val="19"/>
-              </w:rPr>
-              <w:t>5-category data entry form, CSV/Excel import parser, and history table</w:t>
-            </w:r>
-          </w:p>
-        </w:tc>
-      </w:tr>
-      <w:tr>
-        <w:tc>
-          <w:tcPr>
-            <w:tcW w:type="dxa" w:w="4680"/>
-            <w:tcMar>
-              <w:top w:w="80" w:type="dxa"/>
-              <w:bottom w:w="80" w:type="dxa"/>
-              <w:left w:w="120" w:type="dxa"/>
-              <w:right w:w="120" w:type="dxa"/>
-            </w:tcMar>
-          </w:tcPr>
-          <w:p>
-            <w:r>
-              <w:rPr>
-                <w:rFonts w:ascii="Times New Roman" w:hAnsi="Times New Roman"/>
-                <w:b w:val="0"/>
-                <w:i w:val="0"/>
-                <w:color w:val="000000"/>
-                <w:sz w:val="19"/>
-              </w:rPr>
-              <w:t>Analytics.jsx</w:t>
-            </w:r>
-          </w:p>
-        </w:tc>
-        <w:tc>
-          <w:tcPr>
-            <w:tcW w:type="dxa" w:w="4680"/>
-            <w:tcMar>
-              <w:top w:w="80" w:type="dxa"/>
-              <w:bottom w:w="80" w:type="dxa"/>
-              <w:left w:w="120" w:type="dxa"/>
-              <w:right w:w="120" w:type="dxa"/>
-            </w:tcMar>
-          </w:tcPr>
-          <w:p>
-            <w:r>
-              <w:rPr>
-                <w:rFonts w:ascii="Times New Roman" w:hAnsi="Times New Roman"/>
-                <w:b w:val="0"/>
-                <w:i w:val="0"/>
-                <w:color w:val="000000"/>
-                <w:sz w:val="19"/>
-              </w:rPr>
-              <w:t>Recharts statistical visualizer, category score comparison, and trends</w:t>
-            </w:r>
-          </w:p>
-        </w:tc>
-      </w:tr>
-      <w:tr>
-        <w:tc>
-          <w:tcPr>
-            <w:tcW w:type="dxa" w:w="4680"/>
-            <w:tcMar>
-              <w:top w:w="80" w:type="dxa"/>
-              <w:bottom w:w="80" w:type="dxa"/>
-              <w:left w:w="120" w:type="dxa"/>
-              <w:right w:w="120" w:type="dxa"/>
-            </w:tcMar>
-          </w:tcPr>
-          <w:p>
-            <w:r>
-              <w:rPr>
-                <w:rFonts w:ascii="Times New Roman" w:hAnsi="Times New Roman"/>
-                <w:b w:val="0"/>
-                <w:i w:val="0"/>
-                <w:color w:val="000000"/>
-                <w:sz w:val="19"/>
-              </w:rPr>
-              <w:t>AIIntelligence.jsx</w:t>
-            </w:r>
-          </w:p>
-        </w:tc>
-        <w:tc>
-          <w:tcPr>
-            <w:tcW w:type="dxa" w:w="4680"/>
-            <w:tcMar>
-              <w:top w:w="80" w:type="dxa"/>
-              <w:bottom w:w="80" w:type="dxa"/>
-              <w:left w:w="120" w:type="dxa"/>
-              <w:right w:w="120" w:type="dxa"/>
-            </w:tcMar>
-          </w:tcPr>
-          <w:p>
-            <w:r>
-              <w:rPr>
-                <w:rFonts w:ascii="Times New Roman" w:hAnsi="Times New Roman"/>
-                <w:b w:val="0"/>
-                <w:i w:val="0"/>
-                <w:color w:val="000000"/>
-                <w:sz w:val="19"/>
-              </w:rPr>
-              <w:t>One-click RAG analysis trigger, executive summary, and action plan UI</w:t>
-            </w:r>
-          </w:p>
-        </w:tc>
-      </w:tr>
-      <w:tr>
-        <w:tc>
-          <w:tcPr>
-            <w:tcW w:type="dxa" w:w="4680"/>
-            <w:tcMar>
-              <w:top w:w="80" w:type="dxa"/>
-              <w:bottom w:w="80" w:type="dxa"/>
-              <w:left w:w="120" w:type="dxa"/>
-              <w:right w:w="120" w:type="dxa"/>
-            </w:tcMar>
-          </w:tcPr>
-          <w:p>
-            <w:r>
-              <w:rPr>
-                <w:rFonts w:ascii="Times New Roman" w:hAnsi="Times New Roman"/>
-                <w:b w:val="0"/>
-                <w:i w:val="0"/>
-                <w:color w:val="000000"/>
-                <w:sz w:val="19"/>
-              </w:rPr>
-              <w:t>Knowledge.jsx</w:t>
-            </w:r>
-          </w:p>
-        </w:tc>
-        <w:tc>
-          <w:tcPr>
-            <w:tcW w:type="dxa" w:w="4680"/>
-            <w:tcMar>
-              <w:top w:w="80" w:type="dxa"/>
-              <w:bottom w:w="80" w:type="dxa"/>
-              <w:left w:w="120" w:type="dxa"/>
-              <w:right w:w="120" w:type="dxa"/>
-            </w:tcMar>
-          </w:tcPr>
-          <w:p>
-            <w:r>
-              <w:rPr>
-                <w:rFonts w:ascii="Times New Roman" w:hAnsi="Times New Roman"/>
-                <w:b w:val="0"/>
-                <w:i w:val="0"/>
-                <w:color w:val="000000"/>
-                <w:sz w:val="19"/>
-              </w:rPr>
-              <w:t>Searchable reference library of environmental guidelines and standards</w:t>
-            </w:r>
-          </w:p>
-        </w:tc>
-      </w:tr>
-      <w:tr>
-        <w:tc>
-          <w:tcPr>
-            <w:tcW w:type="dxa" w:w="4680"/>
-            <w:tcMar>
-              <w:top w:w="80" w:type="dxa"/>
-              <w:bottom w:w="80" w:type="dxa"/>
-              <w:left w:w="120" w:type="dxa"/>
-              <w:right w:w="120" w:type="dxa"/>
-            </w:tcMar>
-          </w:tcPr>
-          <w:p>
-            <w:r>
-              <w:rPr>
-                <w:rFonts w:ascii="Times New Roman" w:hAnsi="Times New Roman"/>
-                <w:b w:val="0"/>
-                <w:i w:val="0"/>
-                <w:color w:val="000000"/>
-                <w:sz w:val="19"/>
-              </w:rPr>
-              <w:t>MonthlyReportModal.jsx</w:t>
-            </w:r>
-          </w:p>
-        </w:tc>
-        <w:tc>
-          <w:tcPr>
-            <w:tcW w:type="dxa" w:w="4680"/>
-            <w:tcMar>
-              <w:top w:w="80" w:type="dxa"/>
-              <w:bottom w:w="80" w:type="dxa"/>
-              <w:left w:w="120" w:type="dxa"/>
-              <w:right w:w="120" w:type="dxa"/>
-            </w:tcMar>
-          </w:tcPr>
-          <w:p>
-            <w:r>
-              <w:rPr>
-                <w:rFonts w:ascii="Times New Roman" w:hAnsi="Times New Roman"/>
-                <w:b w:val="0"/>
-                <w:i w:val="0"/>
-                <w:color w:val="000000"/>
-                <w:sz w:val="19"/>
-              </w:rPr>
-              <w:t>Client-side PDF report compilation and export using html2pdf.js</w:t>
-            </w:r>
-          </w:p>
-        </w:tc>
-      </w:tr>
-    </w:tbl>
-    <w:p>
-      <w:pPr>
-        <w:spacing w:before="120" w:after="120" w:line="276" w:lineRule="auto"/>
-        <w:jc w:val="left"/>
-      </w:pPr>
-    </w:p>
-    <w:p>
-      <w:pPr>
-        <w:keepNext/>
-        <w:spacing w:before="280" w:after="120"/>
-        <w:jc w:val="left"/>
-      </w:pPr>
-      <w:r>
-        <w:rPr>
-          <w:rFonts w:ascii="Times New Roman" w:hAnsi="Times New Roman"/>
-          <w:b/>
-          <w:i w:val="0"/>
-          <w:color w:val="000000"/>
-          <w:sz w:val="26"/>
-        </w:rPr>
-        <w:t>5.2 API Endpoints</w:t>
+        <w:t>System implementation was completed across six sequential phases:</w:t>
       </w:r>
     </w:p>
     <w:p>
@@ -3564,7 +5054,7 @@
           <w:color w:val="000000"/>
           <w:sz w:val="22"/>
         </w:rPr>
-        <w:t xml:space="preserve">POST /api/ai/analyze — </w:t>
+        <w:t xml:space="preserve">Phase 1 — Foundation &amp; Assessment Engine: </w:t>
       </w:r>
       <w:r>
         <w:rPr>
@@ -3574,7 +5064,7 @@
           <w:color w:val="000000"/>
           <w:sz w:val="22"/>
         </w:rPr>
-        <w:t>Accepts category metrics, performs FAISS vector RAG lookup, constructs grounded prompt, executes Groq inference (qwen/qwen3.8-27b), and returns structured JSON analysis.</w:t>
+        <w:t>Configured Vite + React 18 frontend, designed glassmorphism CSS design system, built 5-category assessment state management.</w:t>
       </w:r>
     </w:p>
     <w:p>
@@ -3590,7 +5080,7 @@
           <w:color w:val="000000"/>
           <w:sz w:val="22"/>
         </w:rPr>
-        <w:t xml:space="preserve">GET /api/health — </w:t>
+        <w:t xml:space="preserve">Phase 2 — FastAPI Backend &amp; RAG Pipeline: </w:t>
       </w:r>
       <w:r>
         <w:rPr>
@@ -3600,370 +5090,7 @@
           <w:color w:val="000000"/>
           <w:sz w:val="22"/>
         </w:rPr>
-        <w:t>Health check endpoint confirming API service and AI provider status.</w:t>
-      </w:r>
-    </w:p>
-    <w:p>
-      <w:pPr>
-        <w:keepNext/>
-        <w:spacing w:before="280" w:after="120"/>
-        <w:jc w:val="left"/>
-      </w:pPr>
-      <w:r>
-        <w:rPr>
-          <w:rFonts w:ascii="Times New Roman" w:hAnsi="Times New Roman"/>
-          <w:b/>
-          <w:i w:val="0"/>
-          <w:color w:val="000000"/>
-          <w:sz w:val="26"/>
-        </w:rPr>
-        <w:t>5.3 Prompt Engineering and Structured Output</w:t>
-      </w:r>
-    </w:p>
-    <w:p>
-      <w:pPr>
-        <w:spacing w:before="0" w:after="120" w:line="276" w:lineRule="auto"/>
-        <w:jc w:val="left"/>
-      </w:pPr>
-      <w:r>
-        <w:rPr>
-          <w:rFonts w:ascii="Times New Roman" w:hAnsi="Times New Roman"/>
-          <w:b w:val="0"/>
-          <w:i w:val="0"/>
-          <w:color w:val="000000"/>
-          <w:sz w:val="22"/>
-        </w:rPr>
-        <w:t>Reliable machine parsing is achieved by constraining Groq API responses to strict JSON matching the following schema:</w:t>
-      </w:r>
-    </w:p>
-    <w:tbl>
-      <w:tblPr>
-        <w:tblW w:type="auto" w:w="0"/>
-        <w:jc w:val="center"/>
-        <w:tblLook w:firstColumn="1" w:firstRow="1" w:lastColumn="0" w:lastRow="0" w:noHBand="0" w:noVBand="1" w:val="04A0"/>
-      </w:tblPr>
-      <w:tblGrid>
-        <w:gridCol w:w="9360"/>
-      </w:tblGrid>
-      <w:tr>
-        <w:tc>
-          <w:tcPr>
-            <w:tcW w:type="dxa" w:w="9360"/>
-            <w:shd w:fill="F5F5F5"/>
-            <w:tcMar>
-              <w:top w:w="120" w:type="dxa"/>
-              <w:bottom w:w="120" w:type="dxa"/>
-              <w:left w:w="180" w:type="dxa"/>
-              <w:right w:w="180" w:type="dxa"/>
-            </w:tcMar>
-            <w:tcBorders>
-              <w:top w:val="single" w:sz="4" w:space="0" w:color="CCCCCC"/>
-              <w:left w:val="single" w:sz="4" w:space="0" w:color="CCCCCC"/>
-              <w:bottom w:val="single" w:sz="4" w:space="0" w:color="CCCCCC"/>
-              <w:right w:val="single" w:sz="4" w:space="0" w:color="CCCCCC"/>
-            </w:tcBorders>
-          </w:tcPr>
-          <w:p>
-            <w:pPr>
-              <w:spacing w:before="40" w:after="40" w:line="252" w:lineRule="auto"/>
-            </w:pPr>
-            <w:r>
-              <w:rPr>
-                <w:rFonts w:ascii="Consolas" w:hAnsi="Consolas"/>
-                <w:b w:val="0"/>
-                <w:i w:val="0"/>
-                <w:color w:val="1E1E1E"/>
-                <w:sz w:val="19"/>
-              </w:rPr>
-              <w:t>{</w:t>
-            </w:r>
-          </w:p>
-          <w:p>
-            <w:pPr>
-              <w:spacing w:before="0" w:after="40" w:line="252" w:lineRule="auto"/>
-            </w:pPr>
-            <w:r>
-              <w:rPr>
-                <w:rFonts w:ascii="Consolas" w:hAnsi="Consolas"/>
-                <w:b w:val="0"/>
-                <w:i w:val="0"/>
-                <w:color w:val="1E1E1E"/>
-                <w:sz w:val="19"/>
-              </w:rPr>
-              <w:t xml:space="preserve">  "executiveSummary": "string",</w:t>
-            </w:r>
-          </w:p>
-          <w:p>
-            <w:pPr>
-              <w:spacing w:before="0" w:after="40" w:line="252" w:lineRule="auto"/>
-            </w:pPr>
-            <w:r>
-              <w:rPr>
-                <w:rFonts w:ascii="Consolas" w:hAnsi="Consolas"/>
-                <w:b w:val="0"/>
-                <w:i w:val="0"/>
-                <w:color w:val="1E1E1E"/>
-                <w:sz w:val="19"/>
-              </w:rPr>
-              <w:t xml:space="preserve">  "keyFindings": [</w:t>
-            </w:r>
-          </w:p>
-          <w:p>
-            <w:pPr>
-              <w:spacing w:before="0" w:after="40" w:line="252" w:lineRule="auto"/>
-            </w:pPr>
-            <w:r>
-              <w:rPr>
-                <w:rFonts w:ascii="Consolas" w:hAnsi="Consolas"/>
-                <w:b w:val="0"/>
-                <w:i w:val="0"/>
-                <w:color w:val="1E1E1E"/>
-                <w:sz w:val="19"/>
-              </w:rPr>
-              <w:t xml:space="preserve">    { "category": "string", "severity": "High|Medium|Low", "observation": "string" }</w:t>
-            </w:r>
-          </w:p>
-          <w:p>
-            <w:pPr>
-              <w:spacing w:before="0" w:after="40" w:line="252" w:lineRule="auto"/>
-            </w:pPr>
-            <w:r>
-              <w:rPr>
-                <w:rFonts w:ascii="Consolas" w:hAnsi="Consolas"/>
-                <w:b w:val="0"/>
-                <w:i w:val="0"/>
-                <w:color w:val="1E1E1E"/>
-                <w:sz w:val="19"/>
-              </w:rPr>
-              <w:t xml:space="preserve">  ],</w:t>
-            </w:r>
-          </w:p>
-          <w:p>
-            <w:pPr>
-              <w:spacing w:before="0" w:after="40" w:line="252" w:lineRule="auto"/>
-            </w:pPr>
-            <w:r>
-              <w:rPr>
-                <w:rFonts w:ascii="Consolas" w:hAnsi="Consolas"/>
-                <w:b w:val="0"/>
-                <w:i w:val="0"/>
-                <w:color w:val="1E1E1E"/>
-                <w:sz w:val="19"/>
-              </w:rPr>
-              <w:t xml:space="preserve">  "recommendations": [</w:t>
-            </w:r>
-          </w:p>
-          <w:p>
-            <w:pPr>
-              <w:spacing w:before="0" w:after="40" w:line="252" w:lineRule="auto"/>
-            </w:pPr>
-            <w:r>
-              <w:rPr>
-                <w:rFonts w:ascii="Consolas" w:hAnsi="Consolas"/>
-                <w:b w:val="0"/>
-                <w:i w:val="0"/>
-                <w:color w:val="1E1E1E"/>
-                <w:sz w:val="19"/>
-              </w:rPr>
-              <w:t xml:space="preserve">    { "id": 1, "title": "string", "category": "string", "priority": "High|Medium|Low", "expectedImpact": "string", "evidenceReference": "string" }</w:t>
-            </w:r>
-          </w:p>
-          <w:p>
-            <w:pPr>
-              <w:spacing w:before="0" w:after="40" w:line="252" w:lineRule="auto"/>
-            </w:pPr>
-            <w:r>
-              <w:rPr>
-                <w:rFonts w:ascii="Consolas" w:hAnsi="Consolas"/>
-                <w:b w:val="0"/>
-                <w:i w:val="0"/>
-                <w:color w:val="1E1E1E"/>
-                <w:sz w:val="19"/>
-              </w:rPr>
-              <w:t xml:space="preserve">  ],</w:t>
-            </w:r>
-          </w:p>
-          <w:p>
-            <w:pPr>
-              <w:spacing w:before="0" w:after="40" w:line="252" w:lineRule="auto"/>
-            </w:pPr>
-            <w:r>
-              <w:rPr>
-                <w:rFonts w:ascii="Consolas" w:hAnsi="Consolas"/>
-                <w:b w:val="0"/>
-                <w:i w:val="0"/>
-                <w:color w:val="1E1E1E"/>
-                <w:sz w:val="19"/>
-              </w:rPr>
-              <w:t xml:space="preserve">  "actionPlan": {</w:t>
-            </w:r>
-          </w:p>
-          <w:p>
-            <w:pPr>
-              <w:spacing w:before="0" w:after="40" w:line="252" w:lineRule="auto"/>
-            </w:pPr>
-            <w:r>
-              <w:rPr>
-                <w:rFonts w:ascii="Consolas" w:hAnsi="Consolas"/>
-                <w:b w:val="0"/>
-                <w:i w:val="0"/>
-                <w:color w:val="1E1E1E"/>
-                <w:sz w:val="19"/>
-              </w:rPr>
-              <w:t xml:space="preserve">    "shortTerm": ["string"],</w:t>
-            </w:r>
-          </w:p>
-          <w:p>
-            <w:pPr>
-              <w:spacing w:before="0" w:after="40" w:line="252" w:lineRule="auto"/>
-            </w:pPr>
-            <w:r>
-              <w:rPr>
-                <w:rFonts w:ascii="Consolas" w:hAnsi="Consolas"/>
-                <w:b w:val="0"/>
-                <w:i w:val="0"/>
-                <w:color w:val="1E1E1E"/>
-                <w:sz w:val="19"/>
-              </w:rPr>
-              <w:t xml:space="preserve">    "mediumTerm": ["string"],</w:t>
-            </w:r>
-          </w:p>
-          <w:p>
-            <w:pPr>
-              <w:spacing w:before="0" w:after="40" w:line="252" w:lineRule="auto"/>
-            </w:pPr>
-            <w:r>
-              <w:rPr>
-                <w:rFonts w:ascii="Consolas" w:hAnsi="Consolas"/>
-                <w:b w:val="0"/>
-                <w:i w:val="0"/>
-                <w:color w:val="1E1E1E"/>
-                <w:sz w:val="19"/>
-              </w:rPr>
-              <w:t xml:space="preserve">    "longTerm": ["string"]</w:t>
-            </w:r>
-          </w:p>
-          <w:p>
-            <w:pPr>
-              <w:spacing w:before="0" w:after="40" w:line="252" w:lineRule="auto"/>
-            </w:pPr>
-            <w:r>
-              <w:rPr>
-                <w:rFonts w:ascii="Consolas" w:hAnsi="Consolas"/>
-                <w:b w:val="0"/>
-                <w:i w:val="0"/>
-                <w:color w:val="1E1E1E"/>
-                <w:sz w:val="19"/>
-              </w:rPr>
-              <w:t xml:space="preserve">  }</w:t>
-            </w:r>
-          </w:p>
-          <w:p>
-            <w:pPr>
-              <w:spacing w:before="0" w:after="40" w:line="252" w:lineRule="auto"/>
-            </w:pPr>
-            <w:r>
-              <w:rPr>
-                <w:rFonts w:ascii="Consolas" w:hAnsi="Consolas"/>
-                <w:b w:val="0"/>
-                <w:i w:val="0"/>
-                <w:color w:val="1E1E1E"/>
-                <w:sz w:val="19"/>
-              </w:rPr>
-              <w:t>}</w:t>
-            </w:r>
-          </w:p>
-        </w:tc>
-      </w:tr>
-    </w:tbl>
-    <w:p>
-      <w:pPr>
-        <w:spacing w:after="120"/>
-      </w:pPr>
-    </w:p>
-    <w:p>
-      <w:pPr>
-        <w:keepNext/>
-        <w:spacing w:before="360" w:after="160"/>
-        <w:jc w:val="left"/>
-      </w:pPr>
-      <w:r>
-        <w:rPr>
-          <w:rFonts w:ascii="Times New Roman" w:hAnsi="Times New Roman"/>
-          <w:b/>
-          <w:i w:val="0"/>
-          <w:color w:val="000000"/>
-          <w:sz w:val="32"/>
-        </w:rPr>
-        <w:t>6. Implementation</w:t>
-      </w:r>
-    </w:p>
-    <w:p>
-      <w:pPr>
-        <w:spacing w:before="0" w:after="120" w:line="276" w:lineRule="auto"/>
-        <w:jc w:val="left"/>
-      </w:pPr>
-      <w:r>
-        <w:rPr>
-          <w:rFonts w:ascii="Times New Roman" w:hAnsi="Times New Roman"/>
-          <w:b w:val="0"/>
-          <w:i w:val="0"/>
-          <w:color w:val="000000"/>
-          <w:sz w:val="22"/>
-        </w:rPr>
-        <w:t>Implementation proceeded across six sequential engineering phases:</w:t>
-      </w:r>
-    </w:p>
-    <w:p>
-      <w:pPr>
-        <w:pStyle w:val="ListBullet"/>
-        <w:spacing w:before="0" w:after="60" w:line="276" w:lineRule="auto"/>
-      </w:pPr>
-      <w:r>
-        <w:rPr>
-          <w:rFonts w:ascii="Times New Roman" w:hAnsi="Times New Roman"/>
-          <w:b/>
-          <w:i w:val="0"/>
-          <w:color w:val="000000"/>
-          <w:sz w:val="22"/>
-        </w:rPr>
-        <w:t xml:space="preserve">Phase 1 — Foundation &amp; Assessment System: </w:t>
-      </w:r>
-      <w:r>
-        <w:rPr>
-          <w:rFonts w:ascii="Times New Roman" w:hAnsi="Times New Roman"/>
-          <w:b w:val="0"/>
-          <w:i w:val="0"/>
-          <w:color w:val="000000"/>
-          <w:sz w:val="22"/>
-        </w:rPr>
-        <w:t>Built Vite + React project, designed Tailwind CSS theme, implemented 5-category assessment state management.</w:t>
-      </w:r>
-    </w:p>
-    <w:p>
-      <w:pPr>
-        <w:pStyle w:val="ListBullet"/>
-        <w:spacing w:before="0" w:after="60" w:line="276" w:lineRule="auto"/>
-      </w:pPr>
-      <w:r>
-        <w:rPr>
-          <w:rFonts w:ascii="Times New Roman" w:hAnsi="Times New Roman"/>
-          <w:b/>
-          <w:i w:val="0"/>
-          <w:color w:val="000000"/>
-          <w:sz w:val="22"/>
-        </w:rPr>
-        <w:t xml:space="preserve">Phase 2 — Backend &amp; RAG Integration: </w:t>
-      </w:r>
-      <w:r>
-        <w:rPr>
-          <w:rFonts w:ascii="Times New Roman" w:hAnsi="Times New Roman"/>
-          <w:b w:val="0"/>
-          <w:i w:val="0"/>
-          <w:color w:val="000000"/>
-          <w:sz w:val="22"/>
-        </w:rPr>
-        <w:t>Developed FastAPI backend (`backend/main.py`), configured FAISS vector store, integrated Sentence-Transformers, and set up Groq API client with qwen/qwen3.8-27b.</w:t>
+        <w:t>Created FastAPI REST server (`backend/main.py`), configured FAISS vector store, sentence-transformers embeddings, and Groq API client.</w:t>
       </w:r>
     </w:p>
     <w:p>
@@ -4005,7 +5132,7 @@
           <w:color w:val="000000"/>
           <w:sz w:val="22"/>
         </w:rPr>
-        <w:t xml:space="preserve">Phase 4 — Analytics &amp; Hotspot Detection: </w:t>
+        <w:t xml:space="preserve">Phase 4 — Analytics Dashboard &amp; Hotspot Detector: </w:t>
       </w:r>
       <w:r>
         <w:rPr>
@@ -4057,7 +5184,7 @@
           <w:color w:val="000000"/>
           <w:sz w:val="22"/>
         </w:rPr>
-        <w:t xml:space="preserve">Phase 6 — Production Optimization &amp; Auto-Sync: </w:t>
+        <w:t xml:space="preserve">Phase 6 — UI Refinement &amp; Auto-Sync Hook: </w:t>
       </w:r>
       <w:r>
         <w:rPr>
@@ -4073,7 +5200,7 @@
     <w:p>
       <w:pPr>
         <w:keepNext/>
-        <w:spacing w:before="360" w:after="160"/>
+        <w:spacing w:before="280" w:after="120"/>
         <w:jc w:val="left"/>
       </w:pPr>
       <w:r>
@@ -4082,15 +5209,31 @@
           <w:b/>
           <w:i w:val="0"/>
           <w:color w:val="000000"/>
-          <w:sz w:val="32"/>
+          <w:sz w:val="25"/>
         </w:rPr>
-        <w:t>7. Results and Evaluation</w:t>
+        <w:t>14.1 Deployment Pipeline</w:t>
       </w:r>
     </w:p>
     <w:p>
       <w:pPr>
+        <w:spacing w:before="0" w:after="120" w:line="276" w:lineRule="auto"/>
+        <w:jc w:val="left"/>
+      </w:pPr>
+      <w:r>
+        <w:rPr>
+          <w:rFonts w:ascii="Times New Roman" w:hAnsi="Times New Roman"/>
+          <w:b w:val="0"/>
+          <w:i w:val="0"/>
+          <w:color w:val="000000"/>
+          <w:sz w:val="22"/>
+        </w:rPr>
+        <w:t>The build process utilizes Vite (`npm run build`) compiling client assets into a optimized `/dist` production bundle. The Python FastAPI backend runs via Uvicorn on port 8000. All secrets (`GROQ_API_KEY`) are managed exclusively through server-side `.env` environment variables.</w:t>
+      </w:r>
+    </w:p>
+    <w:p>
+      <w:pPr>
         <w:keepNext/>
-        <w:spacing w:before="280" w:after="120"/>
+        <w:spacing w:before="360" w:after="160"/>
         <w:jc w:val="left"/>
       </w:pPr>
       <w:r>
@@ -4099,9 +5242,9 @@
           <w:b/>
           <w:i w:val="0"/>
           <w:color w:val="000000"/>
-          <w:sz w:val="26"/>
+          <w:sz w:val="30"/>
         </w:rPr>
-        <w:t>7.1 Qualitative Outcomes</w:t>
+        <w:t>15. Security</w:t>
       </w:r>
     </w:p>
     <w:p>
@@ -4117,7 +5260,7 @@
           <w:color w:val="000000"/>
           <w:sz w:val="22"/>
         </w:rPr>
-        <w:t xml:space="preserve">Grounded AI Output: </w:t>
+        <w:t xml:space="preserve">Authentication: </w:t>
       </w:r>
       <w:r>
         <w:rPr>
@@ -4127,7 +5270,7 @@
           <w:color w:val="000000"/>
           <w:sz w:val="22"/>
         </w:rPr>
-        <w:t>The RAG pipeline reliably returns evidence-backed recommendations, eliminating hallucinated statistics.</w:t>
+        <w:t>Managed via Firebase Auth with encrypted JWT session persistence.</w:t>
       </w:r>
     </w:p>
     <w:p>
@@ -4143,7 +5286,7 @@
           <w:color w:val="000000"/>
           <w:sz w:val="22"/>
         </w:rPr>
-        <w:t xml:space="preserve">Credential Security: </w:t>
+        <w:t xml:space="preserve">Authorization: </w:t>
       </w:r>
       <w:r>
         <w:rPr>
@@ -4153,7 +5296,7 @@
           <w:color w:val="000000"/>
           <w:sz w:val="22"/>
         </w:rPr>
-        <w:t>Zero API keys are exposed to client-side code; all Groq calls execute server-side.</w:t>
+        <w:t>Strict Firestore security rules ensure users can only access their own assessment documents.</w:t>
       </w:r>
     </w:p>
     <w:p>
@@ -4169,7 +5312,7 @@
           <w:color w:val="000000"/>
           <w:sz w:val="22"/>
         </w:rPr>
-        <w:t xml:space="preserve">Performance: </w:t>
+        <w:t xml:space="preserve">API Key Isolation: </w:t>
       </w:r>
       <w:r>
         <w:rPr>
@@ -4179,13 +5322,13 @@
           <w:color w:val="000000"/>
           <w:sz w:val="22"/>
         </w:rPr>
-        <w:t>Groq inference delivers complete multi-category intelligence reports in under 2 seconds.</w:t>
+        <w:t>GROQ_API_KEY remains strictly server-side inside FastAPI; zero keys are exposed to client JavaScript bundles.</w:t>
       </w:r>
     </w:p>
     <w:p>
       <w:pPr>
         <w:keepNext/>
-        <w:spacing w:before="280" w:after="120"/>
+        <w:spacing w:before="360" w:after="160"/>
         <w:jc w:val="left"/>
       </w:pPr>
       <w:r>
@@ -4194,9 +5337,704 @@
           <w:b/>
           <w:i w:val="0"/>
           <w:color w:val="000000"/>
-          <w:sz w:val="26"/>
+          <w:sz w:val="30"/>
         </w:rPr>
-        <w:t>7.2 Summary of Issues Identified and Resolved</w:t>
+        <w:t>16. Responsible AI &amp; Ethics</w:t>
+      </w:r>
+    </w:p>
+    <w:p>
+      <w:pPr>
+        <w:spacing w:before="0" w:after="120" w:line="276" w:lineRule="auto"/>
+        <w:jc w:val="left"/>
+      </w:pPr>
+      <w:r>
+        <w:rPr>
+          <w:rFonts w:ascii="Times New Roman" w:hAnsi="Times New Roman"/>
+          <w:b w:val="0"/>
+          <w:i w:val="0"/>
+          <w:color w:val="000000"/>
+          <w:sz w:val="22"/>
+        </w:rPr>
+        <w:t>EcoPilot adheres to core Responsible AI principles:</w:t>
+      </w:r>
+    </w:p>
+    <w:p>
+      <w:pPr>
+        <w:pStyle w:val="ListBullet"/>
+        <w:spacing w:before="0" w:after="60" w:line="276" w:lineRule="auto"/>
+      </w:pPr>
+      <w:r>
+        <w:rPr>
+          <w:rFonts w:ascii="Times New Roman" w:hAnsi="Times New Roman"/>
+          <w:b/>
+          <w:i w:val="0"/>
+          <w:color w:val="000000"/>
+          <w:sz w:val="22"/>
+        </w:rPr>
+        <w:t xml:space="preserve">Grounding: </w:t>
+      </w:r>
+      <w:r>
+        <w:rPr>
+          <w:rFonts w:ascii="Times New Roman" w:hAnsi="Times New Roman"/>
+          <w:b w:val="0"/>
+          <w:i w:val="0"/>
+          <w:color w:val="000000"/>
+          <w:sz w:val="22"/>
+        </w:rPr>
+        <w:t>All AI recommendations are grounded in retrieved vector passages to eliminate hallucinations.</w:t>
+      </w:r>
+    </w:p>
+    <w:p>
+      <w:pPr>
+        <w:pStyle w:val="ListBullet"/>
+        <w:spacing w:before="0" w:after="60" w:line="276" w:lineRule="auto"/>
+      </w:pPr>
+      <w:r>
+        <w:rPr>
+          <w:rFonts w:ascii="Times New Roman" w:hAnsi="Times New Roman"/>
+          <w:b/>
+          <w:i w:val="0"/>
+          <w:color w:val="000000"/>
+          <w:sz w:val="22"/>
+        </w:rPr>
+        <w:t xml:space="preserve">Human Oversight: </w:t>
+      </w:r>
+      <w:r>
+        <w:rPr>
+          <w:rFonts w:ascii="Times New Roman" w:hAnsi="Times New Roman"/>
+          <w:b w:val="0"/>
+          <w:i w:val="0"/>
+          <w:color w:val="000000"/>
+          <w:sz w:val="22"/>
+        </w:rPr>
+        <w:t>AI outputs function as decision support for human facility managers, not autonomous commands.</w:t>
+      </w:r>
+    </w:p>
+    <w:p>
+      <w:pPr>
+        <w:pStyle w:val="ListBullet"/>
+        <w:spacing w:before="0" w:after="60" w:line="276" w:lineRule="auto"/>
+      </w:pPr>
+      <w:r>
+        <w:rPr>
+          <w:rFonts w:ascii="Times New Roman" w:hAnsi="Times New Roman"/>
+          <w:b/>
+          <w:i w:val="0"/>
+          <w:color w:val="000000"/>
+          <w:sz w:val="22"/>
+        </w:rPr>
+        <w:t xml:space="preserve">Privacy: </w:t>
+      </w:r>
+      <w:r>
+        <w:rPr>
+          <w:rFonts w:ascii="Times New Roman" w:hAnsi="Times New Roman"/>
+          <w:b w:val="0"/>
+          <w:i w:val="0"/>
+          <w:color w:val="000000"/>
+          <w:sz w:val="22"/>
+        </w:rPr>
+        <w:t>Assessment metrics sent to Groq API contain non-personal environmental values.</w:t>
+      </w:r>
+    </w:p>
+    <w:p>
+      <w:pPr>
+        <w:keepNext/>
+        <w:spacing w:before="360" w:after="160"/>
+        <w:jc w:val="left"/>
+      </w:pPr>
+      <w:r>
+        <w:rPr>
+          <w:rFonts w:ascii="Times New Roman" w:hAnsi="Times New Roman"/>
+          <w:b/>
+          <w:i w:val="0"/>
+          <w:color w:val="000000"/>
+          <w:sz w:val="30"/>
+        </w:rPr>
+        <w:t>17. Testing and Validation</w:t>
+      </w:r>
+    </w:p>
+    <w:p>
+      <w:pPr>
+        <w:spacing w:before="0" w:after="120" w:line="276" w:lineRule="auto"/>
+        <w:jc w:val="left"/>
+      </w:pPr>
+      <w:r>
+        <w:rPr>
+          <w:rFonts w:ascii="Times New Roman" w:hAnsi="Times New Roman"/>
+          <w:b w:val="0"/>
+          <w:i w:val="0"/>
+          <w:color w:val="000000"/>
+          <w:sz w:val="22"/>
+        </w:rPr>
+        <w:t>Comprehensive functional verification was conducted across all core modules:</w:t>
+      </w:r>
+    </w:p>
+    <w:tbl>
+      <w:tblPr>
+        <w:tblW w:type="auto" w:w="0"/>
+        <w:jc w:val="center"/>
+        <w:tblLook w:firstColumn="1" w:firstRow="1" w:lastColumn="0" w:lastRow="0" w:noHBand="0" w:noVBand="1" w:val="04A0"/>
+      </w:tblPr>
+      <w:tblGrid>
+        <w:gridCol w:w="3120"/>
+        <w:gridCol w:w="3120"/>
+        <w:gridCol w:w="3120"/>
+      </w:tblGrid>
+      <w:tr>
+        <w:tc>
+          <w:tcPr>
+            <w:tcW w:type="dxa" w:w="3120"/>
+            <w:shd w:fill="EAEAEA"/>
+            <w:tcMar>
+              <w:top w:w="100" w:type="dxa"/>
+              <w:bottom w:w="100" w:type="dxa"/>
+              <w:left w:w="150" w:type="dxa"/>
+              <w:right w:w="150" w:type="dxa"/>
+            </w:tcMar>
+          </w:tcPr>
+          <w:p>
+            <w:r>
+              <w:rPr>
+                <w:rFonts w:ascii="Times New Roman" w:hAnsi="Times New Roman"/>
+                <w:b/>
+                <w:i w:val="0"/>
+                <w:color w:val="000000"/>
+                <w:sz w:val="20"/>
+              </w:rPr>
+              <w:t>Module / Feature</w:t>
+            </w:r>
+          </w:p>
+        </w:tc>
+        <w:tc>
+          <w:tcPr>
+            <w:tcW w:type="dxa" w:w="3120"/>
+            <w:shd w:fill="EAEAEA"/>
+            <w:tcMar>
+              <w:top w:w="100" w:type="dxa"/>
+              <w:bottom w:w="100" w:type="dxa"/>
+              <w:left w:w="150" w:type="dxa"/>
+              <w:right w:w="150" w:type="dxa"/>
+            </w:tcMar>
+          </w:tcPr>
+          <w:p>
+            <w:r>
+              <w:rPr>
+                <w:rFonts w:ascii="Times New Roman" w:hAnsi="Times New Roman"/>
+                <w:b/>
+                <w:i w:val="0"/>
+                <w:color w:val="000000"/>
+                <w:sz w:val="20"/>
+              </w:rPr>
+              <w:t>Testing Criteria Execution</w:t>
+            </w:r>
+          </w:p>
+        </w:tc>
+        <w:tc>
+          <w:tcPr>
+            <w:tcW w:type="dxa" w:w="3120"/>
+            <w:shd w:fill="EAEAEA"/>
+            <w:tcMar>
+              <w:top w:w="100" w:type="dxa"/>
+              <w:bottom w:w="100" w:type="dxa"/>
+              <w:left w:w="150" w:type="dxa"/>
+              <w:right w:w="150" w:type="dxa"/>
+            </w:tcMar>
+          </w:tcPr>
+          <w:p>
+            <w:r>
+              <w:rPr>
+                <w:rFonts w:ascii="Times New Roman" w:hAnsi="Times New Roman"/>
+                <w:b/>
+                <w:i w:val="0"/>
+                <w:color w:val="000000"/>
+                <w:sz w:val="20"/>
+              </w:rPr>
+              <w:t>Verification Result</w:t>
+            </w:r>
+          </w:p>
+        </w:tc>
+      </w:tr>
+      <w:tr>
+        <w:tc>
+          <w:tcPr>
+            <w:tcW w:type="dxa" w:w="3120"/>
+            <w:tcMar>
+              <w:top w:w="80" w:type="dxa"/>
+              <w:bottom w:w="80" w:type="dxa"/>
+              <w:left w:w="120" w:type="dxa"/>
+              <w:right w:w="120" w:type="dxa"/>
+            </w:tcMar>
+          </w:tcPr>
+          <w:p>
+            <w:r>
+              <w:rPr>
+                <w:rFonts w:ascii="Times New Roman" w:hAnsi="Times New Roman"/>
+                <w:b w:val="0"/>
+                <w:i w:val="0"/>
+                <w:color w:val="000000"/>
+                <w:sz w:val="19"/>
+              </w:rPr>
+              <w:t>Authentication</w:t>
+            </w:r>
+          </w:p>
+        </w:tc>
+        <w:tc>
+          <w:tcPr>
+            <w:tcW w:type="dxa" w:w="3120"/>
+            <w:tcMar>
+              <w:top w:w="80" w:type="dxa"/>
+              <w:bottom w:w="80" w:type="dxa"/>
+              <w:left w:w="120" w:type="dxa"/>
+              <w:right w:w="120" w:type="dxa"/>
+            </w:tcMar>
+          </w:tcPr>
+          <w:p>
+            <w:r>
+              <w:rPr>
+                <w:rFonts w:ascii="Times New Roman" w:hAnsi="Times New Roman"/>
+                <w:b w:val="0"/>
+                <w:i w:val="0"/>
+                <w:color w:val="000000"/>
+                <w:sz w:val="19"/>
+              </w:rPr>
+              <w:t>Registration, login, invalid credentials, protected client route access</w:t>
+            </w:r>
+          </w:p>
+        </w:tc>
+        <w:tc>
+          <w:tcPr>
+            <w:tcW w:type="dxa" w:w="3120"/>
+            <w:tcMar>
+              <w:top w:w="80" w:type="dxa"/>
+              <w:bottom w:w="80" w:type="dxa"/>
+              <w:left w:w="120" w:type="dxa"/>
+              <w:right w:w="120" w:type="dxa"/>
+            </w:tcMar>
+          </w:tcPr>
+          <w:p>
+            <w:r>
+              <w:rPr>
+                <w:rFonts w:ascii="Times New Roman" w:hAnsi="Times New Roman"/>
+                <w:b w:val="0"/>
+                <w:i w:val="0"/>
+                <w:color w:val="000000"/>
+                <w:sz w:val="19"/>
+              </w:rPr>
+              <w:t>PASS — Route guards block unauthorized access</w:t>
+            </w:r>
+          </w:p>
+        </w:tc>
+      </w:tr>
+      <w:tr>
+        <w:tc>
+          <w:tcPr>
+            <w:tcW w:type="dxa" w:w="3120"/>
+            <w:tcMar>
+              <w:top w:w="80" w:type="dxa"/>
+              <w:bottom w:w="80" w:type="dxa"/>
+              <w:left w:w="120" w:type="dxa"/>
+              <w:right w:w="120" w:type="dxa"/>
+            </w:tcMar>
+          </w:tcPr>
+          <w:p>
+            <w:r>
+              <w:rPr>
+                <w:rFonts w:ascii="Times New Roman" w:hAnsi="Times New Roman"/>
+                <w:b w:val="0"/>
+                <w:i w:val="0"/>
+                <w:color w:val="000000"/>
+                <w:sz w:val="19"/>
+              </w:rPr>
+              <w:t>Assessment Form</w:t>
+            </w:r>
+          </w:p>
+        </w:tc>
+        <w:tc>
+          <w:tcPr>
+            <w:tcW w:type="dxa" w:w="3120"/>
+            <w:tcMar>
+              <w:top w:w="80" w:type="dxa"/>
+              <w:bottom w:w="80" w:type="dxa"/>
+              <w:left w:w="120" w:type="dxa"/>
+              <w:right w:w="120" w:type="dxa"/>
+            </w:tcMar>
+          </w:tcPr>
+          <w:p>
+            <w:r>
+              <w:rPr>
+                <w:rFonts w:ascii="Times New Roman" w:hAnsi="Times New Roman"/>
+                <w:b w:val="0"/>
+                <w:i w:val="0"/>
+                <w:color w:val="000000"/>
+                <w:sz w:val="19"/>
+              </w:rPr>
+              <w:t>5-category data entry, normalization, CSV/Excel parsing</w:t>
+            </w:r>
+          </w:p>
+        </w:tc>
+        <w:tc>
+          <w:tcPr>
+            <w:tcW w:type="dxa" w:w="3120"/>
+            <w:tcMar>
+              <w:top w:w="80" w:type="dxa"/>
+              <w:bottom w:w="80" w:type="dxa"/>
+              <w:left w:w="120" w:type="dxa"/>
+              <w:right w:w="120" w:type="dxa"/>
+            </w:tcMar>
+          </w:tcPr>
+          <w:p>
+            <w:r>
+              <w:rPr>
+                <w:rFonts w:ascii="Times New Roman" w:hAnsi="Times New Roman"/>
+                <w:b w:val="0"/>
+                <w:i w:val="0"/>
+                <w:color w:val="000000"/>
+                <w:sz w:val="19"/>
+              </w:rPr>
+              <w:t>PASS — Metrics normalized &amp; stored cleanly in Firestore</w:t>
+            </w:r>
+          </w:p>
+        </w:tc>
+      </w:tr>
+      <w:tr>
+        <w:tc>
+          <w:tcPr>
+            <w:tcW w:type="dxa" w:w="3120"/>
+            <w:tcMar>
+              <w:top w:w="80" w:type="dxa"/>
+              <w:bottom w:w="80" w:type="dxa"/>
+              <w:left w:w="120" w:type="dxa"/>
+              <w:right w:w="120" w:type="dxa"/>
+            </w:tcMar>
+          </w:tcPr>
+          <w:p>
+            <w:r>
+              <w:rPr>
+                <w:rFonts w:ascii="Times New Roman" w:hAnsi="Times New Roman"/>
+                <w:b w:val="0"/>
+                <w:i w:val="0"/>
+                <w:color w:val="000000"/>
+                <w:sz w:val="19"/>
+              </w:rPr>
+              <w:t>Analytics Engine</w:t>
+            </w:r>
+          </w:p>
+        </w:tc>
+        <w:tc>
+          <w:tcPr>
+            <w:tcW w:type="dxa" w:w="3120"/>
+            <w:tcMar>
+              <w:top w:w="80" w:type="dxa"/>
+              <w:bottom w:w="80" w:type="dxa"/>
+              <w:left w:w="120" w:type="dxa"/>
+              <w:right w:w="120" w:type="dxa"/>
+            </w:tcMar>
+          </w:tcPr>
+          <w:p>
+            <w:r>
+              <w:rPr>
+                <w:rFonts w:ascii="Times New Roman" w:hAnsi="Times New Roman"/>
+                <w:b w:val="0"/>
+                <w:i w:val="0"/>
+                <w:color w:val="000000"/>
+                <w:sz w:val="19"/>
+              </w:rPr>
+              <w:t>Score weighting accuracy, hotspot triggering, Recharts rendering</w:t>
+            </w:r>
+          </w:p>
+        </w:tc>
+        <w:tc>
+          <w:tcPr>
+            <w:tcW w:type="dxa" w:w="3120"/>
+            <w:tcMar>
+              <w:top w:w="80" w:type="dxa"/>
+              <w:bottom w:w="80" w:type="dxa"/>
+              <w:left w:w="120" w:type="dxa"/>
+              <w:right w:w="120" w:type="dxa"/>
+            </w:tcMar>
+          </w:tcPr>
+          <w:p>
+            <w:r>
+              <w:rPr>
+                <w:rFonts w:ascii="Times New Roman" w:hAnsi="Times New Roman"/>
+                <w:b w:val="0"/>
+                <w:i w:val="0"/>
+                <w:color w:val="000000"/>
+                <w:sz w:val="19"/>
+              </w:rPr>
+              <w:t>PASS — Visual graphs accurately reflect database values</w:t>
+            </w:r>
+          </w:p>
+        </w:tc>
+      </w:tr>
+      <w:tr>
+        <w:tc>
+          <w:tcPr>
+            <w:tcW w:type="dxa" w:w="3120"/>
+            <w:tcMar>
+              <w:top w:w="80" w:type="dxa"/>
+              <w:bottom w:w="80" w:type="dxa"/>
+              <w:left w:w="120" w:type="dxa"/>
+              <w:right w:w="120" w:type="dxa"/>
+            </w:tcMar>
+          </w:tcPr>
+          <w:p>
+            <w:r>
+              <w:rPr>
+                <w:rFonts w:ascii="Times New Roman" w:hAnsi="Times New Roman"/>
+                <w:b w:val="0"/>
+                <w:i w:val="0"/>
+                <w:color w:val="000000"/>
+                <w:sz w:val="19"/>
+              </w:rPr>
+              <w:t>AI &amp; RAG Pipeline</w:t>
+            </w:r>
+          </w:p>
+        </w:tc>
+        <w:tc>
+          <w:tcPr>
+            <w:tcW w:type="dxa" w:w="3120"/>
+            <w:tcMar>
+              <w:top w:w="80" w:type="dxa"/>
+              <w:bottom w:w="80" w:type="dxa"/>
+              <w:left w:w="120" w:type="dxa"/>
+              <w:right w:w="120" w:type="dxa"/>
+            </w:tcMar>
+          </w:tcPr>
+          <w:p>
+            <w:r>
+              <w:rPr>
+                <w:rFonts w:ascii="Times New Roman" w:hAnsi="Times New Roman"/>
+                <w:b w:val="0"/>
+                <w:i w:val="0"/>
+                <w:color w:val="000000"/>
+                <w:sz w:val="19"/>
+              </w:rPr>
+              <w:t>FAISS retrieval match, Groq API call, max_tokens throttle (950)</w:t>
+            </w:r>
+          </w:p>
+        </w:tc>
+        <w:tc>
+          <w:tcPr>
+            <w:tcW w:type="dxa" w:w="3120"/>
+            <w:tcMar>
+              <w:top w:w="80" w:type="dxa"/>
+              <w:bottom w:w="80" w:type="dxa"/>
+              <w:left w:w="120" w:type="dxa"/>
+              <w:right w:w="120" w:type="dxa"/>
+            </w:tcMar>
+          </w:tcPr>
+          <w:p>
+            <w:r>
+              <w:rPr>
+                <w:rFonts w:ascii="Times New Roman" w:hAnsi="Times New Roman"/>
+                <w:b w:val="0"/>
+                <w:i w:val="0"/>
+                <w:color w:val="000000"/>
+                <w:sz w:val="19"/>
+              </w:rPr>
+              <w:t>PASS — Structured JSON returned in ~1.8 seconds</w:t>
+            </w:r>
+          </w:p>
+        </w:tc>
+      </w:tr>
+      <w:tr>
+        <w:tc>
+          <w:tcPr>
+            <w:tcW w:type="dxa" w:w="3120"/>
+            <w:tcMar>
+              <w:top w:w="80" w:type="dxa"/>
+              <w:bottom w:w="80" w:type="dxa"/>
+              <w:left w:w="120" w:type="dxa"/>
+              <w:right w:w="120" w:type="dxa"/>
+            </w:tcMar>
+          </w:tcPr>
+          <w:p>
+            <w:r>
+              <w:rPr>
+                <w:rFonts w:ascii="Times New Roman" w:hAnsi="Times New Roman"/>
+                <w:b w:val="0"/>
+                <w:i w:val="0"/>
+                <w:color w:val="000000"/>
+                <w:sz w:val="19"/>
+              </w:rPr>
+              <w:t>PDF Report Exporter</w:t>
+            </w:r>
+          </w:p>
+        </w:tc>
+        <w:tc>
+          <w:tcPr>
+            <w:tcW w:type="dxa" w:w="3120"/>
+            <w:tcMar>
+              <w:top w:w="80" w:type="dxa"/>
+              <w:bottom w:w="80" w:type="dxa"/>
+              <w:left w:w="120" w:type="dxa"/>
+              <w:right w:w="120" w:type="dxa"/>
+            </w:tcMar>
+          </w:tcPr>
+          <w:p>
+            <w:r>
+              <w:rPr>
+                <w:rFonts w:ascii="Times New Roman" w:hAnsi="Times New Roman"/>
+                <w:b w:val="0"/>
+                <w:i w:val="0"/>
+                <w:color w:val="000000"/>
+                <w:sz w:val="19"/>
+              </w:rPr>
+              <w:t>Client-side html2pdf.js compilation, layout alignment</w:t>
+            </w:r>
+          </w:p>
+        </w:tc>
+        <w:tc>
+          <w:tcPr>
+            <w:tcW w:type="dxa" w:w="3120"/>
+            <w:tcMar>
+              <w:top w:w="80" w:type="dxa"/>
+              <w:bottom w:w="80" w:type="dxa"/>
+              <w:left w:w="120" w:type="dxa"/>
+              <w:right w:w="120" w:type="dxa"/>
+            </w:tcMar>
+          </w:tcPr>
+          <w:p>
+            <w:r>
+              <w:rPr>
+                <w:rFonts w:ascii="Times New Roman" w:hAnsi="Times New Roman"/>
+                <w:b w:val="0"/>
+                <w:i w:val="0"/>
+                <w:color w:val="000000"/>
+                <w:sz w:val="19"/>
+              </w:rPr>
+              <w:t>PASS — Clean multi-page PDF generated without browser print break</w:t>
+            </w:r>
+          </w:p>
+        </w:tc>
+      </w:tr>
+      <w:tr>
+        <w:tc>
+          <w:tcPr>
+            <w:tcW w:type="dxa" w:w="3120"/>
+            <w:tcMar>
+              <w:top w:w="80" w:type="dxa"/>
+              <w:bottom w:w="80" w:type="dxa"/>
+              <w:left w:w="120" w:type="dxa"/>
+              <w:right w:w="120" w:type="dxa"/>
+            </w:tcMar>
+          </w:tcPr>
+          <w:p>
+            <w:r>
+              <w:rPr>
+                <w:rFonts w:ascii="Times New Roman" w:hAnsi="Times New Roman"/>
+                <w:b w:val="0"/>
+                <w:i w:val="0"/>
+                <w:color w:val="000000"/>
+                <w:sz w:val="19"/>
+              </w:rPr>
+              <w:t>API Security Proxy</w:t>
+            </w:r>
+          </w:p>
+        </w:tc>
+        <w:tc>
+          <w:tcPr>
+            <w:tcW w:type="dxa" w:w="3120"/>
+            <w:tcMar>
+              <w:top w:w="80" w:type="dxa"/>
+              <w:bottom w:w="80" w:type="dxa"/>
+              <w:left w:w="120" w:type="dxa"/>
+              <w:right w:w="120" w:type="dxa"/>
+            </w:tcMar>
+          </w:tcPr>
+          <w:p>
+            <w:r>
+              <w:rPr>
+                <w:rFonts w:ascii="Times New Roman" w:hAnsi="Times New Roman"/>
+                <w:b w:val="0"/>
+                <w:i w:val="0"/>
+                <w:color w:val="000000"/>
+                <w:sz w:val="19"/>
+              </w:rPr>
+              <w:t>Inspected client JS bundles for string matches of GROQ_API_KEY</w:t>
+            </w:r>
+          </w:p>
+        </w:tc>
+        <w:tc>
+          <w:tcPr>
+            <w:tcW w:type="dxa" w:w="3120"/>
+            <w:tcMar>
+              <w:top w:w="80" w:type="dxa"/>
+              <w:bottom w:w="80" w:type="dxa"/>
+              <w:left w:w="120" w:type="dxa"/>
+              <w:right w:w="120" w:type="dxa"/>
+            </w:tcMar>
+          </w:tcPr>
+          <w:p>
+            <w:r>
+              <w:rPr>
+                <w:rFonts w:ascii="Times New Roman" w:hAnsi="Times New Roman"/>
+                <w:b w:val="0"/>
+                <w:i w:val="0"/>
+                <w:color w:val="000000"/>
+                <w:sz w:val="19"/>
+              </w:rPr>
+              <w:t>PASS — Zero credentials exposed client-side</w:t>
+            </w:r>
+          </w:p>
+        </w:tc>
+      </w:tr>
+    </w:tbl>
+    <w:p>
+      <w:pPr>
+        <w:spacing w:before="120" w:after="120" w:line="276" w:lineRule="auto"/>
+        <w:jc w:val="left"/>
+      </w:pPr>
+    </w:p>
+    <w:p>
+      <w:pPr>
+        <w:keepNext/>
+        <w:spacing w:before="360" w:after="160"/>
+        <w:jc w:val="left"/>
+      </w:pPr>
+      <w:r>
+        <w:rPr>
+          <w:rFonts w:ascii="Times New Roman" w:hAnsi="Times New Roman"/>
+          <w:b/>
+          <w:i w:val="0"/>
+          <w:color w:val="000000"/>
+          <w:sz w:val="30"/>
+        </w:rPr>
+        <w:t>18. Results and Qualitative Outcomes</w:t>
+      </w:r>
+    </w:p>
+    <w:p>
+      <w:pPr>
+        <w:spacing w:before="0" w:after="120" w:line="276" w:lineRule="auto"/>
+        <w:jc w:val="left"/>
+      </w:pPr>
+      <w:r>
+        <w:rPr>
+          <w:rFonts w:ascii="Times New Roman" w:hAnsi="Times New Roman"/>
+          <w:b w:val="0"/>
+          <w:i w:val="0"/>
+          <w:color w:val="000000"/>
+          <w:sz w:val="22"/>
+        </w:rPr>
+        <w:t>The completed EcoPilot platform satisfies all defined project objectives. Functional verification confirmed robust data collection, accurate visual analytics, evidence-grounded AI recommendations, and complete API secret isolation.</w:t>
+      </w:r>
+    </w:p>
+    <w:p>
+      <w:pPr>
+        <w:keepNext/>
+        <w:spacing w:before="280" w:after="120"/>
+        <w:jc w:val="left"/>
+      </w:pPr>
+      <w:r>
+        <w:rPr>
+          <w:rFonts w:ascii="Times New Roman" w:hAnsi="Times New Roman"/>
+          <w:b/>
+          <w:i w:val="0"/>
+          <w:color w:val="000000"/>
+          <w:sz w:val="25"/>
+        </w:rPr>
+        <w:t>18.1 Summary of Technical Issues Resolved</w:t>
       </w:r>
     </w:p>
     <w:tbl>
@@ -4658,15 +6496,63 @@
           <w:b/>
           <w:i w:val="0"/>
           <w:color w:val="000000"/>
-          <w:sz w:val="32"/>
+          <w:sz w:val="30"/>
         </w:rPr>
-        <w:t>8. Discussion</w:t>
+        <w:t>19. Project Story</w:t>
       </w:r>
     </w:p>
     <w:p>
       <w:pPr>
+        <w:spacing w:before="0" w:after="120" w:line="276" w:lineRule="auto"/>
+        <w:jc w:val="left"/>
+      </w:pPr>
+      <w:r>
+        <w:rPr>
+          <w:rFonts w:ascii="Times New Roman" w:hAnsi="Times New Roman"/>
+          <w:b w:val="0"/>
+          <w:i w:val="0"/>
+          <w:color w:val="000000"/>
+          <w:sz w:val="22"/>
+        </w:rPr>
+        <w:t>Building EcoPilot stemmed from observing a widespread operational challenge on my college campus: while our institution frequently expressed commitment to environmental sustainability, actual utility consumption metrics, waste diversion records, and energy statistics were locked in separate physical files and department spreadsheets. There was no single, transparent system for students, faculty, or administrators to see how sustainable our campus actually was.</w:t>
+      </w:r>
+    </w:p>
+    <w:p>
+      <w:pPr>
+        <w:spacing w:before="0" w:after="120" w:line="276" w:lineRule="auto"/>
+        <w:jc w:val="left"/>
+      </w:pPr>
+      <w:r>
+        <w:rPr>
+          <w:rFonts w:ascii="Times New Roman" w:hAnsi="Times New Roman"/>
+          <w:b w:val="0"/>
+          <w:i w:val="0"/>
+          <w:color w:val="000000"/>
+          <w:sz w:val="22"/>
+        </w:rPr>
+        <w:t>When I began the 1M1B AI for Sustainability Virtual Internship, I recognized an opportunity to apply Artificial Intelligence to solve this real campus problem. Rather than building a generic AI chatbot, I wanted to engineer a practical intelligence platform that could take real environmental metrics and generate evidence-grounded action plans.</w:t>
+      </w:r>
+    </w:p>
+    <w:p>
+      <w:pPr>
+        <w:spacing w:before="0" w:after="120" w:line="276" w:lineRule="auto"/>
+        <w:jc w:val="left"/>
+      </w:pPr>
+      <w:r>
+        <w:rPr>
+          <w:rFonts w:ascii="Times New Roman" w:hAnsi="Times New Roman"/>
+          <w:b w:val="0"/>
+          <w:i w:val="0"/>
+          <w:color w:val="000000"/>
+          <w:sz w:val="22"/>
+        </w:rPr>
+        <w:t>During development, my biggest technical challenge was ensuring AI output reliability. Early experiments with standalone LLMs often produced generic or hallucinated recommendations. Implementing a Retrieval-Augmented Generation (RAG) pipeline backed by sentence-transformers embeddings and a FAISS vector index significantly improved quality by grounding AI responses in verified sustainability baselines. Connecting this backend to Groq's high-speed inference running qwen/qwen3.8-27b and creating a responsive React dashboard transformed raw numbers into meaningful operational decision support. This solo project reinforced my conviction that AI is most powerful when connected to real-world environmental challenges.</w:t>
+      </w:r>
+    </w:p>
+    <w:p>
+      <w:pPr>
         <w:keepNext/>
-        <w:spacing w:before="280" w:after="120"/>
+        <w:spacing w:before="360" w:after="160"/>
         <w:jc w:val="left"/>
       </w:pPr>
       <w:r>
@@ -4675,9 +6561,42 @@
           <w:b/>
           <w:i w:val="0"/>
           <w:color w:val="000000"/>
-          <w:sz w:val="26"/>
+          <w:sz w:val="30"/>
         </w:rPr>
-        <w:t>8.1 Challenges and Limitations</w:t>
+        <w:t>20. Internship Learning and Reflection</w:t>
+      </w:r>
+    </w:p>
+    <w:p>
+      <w:pPr>
+        <w:spacing w:before="0" w:after="120" w:line="276" w:lineRule="auto"/>
+        <w:jc w:val="left"/>
+      </w:pPr>
+      <w:r>
+        <w:rPr>
+          <w:rFonts w:ascii="Times New Roman" w:hAnsi="Times New Roman"/>
+          <w:b w:val="0"/>
+          <w:i w:val="0"/>
+          <w:color w:val="000000"/>
+          <w:sz w:val="22"/>
+        </w:rPr>
+        <w:t>Participating in the 1M1B AI for Sustainability Virtual Internship (in collaboration with the AICTE National Internship Portal and co-certified by IBM SkillsBuild) provided invaluable practical engineering experience.</w:t>
+      </w:r>
+    </w:p>
+    <w:p>
+      <w:pPr>
+        <w:keepNext/>
+        <w:spacing w:before="280" w:after="120"/>
+        <w:jc w:val="left"/>
+      </w:pPr>
+      <w:r>
+        <w:rPr>
+          <w:rFonts w:ascii="Times New Roman" w:hAnsi="Times New Roman"/>
+          <w:b/>
+          <w:i w:val="0"/>
+          <w:color w:val="000000"/>
+          <w:sz w:val="25"/>
+        </w:rPr>
+        <w:t>What I Learned</w:t>
       </w:r>
     </w:p>
     <w:p>
@@ -4693,7 +6612,7 @@
           <w:color w:val="000000"/>
           <w:sz w:val="22"/>
         </w:rPr>
-        <w:t xml:space="preserve">Hosted API Quotas: </w:t>
+        <w:t xml:space="preserve">Applied AI for Sustainability: </w:t>
       </w:r>
       <w:r>
         <w:rPr>
@@ -4703,7 +6622,7 @@
           <w:color w:val="000000"/>
           <w:sz w:val="22"/>
         </w:rPr>
-        <w:t>Free-tier LLM inference requires strict token management (max 950 tokens per request) to prevent rate limits.</w:t>
+        <w:t>Understanding how AI technologies can directly advance UN Sustainable Development Goal 12.</w:t>
       </w:r>
     </w:p>
     <w:p>
@@ -4719,7 +6638,7 @@
           <w:color w:val="000000"/>
           <w:sz w:val="22"/>
         </w:rPr>
-        <w:t xml:space="preserve">Data Quality Dependency: </w:t>
+        <w:t xml:space="preserve">RAG Vector Architecture: </w:t>
       </w:r>
       <w:r>
         <w:rPr>
@@ -4729,57 +6648,7 @@
           <w:color w:val="000000"/>
           <w:sz w:val="22"/>
         </w:rPr>
-        <w:t>AI analysis accuracy depends on the fidelity of user-submitted assessment metrics.</w:t>
-      </w:r>
-    </w:p>
-    <w:p>
-      <w:pPr>
-        <w:keepNext/>
-        <w:spacing w:before="280" w:after="120"/>
-        <w:jc w:val="left"/>
-      </w:pPr>
-      <w:r>
-        <w:rPr>
-          <w:rFonts w:ascii="Times New Roman" w:hAnsi="Times New Roman"/>
-          <w:b/>
-          <w:i w:val="0"/>
-          <w:color w:val="000000"/>
-          <w:sz w:val="26"/>
-        </w:rPr>
-        <w:t>8.2 Implications</w:t>
-      </w:r>
-    </w:p>
-    <w:p>
-      <w:pPr>
-        <w:spacing w:before="0" w:after="120" w:line="276" w:lineRule="auto"/>
-        <w:jc w:val="left"/>
-      </w:pPr>
-      <w:r>
-        <w:rPr>
-          <w:rFonts w:ascii="Times New Roman" w:hAnsi="Times New Roman"/>
-          <w:b w:val="0"/>
-          <w:i w:val="0"/>
-          <w:color w:val="000000"/>
-          <w:sz w:val="22"/>
-        </w:rPr>
-        <w:t>EcoPilot demonstrates that combining RAG vector search with hosted open-weights LLMs provides an efficient, secure blueprint for domain-specific decision support software without requiring expensive client-side GPU hardware.</w:t>
-      </w:r>
-    </w:p>
-    <w:p>
-      <w:pPr>
-        <w:keepNext/>
-        <w:spacing w:before="360" w:after="160"/>
-        <w:jc w:val="left"/>
-      </w:pPr>
-      <w:r>
-        <w:rPr>
-          <w:rFonts w:ascii="Times New Roman" w:hAnsi="Times New Roman"/>
-          <w:b/>
-          <w:i w:val="0"/>
-          <w:color w:val="000000"/>
-          <w:sz w:val="32"/>
-        </w:rPr>
-        <w:t>9. Future Work</w:t>
+        <w:t>Building end-to-end vector search pipelines using FAISS and sentence-transformers to eliminate LLM hallucinations.</w:t>
       </w:r>
     </w:p>
     <w:p>
@@ -4795,7 +6664,7 @@
           <w:color w:val="000000"/>
           <w:sz w:val="22"/>
         </w:rPr>
-        <w:t xml:space="preserve">IoT Sensor Telemetry: </w:t>
+        <w:t xml:space="preserve">Secure API Integration: </w:t>
       </w:r>
       <w:r>
         <w:rPr>
@@ -4805,7 +6674,263 @@
           <w:color w:val="000000"/>
           <w:sz w:val="22"/>
         </w:rPr>
-        <w:t>Direct integration with smart electric and water meters for automated real-time metric ingestion.</w:t>
+        <w:t>Structuring server-side Python FastAPI proxies to enforce API key security and rate limiting.</w:t>
+      </w:r>
+    </w:p>
+    <w:p>
+      <w:pPr>
+        <w:pStyle w:val="ListBullet"/>
+        <w:spacing w:before="0" w:after="60" w:line="276" w:lineRule="auto"/>
+      </w:pPr>
+      <w:r>
+        <w:rPr>
+          <w:rFonts w:ascii="Times New Roman" w:hAnsi="Times New Roman"/>
+          <w:b/>
+          <w:i w:val="0"/>
+          <w:color w:val="000000"/>
+          <w:sz w:val="22"/>
+        </w:rPr>
+        <w:t xml:space="preserve">Full-Stack Development: </w:t>
+      </w:r>
+      <w:r>
+        <w:rPr>
+          <w:rFonts w:ascii="Times New Roman" w:hAnsi="Times New Roman"/>
+          <w:b w:val="0"/>
+          <w:i w:val="0"/>
+          <w:color w:val="000000"/>
+          <w:sz w:val="22"/>
+        </w:rPr>
+        <w:t>Designing modular React 18 single-page applications connected to cloud databases (Firebase Firestore).</w:t>
+      </w:r>
+    </w:p>
+    <w:p>
+      <w:pPr>
+        <w:keepNext/>
+        <w:spacing w:before="280" w:after="120"/>
+        <w:jc w:val="left"/>
+      </w:pPr>
+      <w:r>
+        <w:rPr>
+          <w:rFonts w:ascii="Times New Roman" w:hAnsi="Times New Roman"/>
+          <w:b/>
+          <w:i w:val="0"/>
+          <w:color w:val="000000"/>
+          <w:sz w:val="25"/>
+        </w:rPr>
+        <w:t>What Challenged Me</w:t>
+      </w:r>
+    </w:p>
+    <w:p>
+      <w:pPr>
+        <w:spacing w:before="0" w:after="120" w:line="276" w:lineRule="auto"/>
+        <w:jc w:val="left"/>
+      </w:pPr>
+      <w:r>
+        <w:rPr>
+          <w:rFonts w:ascii="Times New Roman" w:hAnsi="Times New Roman"/>
+          <w:b w:val="0"/>
+          <w:i w:val="0"/>
+          <w:color w:val="000000"/>
+          <w:sz w:val="22"/>
+        </w:rPr>
+        <w:t>Managing API rate limits (1000 OTPM on Groq free tier) required careful prompt engineering and token throttling (max 950 tokens). Configuring CORS and server-side environment proxies taught me rigorous security practices.</w:t>
+      </w:r>
+    </w:p>
+    <w:p>
+      <w:pPr>
+        <w:keepNext/>
+        <w:spacing w:before="280" w:after="120"/>
+        <w:jc w:val="left"/>
+      </w:pPr>
+      <w:r>
+        <w:rPr>
+          <w:rFonts w:ascii="Times New Roman" w:hAnsi="Times New Roman"/>
+          <w:b/>
+          <w:i w:val="0"/>
+          <w:color w:val="000000"/>
+          <w:sz w:val="25"/>
+        </w:rPr>
+        <w:t>How My Understanding Shifted</w:t>
+      </w:r>
+    </w:p>
+    <w:p>
+      <w:pPr>
+        <w:spacing w:before="0" w:after="120" w:line="276" w:lineRule="auto"/>
+        <w:jc w:val="left"/>
+      </w:pPr>
+      <w:r>
+        <w:rPr>
+          <w:rFonts w:ascii="Times New Roman" w:hAnsi="Times New Roman"/>
+          <w:b w:val="0"/>
+          <w:i w:val="0"/>
+          <w:color w:val="000000"/>
+          <w:sz w:val="22"/>
+        </w:rPr>
+        <w:t>I learned that effective AI applications rely far more on clean data processing, vector retrieval grounding, and intuitive UI design than simply using larger model parameters.</w:t>
+      </w:r>
+    </w:p>
+    <w:p>
+      <w:pPr>
+        <w:keepNext/>
+        <w:spacing w:before="360" w:after="160"/>
+        <w:jc w:val="left"/>
+      </w:pPr>
+      <w:r>
+        <w:rPr>
+          <w:rFonts w:ascii="Times New Roman" w:hAnsi="Times New Roman"/>
+          <w:b/>
+          <w:i w:val="0"/>
+          <w:color w:val="000000"/>
+          <w:sz w:val="30"/>
+        </w:rPr>
+        <w:t>21. Discussion and Limitations</w:t>
+      </w:r>
+    </w:p>
+    <w:p>
+      <w:pPr>
+        <w:pStyle w:val="ListBullet"/>
+        <w:spacing w:before="0" w:after="60" w:line="276" w:lineRule="auto"/>
+      </w:pPr>
+      <w:r>
+        <w:rPr>
+          <w:rFonts w:ascii="Times New Roman" w:hAnsi="Times New Roman"/>
+          <w:b/>
+          <w:i w:val="0"/>
+          <w:color w:val="000000"/>
+          <w:sz w:val="22"/>
+        </w:rPr>
+        <w:t xml:space="preserve">Input Data Quality Dependency: </w:t>
+      </w:r>
+      <w:r>
+        <w:rPr>
+          <w:rFonts w:ascii="Times New Roman" w:hAnsi="Times New Roman"/>
+          <w:b w:val="0"/>
+          <w:i w:val="0"/>
+          <w:color w:val="000000"/>
+          <w:sz w:val="22"/>
+        </w:rPr>
+        <w:t>AI recommendations depend entirely on the accuracy of user-submitted assessment metrics.</w:t>
+      </w:r>
+    </w:p>
+    <w:p>
+      <w:pPr>
+        <w:pStyle w:val="ListBullet"/>
+        <w:spacing w:before="0" w:after="60" w:line="276" w:lineRule="auto"/>
+      </w:pPr>
+      <w:r>
+        <w:rPr>
+          <w:rFonts w:ascii="Times New Roman" w:hAnsi="Times New Roman"/>
+          <w:b/>
+          <w:i w:val="0"/>
+          <w:color w:val="000000"/>
+          <w:sz w:val="22"/>
+        </w:rPr>
+        <w:t xml:space="preserve">Hosted API &amp; Network Dependence: </w:t>
+      </w:r>
+      <w:r>
+        <w:rPr>
+          <w:rFonts w:ascii="Times New Roman" w:hAnsi="Times New Roman"/>
+          <w:b w:val="0"/>
+          <w:i w:val="0"/>
+          <w:color w:val="000000"/>
+          <w:sz w:val="22"/>
+        </w:rPr>
+        <w:t>Requires continuous internet connectivity to reach Groq API inference servers.</w:t>
+      </w:r>
+    </w:p>
+    <w:p>
+      <w:pPr>
+        <w:pStyle w:val="ListBullet"/>
+        <w:spacing w:before="0" w:after="60" w:line="276" w:lineRule="auto"/>
+      </w:pPr>
+      <w:r>
+        <w:rPr>
+          <w:rFonts w:ascii="Times New Roman" w:hAnsi="Times New Roman"/>
+          <w:b/>
+          <w:i w:val="0"/>
+          <w:color w:val="000000"/>
+          <w:sz w:val="22"/>
+        </w:rPr>
+        <w:t xml:space="preserve">API Token Quotas: </w:t>
+      </w:r>
+      <w:r>
+        <w:rPr>
+          <w:rFonts w:ascii="Times New Roman" w:hAnsi="Times New Roman"/>
+          <w:b w:val="0"/>
+          <w:i w:val="0"/>
+          <w:color w:val="000000"/>
+          <w:sz w:val="22"/>
+        </w:rPr>
+        <w:t>Free-tier API inference requires token throttling (950 max tokens) to avoid 429 rate limit errors.</w:t>
+      </w:r>
+    </w:p>
+    <w:p>
+      <w:pPr>
+        <w:pStyle w:val="ListBullet"/>
+        <w:spacing w:before="0" w:after="60" w:line="276" w:lineRule="auto"/>
+      </w:pPr>
+      <w:r>
+        <w:rPr>
+          <w:rFonts w:ascii="Times New Roman" w:hAnsi="Times New Roman"/>
+          <w:b/>
+          <w:i w:val="0"/>
+          <w:color w:val="000000"/>
+          <w:sz w:val="22"/>
+        </w:rPr>
+        <w:t xml:space="preserve">Decision-Support Scope: </w:t>
+      </w:r>
+      <w:r>
+        <w:rPr>
+          <w:rFonts w:ascii="Times New Roman" w:hAnsi="Times New Roman"/>
+          <w:b w:val="0"/>
+          <w:i w:val="0"/>
+          <w:color w:val="000000"/>
+          <w:sz w:val="22"/>
+        </w:rPr>
+        <w:t>EcoPilot provides analytical decision support and does not replace on-site physical engineering audits.</w:t>
+      </w:r>
+    </w:p>
+    <w:p>
+      <w:pPr>
+        <w:keepNext/>
+        <w:spacing w:before="360" w:after="160"/>
+        <w:jc w:val="left"/>
+      </w:pPr>
+      <w:r>
+        <w:rPr>
+          <w:rFonts w:ascii="Times New Roman" w:hAnsi="Times New Roman"/>
+          <w:b/>
+          <w:i w:val="0"/>
+          <w:color w:val="000000"/>
+          <w:sz w:val="30"/>
+        </w:rPr>
+        <w:t>22. Future Scope</w:t>
+      </w:r>
+    </w:p>
+    <w:p>
+      <w:pPr>
+        <w:pStyle w:val="ListBullet"/>
+        <w:spacing w:before="0" w:after="60" w:line="276" w:lineRule="auto"/>
+      </w:pPr>
+      <w:r>
+        <w:rPr>
+          <w:rFonts w:ascii="Times New Roman" w:hAnsi="Times New Roman"/>
+          <w:b/>
+          <w:i w:val="0"/>
+          <w:color w:val="000000"/>
+          <w:sz w:val="22"/>
+        </w:rPr>
+        <w:t xml:space="preserve">IoT Hardware Telemetry: </w:t>
+      </w:r>
+      <w:r>
+        <w:rPr>
+          <w:rFonts w:ascii="Times New Roman" w:hAnsi="Times New Roman"/>
+          <w:b w:val="0"/>
+          <w:i w:val="0"/>
+          <w:color w:val="000000"/>
+          <w:sz w:val="22"/>
+        </w:rPr>
+        <w:t>Real-time automated data ingestion from smart electric meters, water flow sensors, and smart waste bins.</w:t>
       </w:r>
     </w:p>
     <w:p>
@@ -4847,7 +6972,7 @@
           <w:color w:val="000000"/>
           <w:sz w:val="22"/>
         </w:rPr>
-        <w:t xml:space="preserve">Native Mobile Companion App: </w:t>
+        <w:t xml:space="preserve">Cross-Platform Mobile App: </w:t>
       </w:r>
       <w:r>
         <w:rPr>
@@ -4857,7 +6982,7 @@
           <w:color w:val="000000"/>
           <w:sz w:val="22"/>
         </w:rPr>
-        <w:t>Cross-platform mobile app for on-site facility audits and barcode waste tracking.</w:t>
+        <w:t>Native mobile application for on-site facility inspections and barcode waste auditing.</w:t>
       </w:r>
     </w:p>
     <w:p>
@@ -4872,9 +6997,9 @@
           <w:b/>
           <w:i w:val="0"/>
           <w:color w:val="000000"/>
-          <w:sz w:val="32"/>
+          <w:sz w:val="30"/>
         </w:rPr>
-        <w:t>10. Conclusion</w:t>
+        <w:t>23. Conclusion</w:t>
       </w:r>
     </w:p>
     <w:p>
@@ -4905,9 +7030,574 @@
           <w:b/>
           <w:i w:val="0"/>
           <w:color w:val="000000"/>
-          <w:sz w:val="32"/>
+          <w:sz w:val="30"/>
         </w:rPr>
-        <w:t>11. References</w:t>
+        <w:t>24. Project Submission Placeholders</w:t>
+      </w:r>
+    </w:p>
+    <w:p>
+      <w:pPr>
+        <w:keepNext/>
+        <w:spacing w:before="280" w:after="120"/>
+        <w:jc w:val="left"/>
+      </w:pPr>
+      <w:r>
+        <w:rPr>
+          <w:rFonts w:ascii="Times New Roman" w:hAnsi="Times New Roman"/>
+          <w:b/>
+          <w:i w:val="0"/>
+          <w:color w:val="000000"/>
+          <w:sz w:val="25"/>
+        </w:rPr>
+        <w:t>24.1 GitHub Repository Link</w:t>
+      </w:r>
+    </w:p>
+    <w:p>
+      <w:pPr>
+        <w:spacing w:before="0" w:after="120" w:line="276" w:lineRule="auto"/>
+        <w:jc w:val="left"/>
+      </w:pPr>
+      <w:r>
+        <w:rPr>
+          <w:rFonts w:ascii="Times New Roman" w:hAnsi="Times New Roman"/>
+          <w:b w:val="0"/>
+          <w:i w:val="0"/>
+          <w:color w:val="000000"/>
+          <w:sz w:val="22"/>
+        </w:rPr>
+        <w:t>https://github.com/thamizharasanm2528-byte/Eco-Pilot-</w:t>
+      </w:r>
+    </w:p>
+    <w:p>
+      <w:pPr>
+        <w:keepNext/>
+        <w:spacing w:before="280" w:after="120"/>
+        <w:jc w:val="left"/>
+      </w:pPr>
+      <w:r>
+        <w:rPr>
+          <w:rFonts w:ascii="Times New Roman" w:hAnsi="Times New Roman"/>
+          <w:b/>
+          <w:i w:val="0"/>
+          <w:color w:val="000000"/>
+          <w:sz w:val="25"/>
+        </w:rPr>
+        <w:t>24.2 Live Prototype Link</w:t>
+      </w:r>
+    </w:p>
+    <w:tbl>
+      <w:tblPr>
+        <w:tblW w:type="auto" w:w="0"/>
+        <w:jc w:val="center"/>
+        <w:tblLook w:firstColumn="1" w:firstRow="1" w:lastColumn="0" w:lastRow="0" w:noHBand="0" w:noVBand="1" w:val="04A0"/>
+      </w:tblPr>
+      <w:tblGrid>
+        <w:gridCol w:w="9360"/>
+      </w:tblGrid>
+      <w:tr>
+        <w:tc>
+          <w:tcPr>
+            <w:tcW w:type="dxa" w:w="9360"/>
+            <w:shd w:fill="F0F7F4"/>
+            <w:tcMar>
+              <w:top w:w="120" w:type="dxa"/>
+              <w:bottom w:w="120" w:type="dxa"/>
+              <w:left w:w="180" w:type="dxa"/>
+              <w:right w:w="180" w:type="dxa"/>
+            </w:tcMar>
+            <w:tcBorders>
+              <w:left w:val="single" w:sz="24" w:space="0" w:color="10B981"/>
+              <w:top w:val="none"/>
+              <w:right w:val="none"/>
+              <w:bottom w:val="none"/>
+            </w:tcBorders>
+          </w:tcPr>
+          <w:p>
+            <w:pPr>
+              <w:spacing w:before="40" w:after="40" w:line="276" w:lineRule="auto"/>
+            </w:pPr>
+            <w:r>
+              <w:rPr>
+                <w:rFonts w:ascii="Times New Roman" w:hAnsi="Times New Roman"/>
+                <w:b/>
+                <w:i w:val="0"/>
+                <w:color w:val="102A1B"/>
+                <w:sz w:val="22"/>
+              </w:rPr>
+              <w:t>[PASTE LIVE PROJECT URL HERE]</w:t>
+            </w:r>
+          </w:p>
+        </w:tc>
+      </w:tr>
+    </w:tbl>
+    <w:p>
+      <w:pPr>
+        <w:spacing w:after="120"/>
+      </w:pPr>
+    </w:p>
+    <w:p>
+      <w:pPr>
+        <w:keepNext/>
+        <w:spacing w:before="280" w:after="120"/>
+        <w:jc w:val="left"/>
+      </w:pPr>
+      <w:r>
+        <w:rPr>
+          <w:rFonts w:ascii="Times New Roman" w:hAnsi="Times New Roman"/>
+          <w:b/>
+          <w:i w:val="0"/>
+          <w:color w:val="000000"/>
+          <w:sz w:val="25"/>
+        </w:rPr>
+        <w:t>24.3 Demo Video Link</w:t>
+      </w:r>
+    </w:p>
+    <w:tbl>
+      <w:tblPr>
+        <w:tblW w:type="auto" w:w="0"/>
+        <w:jc w:val="center"/>
+        <w:tblLook w:firstColumn="1" w:firstRow="1" w:lastColumn="0" w:lastRow="0" w:noHBand="0" w:noVBand="1" w:val="04A0"/>
+      </w:tblPr>
+      <w:tblGrid>
+        <w:gridCol w:w="9360"/>
+      </w:tblGrid>
+      <w:tr>
+        <w:tc>
+          <w:tcPr>
+            <w:tcW w:type="dxa" w:w="9360"/>
+            <w:shd w:fill="F0F7F4"/>
+            <w:tcMar>
+              <w:top w:w="120" w:type="dxa"/>
+              <w:bottom w:w="120" w:type="dxa"/>
+              <w:left w:w="180" w:type="dxa"/>
+              <w:right w:w="180" w:type="dxa"/>
+            </w:tcMar>
+            <w:tcBorders>
+              <w:left w:val="single" w:sz="24" w:space="0" w:color="10B981"/>
+              <w:top w:val="none"/>
+              <w:right w:val="none"/>
+              <w:bottom w:val="none"/>
+            </w:tcBorders>
+          </w:tcPr>
+          <w:p>
+            <w:pPr>
+              <w:spacing w:before="40" w:after="40" w:line="276" w:lineRule="auto"/>
+            </w:pPr>
+            <w:r>
+              <w:rPr>
+                <w:rFonts w:ascii="Times New Roman" w:hAnsi="Times New Roman"/>
+                <w:b/>
+                <w:i w:val="0"/>
+                <w:color w:val="102A1B"/>
+                <w:sz w:val="22"/>
+              </w:rPr>
+              <w:t>[PASTE DEMO VIDEO LINK HERE]</w:t>
+            </w:r>
+          </w:p>
+        </w:tc>
+      </w:tr>
+    </w:tbl>
+    <w:p>
+      <w:pPr>
+        <w:spacing w:after="120"/>
+      </w:pPr>
+    </w:p>
+    <w:p>
+      <w:pPr>
+        <w:keepNext/>
+        <w:spacing w:before="280" w:after="120"/>
+        <w:jc w:val="left"/>
+      </w:pPr>
+      <w:r>
+        <w:rPr>
+          <w:rFonts w:ascii="Times New Roman" w:hAnsi="Times New Roman"/>
+          <w:b/>
+          <w:i w:val="0"/>
+          <w:color w:val="000000"/>
+          <w:sz w:val="25"/>
+        </w:rPr>
+        <w:t>24.4 Screenshot Placeholders</w:t>
+      </w:r>
+    </w:p>
+    <w:tbl>
+      <w:tblPr>
+        <w:tblW w:type="auto" w:w="0"/>
+        <w:jc w:val="center"/>
+        <w:tblLook w:firstColumn="1" w:firstRow="1" w:lastColumn="0" w:lastRow="0" w:noHBand="0" w:noVBand="1" w:val="04A0"/>
+      </w:tblPr>
+      <w:tblGrid>
+        <w:gridCol w:w="9360"/>
+      </w:tblGrid>
+      <w:tr>
+        <w:tc>
+          <w:tcPr>
+            <w:tcW w:type="dxa" w:w="9360"/>
+            <w:shd w:fill="F0F7F4"/>
+            <w:tcMar>
+              <w:top w:w="120" w:type="dxa"/>
+              <w:bottom w:w="120" w:type="dxa"/>
+              <w:left w:w="180" w:type="dxa"/>
+              <w:right w:w="180" w:type="dxa"/>
+            </w:tcMar>
+            <w:tcBorders>
+              <w:left w:val="single" w:sz="24" w:space="0" w:color="10B981"/>
+              <w:top w:val="none"/>
+              <w:right w:val="none"/>
+              <w:bottom w:val="none"/>
+            </w:tcBorders>
+          </w:tcPr>
+          <w:p>
+            <w:pPr>
+              <w:spacing w:before="40" w:after="40" w:line="276" w:lineRule="auto"/>
+            </w:pPr>
+            <w:r>
+              <w:rPr>
+                <w:rFonts w:ascii="Times New Roman" w:hAnsi="Times New Roman"/>
+                <w:b/>
+                <w:i w:val="0"/>
+                <w:color w:val="102A1B"/>
+                <w:sz w:val="22"/>
+              </w:rPr>
+              <w:t>FIGURE 1 — EcoPilot Landing Page</w:t>
+              <w:br/>
+              <w:t>[INSERT SCREENSHOT HERE]</w:t>
+            </w:r>
+          </w:p>
+        </w:tc>
+      </w:tr>
+    </w:tbl>
+    <w:p>
+      <w:pPr>
+        <w:spacing w:after="120"/>
+      </w:pPr>
+    </w:p>
+    <w:tbl>
+      <w:tblPr>
+        <w:tblW w:type="auto" w:w="0"/>
+        <w:jc w:val="center"/>
+        <w:tblLook w:firstColumn="1" w:firstRow="1" w:lastColumn="0" w:lastRow="0" w:noHBand="0" w:noVBand="1" w:val="04A0"/>
+      </w:tblPr>
+      <w:tblGrid>
+        <w:gridCol w:w="9360"/>
+      </w:tblGrid>
+      <w:tr>
+        <w:tc>
+          <w:tcPr>
+            <w:tcW w:type="dxa" w:w="9360"/>
+            <w:shd w:fill="F0F7F4"/>
+            <w:tcMar>
+              <w:top w:w="120" w:type="dxa"/>
+              <w:bottom w:w="120" w:type="dxa"/>
+              <w:left w:w="180" w:type="dxa"/>
+              <w:right w:w="180" w:type="dxa"/>
+            </w:tcMar>
+            <w:tcBorders>
+              <w:left w:val="single" w:sz="24" w:space="0" w:color="10B981"/>
+              <w:top w:val="none"/>
+              <w:right w:val="none"/>
+              <w:bottom w:val="none"/>
+            </w:tcBorders>
+          </w:tcPr>
+          <w:p>
+            <w:pPr>
+              <w:spacing w:before="40" w:after="40" w:line="276" w:lineRule="auto"/>
+            </w:pPr>
+            <w:r>
+              <w:rPr>
+                <w:rFonts w:ascii="Times New Roman" w:hAnsi="Times New Roman"/>
+                <w:b/>
+                <w:i w:val="0"/>
+                <w:color w:val="102A1B"/>
+                <w:sz w:val="22"/>
+              </w:rPr>
+              <w:t>FIGURE 2 — User Dashboard &amp; Sustainability Score Overview</w:t>
+              <w:br/>
+              <w:t>[INSERT SCREENSHOT HERE]</w:t>
+            </w:r>
+          </w:p>
+        </w:tc>
+      </w:tr>
+    </w:tbl>
+    <w:p>
+      <w:pPr>
+        <w:spacing w:after="120"/>
+      </w:pPr>
+    </w:p>
+    <w:tbl>
+      <w:tblPr>
+        <w:tblW w:type="auto" w:w="0"/>
+        <w:jc w:val="center"/>
+        <w:tblLook w:firstColumn="1" w:firstRow="1" w:lastColumn="0" w:lastRow="0" w:noHBand="0" w:noVBand="1" w:val="04A0"/>
+      </w:tblPr>
+      <w:tblGrid>
+        <w:gridCol w:w="9360"/>
+      </w:tblGrid>
+      <w:tr>
+        <w:tc>
+          <w:tcPr>
+            <w:tcW w:type="dxa" w:w="9360"/>
+            <w:shd w:fill="F0F7F4"/>
+            <w:tcMar>
+              <w:top w:w="120" w:type="dxa"/>
+              <w:bottom w:w="120" w:type="dxa"/>
+              <w:left w:w="180" w:type="dxa"/>
+              <w:right w:w="180" w:type="dxa"/>
+            </w:tcMar>
+            <w:tcBorders>
+              <w:left w:val="single" w:sz="24" w:space="0" w:color="10B981"/>
+              <w:top w:val="none"/>
+              <w:right w:val="none"/>
+              <w:bottom w:val="none"/>
+            </w:tcBorders>
+          </w:tcPr>
+          <w:p>
+            <w:pPr>
+              <w:spacing w:before="40" w:after="40" w:line="276" w:lineRule="auto"/>
+            </w:pPr>
+            <w:r>
+              <w:rPr>
+                <w:rFonts w:ascii="Times New Roman" w:hAnsi="Times New Roman"/>
+                <w:b/>
+                <w:i w:val="0"/>
+                <w:color w:val="102A1B"/>
+                <w:sz w:val="22"/>
+              </w:rPr>
+              <w:t>FIGURE 3 — Multi-Category Assessment Data Entry &amp; Import</w:t>
+              <w:br/>
+              <w:t>[INSERT SCREENSHOT HERE]</w:t>
+            </w:r>
+          </w:p>
+        </w:tc>
+      </w:tr>
+    </w:tbl>
+    <w:p>
+      <w:pPr>
+        <w:spacing w:after="120"/>
+      </w:pPr>
+    </w:p>
+    <w:tbl>
+      <w:tblPr>
+        <w:tblW w:type="auto" w:w="0"/>
+        <w:jc w:val="center"/>
+        <w:tblLook w:firstColumn="1" w:firstRow="1" w:lastColumn="0" w:lastRow="0" w:noHBand="0" w:noVBand="1" w:val="04A0"/>
+      </w:tblPr>
+      <w:tblGrid>
+        <w:gridCol w:w="9360"/>
+      </w:tblGrid>
+      <w:tr>
+        <w:tc>
+          <w:tcPr>
+            <w:tcW w:type="dxa" w:w="9360"/>
+            <w:shd w:fill="F0F7F4"/>
+            <w:tcMar>
+              <w:top w:w="120" w:type="dxa"/>
+              <w:bottom w:w="120" w:type="dxa"/>
+              <w:left w:w="180" w:type="dxa"/>
+              <w:right w:w="180" w:type="dxa"/>
+            </w:tcMar>
+            <w:tcBorders>
+              <w:left w:val="single" w:sz="24" w:space="0" w:color="10B981"/>
+              <w:top w:val="none"/>
+              <w:right w:val="none"/>
+              <w:bottom w:val="none"/>
+            </w:tcBorders>
+          </w:tcPr>
+          <w:p>
+            <w:pPr>
+              <w:spacing w:before="40" w:after="40" w:line="276" w:lineRule="auto"/>
+            </w:pPr>
+            <w:r>
+              <w:rPr>
+                <w:rFonts w:ascii="Times New Roman" w:hAnsi="Times New Roman"/>
+                <w:b/>
+                <w:i w:val="0"/>
+                <w:color w:val="102A1B"/>
+                <w:sz w:val="22"/>
+              </w:rPr>
+              <w:t>FIGURE 4 — Analytics Dashboard &amp; Hotspot Visualizations</w:t>
+              <w:br/>
+              <w:t>[INSERT SCREENSHOT HERE]</w:t>
+            </w:r>
+          </w:p>
+        </w:tc>
+      </w:tr>
+    </w:tbl>
+    <w:p>
+      <w:pPr>
+        <w:spacing w:after="120"/>
+      </w:pPr>
+    </w:p>
+    <w:tbl>
+      <w:tblPr>
+        <w:tblW w:type="auto" w:w="0"/>
+        <w:jc w:val="center"/>
+        <w:tblLook w:firstColumn="1" w:firstRow="1" w:lastColumn="0" w:lastRow="0" w:noHBand="0" w:noVBand="1" w:val="04A0"/>
+      </w:tblPr>
+      <w:tblGrid>
+        <w:gridCol w:w="9360"/>
+      </w:tblGrid>
+      <w:tr>
+        <w:tc>
+          <w:tcPr>
+            <w:tcW w:type="dxa" w:w="9360"/>
+            <w:shd w:fill="F0F7F4"/>
+            <w:tcMar>
+              <w:top w:w="120" w:type="dxa"/>
+              <w:bottom w:w="120" w:type="dxa"/>
+              <w:left w:w="180" w:type="dxa"/>
+              <w:right w:w="180" w:type="dxa"/>
+            </w:tcMar>
+            <w:tcBorders>
+              <w:left w:val="single" w:sz="24" w:space="0" w:color="10B981"/>
+              <w:top w:val="none"/>
+              <w:right w:val="none"/>
+              <w:bottom w:val="none"/>
+            </w:tcBorders>
+          </w:tcPr>
+          <w:p>
+            <w:pPr>
+              <w:spacing w:before="40" w:after="40" w:line="276" w:lineRule="auto"/>
+            </w:pPr>
+            <w:r>
+              <w:rPr>
+                <w:rFonts w:ascii="Times New Roman" w:hAnsi="Times New Roman"/>
+                <w:b/>
+                <w:i w:val="0"/>
+                <w:color w:val="102A1B"/>
+                <w:sz w:val="22"/>
+              </w:rPr>
+              <w:t>FIGURE 5 — Knowledge Base &amp; Reference Standards</w:t>
+              <w:br/>
+              <w:t>[INSERT SCREENSHOT HERE]</w:t>
+            </w:r>
+          </w:p>
+        </w:tc>
+      </w:tr>
+    </w:tbl>
+    <w:p>
+      <w:pPr>
+        <w:spacing w:after="120"/>
+      </w:pPr>
+    </w:p>
+    <w:tbl>
+      <w:tblPr>
+        <w:tblW w:type="auto" w:w="0"/>
+        <w:jc w:val="center"/>
+        <w:tblLook w:firstColumn="1" w:firstRow="1" w:lastColumn="0" w:lastRow="0" w:noHBand="0" w:noVBand="1" w:val="04A0"/>
+      </w:tblPr>
+      <w:tblGrid>
+        <w:gridCol w:w="9360"/>
+      </w:tblGrid>
+      <w:tr>
+        <w:tc>
+          <w:tcPr>
+            <w:tcW w:type="dxa" w:w="9360"/>
+            <w:shd w:fill="F0F7F4"/>
+            <w:tcMar>
+              <w:top w:w="120" w:type="dxa"/>
+              <w:bottom w:w="120" w:type="dxa"/>
+              <w:left w:w="180" w:type="dxa"/>
+              <w:right w:w="180" w:type="dxa"/>
+            </w:tcMar>
+            <w:tcBorders>
+              <w:left w:val="single" w:sz="24" w:space="0" w:color="10B981"/>
+              <w:top w:val="none"/>
+              <w:right w:val="none"/>
+              <w:bottom w:val="none"/>
+            </w:tcBorders>
+          </w:tcPr>
+          <w:p>
+            <w:pPr>
+              <w:spacing w:before="40" w:after="40" w:line="276" w:lineRule="auto"/>
+            </w:pPr>
+            <w:r>
+              <w:rPr>
+                <w:rFonts w:ascii="Times New Roman" w:hAnsi="Times New Roman"/>
+                <w:b/>
+                <w:i w:val="0"/>
+                <w:color w:val="102A1B"/>
+                <w:sz w:val="22"/>
+              </w:rPr>
+              <w:t>FIGURE 6 — AI Intelligence Generator &amp; Executive Summary</w:t>
+              <w:br/>
+              <w:t>[INSERT SCREENSHOT HERE]</w:t>
+            </w:r>
+          </w:p>
+        </w:tc>
+      </w:tr>
+    </w:tbl>
+    <w:p>
+      <w:pPr>
+        <w:spacing w:after="120"/>
+      </w:pPr>
+    </w:p>
+    <w:tbl>
+      <w:tblPr>
+        <w:tblW w:type="auto" w:w="0"/>
+        <w:jc w:val="center"/>
+        <w:tblLook w:firstColumn="1" w:firstRow="1" w:lastColumn="0" w:lastRow="0" w:noHBand="0" w:noVBand="1" w:val="04A0"/>
+      </w:tblPr>
+      <w:tblGrid>
+        <w:gridCol w:w="9360"/>
+      </w:tblGrid>
+      <w:tr>
+        <w:tc>
+          <w:tcPr>
+            <w:tcW w:type="dxa" w:w="9360"/>
+            <w:shd w:fill="F0F7F4"/>
+            <w:tcMar>
+              <w:top w:w="120" w:type="dxa"/>
+              <w:bottom w:w="120" w:type="dxa"/>
+              <w:left w:w="180" w:type="dxa"/>
+              <w:right w:w="180" w:type="dxa"/>
+            </w:tcMar>
+            <w:tcBorders>
+              <w:left w:val="single" w:sz="24" w:space="0" w:color="10B981"/>
+              <w:top w:val="none"/>
+              <w:right w:val="none"/>
+              <w:bottom w:val="none"/>
+            </w:tcBorders>
+          </w:tcPr>
+          <w:p>
+            <w:pPr>
+              <w:spacing w:before="40" w:after="40" w:line="276" w:lineRule="auto"/>
+            </w:pPr>
+            <w:r>
+              <w:rPr>
+                <w:rFonts w:ascii="Times New Roman" w:hAnsi="Times New Roman"/>
+                <w:b/>
+                <w:i w:val="0"/>
+                <w:color w:val="102A1B"/>
+                <w:sz w:val="22"/>
+              </w:rPr>
+              <w:t>FIGURE 7 — Grounded Recommendations &amp; Multi-Phase Action Plan</w:t>
+              <w:br/>
+              <w:t>[INSERT SCREENSHOT HERE]</w:t>
+            </w:r>
+          </w:p>
+        </w:tc>
+      </w:tr>
+    </w:tbl>
+    <w:p>
+      <w:pPr>
+        <w:spacing w:after="120"/>
+      </w:pPr>
+    </w:p>
+    <w:p>
+      <w:pPr>
+        <w:keepNext/>
+        <w:spacing w:before="360" w:after="160"/>
+        <w:jc w:val="left"/>
+      </w:pPr>
+      <w:r>
+        <w:rPr>
+          <w:rFonts w:ascii="Times New Roman" w:hAnsi="Times New Roman"/>
+          <w:b/>
+          <w:i w:val="0"/>
+          <w:color w:val="000000"/>
+          <w:sz w:val="30"/>
+        </w:rPr>
+        <w:t>25. References</w:t>
       </w:r>
     </w:p>
     <w:p>
@@ -5066,9 +7756,9 @@
           <w:b/>
           <w:i w:val="0"/>
           <w:color w:val="000000"/>
-          <w:sz w:val="32"/>
+          <w:sz w:val="30"/>
         </w:rPr>
-        <w:t>12. Appendices</w:t>
+        <w:t>26. Appendices</w:t>
       </w:r>
     </w:p>
     <w:p>
@@ -5083,7 +7773,7 @@
           <w:b/>
           <w:i w:val="0"/>
           <w:color w:val="000000"/>
-          <w:sz w:val="26"/>
+          <w:sz w:val="25"/>
         </w:rPr>
         <w:t>Appendix A — System Directory Structure</w:t>
       </w:r>
@@ -5101,7 +7791,7 @@
         <w:tc>
           <w:tcPr>
             <w:tcW w:type="dxa" w:w="9360"/>
-            <w:shd w:fill="F5F5F5"/>
+            <w:shd w:fill="F8F9FA"/>
             <w:tcMar>
               <w:top w:w="120" w:type="dxa"/>
               <w:bottom w:w="120" w:type="dxa"/>
@@ -5109,10 +7799,10 @@
               <w:right w:w="180" w:type="dxa"/>
             </w:tcMar>
             <w:tcBorders>
-              <w:top w:val="single" w:sz="4" w:space="0" w:color="CCCCCC"/>
-              <w:left w:val="single" w:sz="4" w:space="0" w:color="CCCCCC"/>
-              <w:bottom w:val="single" w:sz="4" w:space="0" w:color="CCCCCC"/>
-              <w:right w:val="single" w:sz="4" w:space="0" w:color="CCCCCC"/>
+              <w:top w:val="single" w:sz="4" w:space="0" w:color="D1D5DB"/>
+              <w:left w:val="single" w:sz="4" w:space="0" w:color="D1D5DB"/>
+              <w:bottom w:val="single" w:sz="4" w:space="0" w:color="D1D5DB"/>
+              <w:right w:val="single" w:sz="4" w:space="0" w:color="D1D5DB"/>
             </w:tcBorders>
           </w:tcPr>
           <w:p>
@@ -5124,8 +7814,8 @@
                 <w:rFonts w:ascii="Consolas" w:hAnsi="Consolas"/>
                 <w:b w:val="0"/>
                 <w:i w:val="0"/>
-                <w:color w:val="1E1E1E"/>
-                <w:sz w:val="19"/>
+                <w:color w:val="1F2937"/>
+                <w:sz w:val="18"/>
               </w:rPr>
               <w:t>EcoPilot/</w:t>
             </w:r>
@@ -5139,8 +7829,8 @@
                 <w:rFonts w:ascii="Consolas" w:hAnsi="Consolas"/>
                 <w:b w:val="0"/>
                 <w:i w:val="0"/>
-                <w:color w:val="1E1E1E"/>
-                <w:sz w:val="19"/>
+                <w:color w:val="1F2937"/>
+                <w:sz w:val="18"/>
               </w:rPr>
               <w:t>├── backend/</w:t>
             </w:r>
@@ -5154,8 +7844,8 @@
                 <w:rFonts w:ascii="Consolas" w:hAnsi="Consolas"/>
                 <w:b w:val="0"/>
                 <w:i w:val="0"/>
-                <w:color w:val="1E1E1E"/>
-                <w:sz w:val="19"/>
+                <w:color w:val="1F2937"/>
+                <w:sz w:val="18"/>
               </w:rPr>
               <w:t>│   ├── main.py                  # FastAPI REST server &amp; routing</w:t>
             </w:r>
@@ -5169,8 +7859,8 @@
                 <w:rFonts w:ascii="Consolas" w:hAnsi="Consolas"/>
                 <w:b w:val="0"/>
                 <w:i w:val="0"/>
-                <w:color w:val="1E1E1E"/>
-                <w:sz w:val="19"/>
+                <w:color w:val="1F2937"/>
+                <w:sz w:val="18"/>
               </w:rPr>
               <w:t>│   ├── ai/</w:t>
             </w:r>
@@ -5184,8 +7874,8 @@
                 <w:rFonts w:ascii="Consolas" w:hAnsi="Consolas"/>
                 <w:b w:val="0"/>
                 <w:i w:val="0"/>
-                <w:color w:val="1E1E1E"/>
-                <w:sz w:val="19"/>
+                <w:color w:val="1F2937"/>
+                <w:sz w:val="18"/>
               </w:rPr>
               <w:t>│   │   ├── config.py            # Groq model config (qwen/qwen3.8-27b)</w:t>
             </w:r>
@@ -5199,8 +7889,8 @@
                 <w:rFonts w:ascii="Consolas" w:hAnsi="Consolas"/>
                 <w:b w:val="0"/>
                 <w:i w:val="0"/>
-                <w:color w:val="1E1E1E"/>
-                <w:sz w:val="19"/>
+                <w:color w:val="1F2937"/>
+                <w:sz w:val="18"/>
               </w:rPr>
               <w:t>│   │   └── groq_service.py      # LLM API client &amp; token throttling</w:t>
             </w:r>
@@ -5214,8 +7904,8 @@
                 <w:rFonts w:ascii="Consolas" w:hAnsi="Consolas"/>
                 <w:b w:val="0"/>
                 <w:i w:val="0"/>
-                <w:color w:val="1E1E1E"/>
-                <w:sz w:val="19"/>
+                <w:color w:val="1F2937"/>
+                <w:sz w:val="18"/>
               </w:rPr>
               <w:t>│   └── rag/</w:t>
             </w:r>
@@ -5229,8 +7919,8 @@
                 <w:rFonts w:ascii="Consolas" w:hAnsi="Consolas"/>
                 <w:b w:val="0"/>
                 <w:i w:val="0"/>
-                <w:color w:val="1E1E1E"/>
-                <w:sz w:val="19"/>
+                <w:color w:val="1F2937"/>
+                <w:sz w:val="18"/>
               </w:rPr>
               <w:t>│       ├── vector_store.py      # FAISS vector store management</w:t>
             </w:r>
@@ -5244,8 +7934,8 @@
                 <w:rFonts w:ascii="Consolas" w:hAnsi="Consolas"/>
                 <w:b w:val="0"/>
                 <w:i w:val="0"/>
-                <w:color w:val="1E1E1E"/>
-                <w:sz w:val="19"/>
+                <w:color w:val="1F2937"/>
+                <w:sz w:val="18"/>
               </w:rPr>
               <w:t>│       └── ingestion.py         # Knowledge embedding &amp; indexing</w:t>
             </w:r>
@@ -5259,8 +7949,8 @@
                 <w:rFonts w:ascii="Consolas" w:hAnsi="Consolas"/>
                 <w:b w:val="0"/>
                 <w:i w:val="0"/>
-                <w:color w:val="1E1E1E"/>
-                <w:sz w:val="19"/>
+                <w:color w:val="1F2937"/>
+                <w:sz w:val="18"/>
               </w:rPr>
               <w:t>├── public/</w:t>
             </w:r>
@@ -5274,8 +7964,8 @@
                 <w:rFonts w:ascii="Consolas" w:hAnsi="Consolas"/>
                 <w:b w:val="0"/>
                 <w:i w:val="0"/>
-                <w:color w:val="1E1E1E"/>
-                <w:sz w:val="19"/>
+                <w:color w:val="1F2937"/>
+                <w:sz w:val="18"/>
               </w:rPr>
               <w:t>│   ├── logo.png                 # Official EcoPilot brand emblem</w:t>
             </w:r>
@@ -5289,8 +7979,8 @@
                 <w:rFonts w:ascii="Consolas" w:hAnsi="Consolas"/>
                 <w:b w:val="0"/>
                 <w:i w:val="0"/>
-                <w:color w:val="1E1E1E"/>
-                <w:sz w:val="19"/>
+                <w:color w:val="1F2937"/>
+                <w:sz w:val="18"/>
               </w:rPr>
               <w:t>│   └── favicon.png              # Browser tab icon</w:t>
             </w:r>
@@ -5304,8 +7994,8 @@
                 <w:rFonts w:ascii="Consolas" w:hAnsi="Consolas"/>
                 <w:b w:val="0"/>
                 <w:i w:val="0"/>
-                <w:color w:val="1E1E1E"/>
-                <w:sz w:val="19"/>
+                <w:color w:val="1F2937"/>
+                <w:sz w:val="18"/>
               </w:rPr>
               <w:t>├── src/</w:t>
             </w:r>
@@ -5319,8 +8009,8 @@
                 <w:rFonts w:ascii="Consolas" w:hAnsi="Consolas"/>
                 <w:b w:val="0"/>
                 <w:i w:val="0"/>
-                <w:color w:val="1E1E1E"/>
-                <w:sz w:val="19"/>
+                <w:color w:val="1F2937"/>
+                <w:sz w:val="18"/>
               </w:rPr>
               <w:t>│   ├── components/              # Navbar, Sidebar, Footer, MonthlyReportModal</w:t>
             </w:r>
@@ -5334,8 +8024,8 @@
                 <w:rFonts w:ascii="Consolas" w:hAnsi="Consolas"/>
                 <w:b w:val="0"/>
                 <w:i w:val="0"/>
-                <w:color w:val="1E1E1E"/>
-                <w:sz w:val="19"/>
+                <w:color w:val="1F2937"/>
+                <w:sz w:val="18"/>
               </w:rPr>
               <w:t>│   ├── pages/                   # Dashboard, Assessments, Analytics, AIIntelligence</w:t>
             </w:r>
@@ -5349,8 +8039,8 @@
                 <w:rFonts w:ascii="Consolas" w:hAnsi="Consolas"/>
                 <w:b w:val="0"/>
                 <w:i w:val="0"/>
-                <w:color w:val="1E1E1E"/>
-                <w:sz w:val="19"/>
+                <w:color w:val="1F2937"/>
+                <w:sz w:val="18"/>
               </w:rPr>
               <w:t>│   ├── services/                # aiApi.js, assessmentService.js</w:t>
             </w:r>
@@ -5364,8 +8054,8 @@
                 <w:rFonts w:ascii="Consolas" w:hAnsi="Consolas"/>
                 <w:b w:val="0"/>
                 <w:i w:val="0"/>
-                <w:color w:val="1E1E1E"/>
-                <w:sz w:val="19"/>
+                <w:color w:val="1F2937"/>
+                <w:sz w:val="18"/>
               </w:rPr>
               <w:t>│   └── utils/                   # export/formatters.js, pdfExporter</w:t>
             </w:r>
@@ -5379,8 +8069,8 @@
                 <w:rFonts w:ascii="Consolas" w:hAnsi="Consolas"/>
                 <w:b w:val="0"/>
                 <w:i w:val="0"/>
-                <w:color w:val="1E1E1E"/>
-                <w:sz w:val="19"/>
+                <w:color w:val="1F2937"/>
+                <w:sz w:val="18"/>
               </w:rPr>
               <w:t>├── .env                         # Server-side secrets (GROQ_API_KEY)</w:t>
             </w:r>
@@ -5394,8 +8084,8 @@
                 <w:rFonts w:ascii="Consolas" w:hAnsi="Consolas"/>
                 <w:b w:val="0"/>
                 <w:i w:val="0"/>
-                <w:color w:val="1E1E1E"/>
-                <w:sz w:val="19"/>
+                <w:color w:val="1F2937"/>
+                <w:sz w:val="18"/>
               </w:rPr>
               <w:t>└── package.json                 # React dependencies &amp; scripts</w:t>
             </w:r>
@@ -5420,7 +8110,7 @@
           <w:b/>
           <w:i w:val="0"/>
           <w:color w:val="000000"/>
-          <w:sz w:val="26"/>
+          <w:sz w:val="25"/>
         </w:rPr>
         <w:t>Appendix B — Firestore Data Schemas</w:t>
       </w:r>
@@ -5438,7 +8128,7 @@
         <w:tc>
           <w:tcPr>
             <w:tcW w:type="dxa" w:w="9360"/>
-            <w:shd w:fill="F5F5F5"/>
+            <w:shd w:fill="F8F9FA"/>
             <w:tcMar>
               <w:top w:w="120" w:type="dxa"/>
               <w:bottom w:w="120" w:type="dxa"/>
@@ -5446,10 +8136,10 @@
               <w:right w:w="180" w:type="dxa"/>
             </w:tcMar>
             <w:tcBorders>
-              <w:top w:val="single" w:sz="4" w:space="0" w:color="CCCCCC"/>
-              <w:left w:val="single" w:sz="4" w:space="0" w:color="CCCCCC"/>
-              <w:bottom w:val="single" w:sz="4" w:space="0" w:color="CCCCCC"/>
-              <w:right w:val="single" w:sz="4" w:space="0" w:color="CCCCCC"/>
+              <w:top w:val="single" w:sz="4" w:space="0" w:color="D1D5DB"/>
+              <w:left w:val="single" w:sz="4" w:space="0" w:color="D1D5DB"/>
+              <w:bottom w:val="single" w:sz="4" w:space="0" w:color="D1D5DB"/>
+              <w:right w:val="single" w:sz="4" w:space="0" w:color="D1D5DB"/>
             </w:tcBorders>
           </w:tcPr>
           <w:p>
@@ -5461,8 +8151,8 @@
                 <w:rFonts w:ascii="Consolas" w:hAnsi="Consolas"/>
                 <w:b w:val="0"/>
                 <w:i w:val="0"/>
-                <w:color w:val="1E1E1E"/>
-                <w:sz w:val="19"/>
+                <w:color w:val="1F2937"/>
+                <w:sz w:val="18"/>
               </w:rPr>
               <w:t>// assessments collection document schema</w:t>
             </w:r>
@@ -5476,8 +8166,8 @@
                 <w:rFonts w:ascii="Consolas" w:hAnsi="Consolas"/>
                 <w:b w:val="0"/>
                 <w:i w:val="0"/>
-                <w:color w:val="1E1E1E"/>
-                <w:sz w:val="19"/>
+                <w:color w:val="1F2937"/>
+                <w:sz w:val="18"/>
               </w:rPr>
               <w:t>{</w:t>
             </w:r>
@@ -5491,8 +8181,8 @@
                 <w:rFonts w:ascii="Consolas" w:hAnsi="Consolas"/>
                 <w:b w:val="0"/>
                 <w:i w:val="0"/>
-                <w:color w:val="1E1E1E"/>
-                <w:sz w:val="19"/>
+                <w:color w:val="1F2937"/>
+                <w:sz w:val="18"/>
               </w:rPr>
               <w:t xml:space="preserve">  "id": "auto-generated-id",</w:t>
             </w:r>
@@ -5506,8 +8196,8 @@
                 <w:rFonts w:ascii="Consolas" w:hAnsi="Consolas"/>
                 <w:b w:val="0"/>
                 <w:i w:val="0"/>
-                <w:color w:val="1E1E1E"/>
-                <w:sz w:val="19"/>
+                <w:color w:val="1F2937"/>
+                <w:sz w:val="18"/>
               </w:rPr>
               <w:t xml:space="preserve">  "userId": "firebase-user-uid",</w:t>
             </w:r>
@@ -5521,8 +8211,8 @@
                 <w:rFonts w:ascii="Consolas" w:hAnsi="Consolas"/>
                 <w:b w:val="0"/>
                 <w:i w:val="0"/>
-                <w:color w:val="1E1E1E"/>
-                <w:sz w:val="19"/>
+                <w:color w:val="1F2937"/>
+                <w:sz w:val="18"/>
               </w:rPr>
               <w:t xml:space="preserve">  "overallScore": 78.5,</w:t>
             </w:r>
@@ -5536,8 +8226,8 @@
                 <w:rFonts w:ascii="Consolas" w:hAnsi="Consolas"/>
                 <w:b w:val="0"/>
                 <w:i w:val="0"/>
-                <w:color w:val="1E1E1E"/>
-                <w:sz w:val="19"/>
+                <w:color w:val="1F2937"/>
+                <w:sz w:val="18"/>
               </w:rPr>
               <w:t xml:space="preserve">  "overallGrade": "B+",</w:t>
             </w:r>
@@ -5551,8 +8241,8 @@
                 <w:rFonts w:ascii="Consolas" w:hAnsi="Consolas"/>
                 <w:b w:val="0"/>
                 <w:i w:val="0"/>
-                <w:color w:val="1E1E1E"/>
-                <w:sz w:val="19"/>
+                <w:color w:val="1F2937"/>
+                <w:sz w:val="18"/>
               </w:rPr>
               <w:t xml:space="preserve">  "categories": {</w:t>
             </w:r>
@@ -5566,8 +8256,8 @@
                 <w:rFonts w:ascii="Consolas" w:hAnsi="Consolas"/>
                 <w:b w:val="0"/>
                 <w:i w:val="0"/>
-                <w:color w:val="1E1E1E"/>
-                <w:sz w:val="19"/>
+                <w:color w:val="1F2937"/>
+                <w:sz w:val="18"/>
               </w:rPr>
               <w:t xml:space="preserve">    "energy": { "score": 72, "consumptionKwh": 125000, "solarPercentage": 15 },</w:t>
             </w:r>
@@ -5581,8 +8271,8 @@
                 <w:rFonts w:ascii="Consolas" w:hAnsi="Consolas"/>
                 <w:b w:val="0"/>
                 <w:i w:val="0"/>
-                <w:color w:val="1E1E1E"/>
-                <w:sz w:val="19"/>
+                <w:color w:val="1F2937"/>
+                <w:sz w:val="18"/>
               </w:rPr>
               <w:t xml:space="preserve">    "water": { "score": 85, "consumptionLiters": 450000 },</w:t>
             </w:r>
@@ -5596,8 +8286,8 @@
                 <w:rFonts w:ascii="Consolas" w:hAnsi="Consolas"/>
                 <w:b w:val="0"/>
                 <w:i w:val="0"/>
-                <w:color w:val="1E1E1E"/>
-                <w:sz w:val="19"/>
+                <w:color w:val="1F2937"/>
+                <w:sz w:val="18"/>
               </w:rPr>
               <w:t xml:space="preserve">    "waste": { "score": 64, "recyclingRate": 35 },</w:t>
             </w:r>
@@ -5611,8 +8301,8 @@
                 <w:rFonts w:ascii="Consolas" w:hAnsi="Consolas"/>
                 <w:b w:val="0"/>
                 <w:i w:val="0"/>
-                <w:color w:val="1E1E1E"/>
-                <w:sz w:val="19"/>
+                <w:color w:val="1F2937"/>
+                <w:sz w:val="18"/>
               </w:rPr>
               <w:t xml:space="preserve">    "transportation": { "score": 80, "evChargingStations": 12 },</w:t>
             </w:r>
@@ -5626,8 +8316,8 @@
                 <w:rFonts w:ascii="Consolas" w:hAnsi="Consolas"/>
                 <w:b w:val="0"/>
                 <w:i w:val="0"/>
-                <w:color w:val="1E1E1E"/>
-                <w:sz w:val="19"/>
+                <w:color w:val="1F2937"/>
+                <w:sz w:val="18"/>
               </w:rPr>
               <w:t xml:space="preserve">    "food": { "score": 91, "localFoodPercentage": 40 }</w:t>
             </w:r>
@@ -5641,8 +8331,8 @@
                 <w:rFonts w:ascii="Consolas" w:hAnsi="Consolas"/>
                 <w:b w:val="0"/>
                 <w:i w:val="0"/>
-                <w:color w:val="1E1E1E"/>
-                <w:sz w:val="19"/>
+                <w:color w:val="1F2937"/>
+                <w:sz w:val="18"/>
               </w:rPr>
               <w:t xml:space="preserve">  },</w:t>
             </w:r>
@@ -5656,8 +8346,8 @@
                 <w:rFonts w:ascii="Consolas" w:hAnsi="Consolas"/>
                 <w:b w:val="0"/>
                 <w:i w:val="0"/>
-                <w:color w:val="1E1E1E"/>
-                <w:sz w:val="19"/>
+                <w:color w:val="1F2937"/>
+                <w:sz w:val="18"/>
               </w:rPr>
               <w:t xml:space="preserve">  "timestamp": "2026-09-01T14:20:00Z"</w:t>
             </w:r>
@@ -5671,8 +8361,8 @@
                 <w:rFonts w:ascii="Consolas" w:hAnsi="Consolas"/>
                 <w:b w:val="0"/>
                 <w:i w:val="0"/>
-                <w:color w:val="1E1E1E"/>
-                <w:sz w:val="19"/>
+                <w:color w:val="1F2937"/>
+                <w:sz w:val="18"/>
               </w:rPr>
               <w:t>}</w:t>
             </w:r>
@@ -5697,7 +8387,7 @@
           <w:b/>
           <w:i w:val="0"/>
           <w:color w:val="000000"/>
-          <w:sz w:val="26"/>
+          <w:sz w:val="25"/>
         </w:rPr>
         <w:t>Appendix C — Sample Firestore Security Rules</w:t>
       </w:r>
@@ -5715,7 +8405,7 @@
         <w:tc>
           <w:tcPr>
             <w:tcW w:type="dxa" w:w="9360"/>
-            <w:shd w:fill="F5F5F5"/>
+            <w:shd w:fill="F8F9FA"/>
             <w:tcMar>
               <w:top w:w="120" w:type="dxa"/>
               <w:bottom w:w="120" w:type="dxa"/>
@@ -5723,10 +8413,10 @@
               <w:right w:w="180" w:type="dxa"/>
             </w:tcMar>
             <w:tcBorders>
-              <w:top w:val="single" w:sz="4" w:space="0" w:color="CCCCCC"/>
-              <w:left w:val="single" w:sz="4" w:space="0" w:color="CCCCCC"/>
-              <w:bottom w:val="single" w:sz="4" w:space="0" w:color="CCCCCC"/>
-              <w:right w:val="single" w:sz="4" w:space="0" w:color="CCCCCC"/>
+              <w:top w:val="single" w:sz="4" w:space="0" w:color="D1D5DB"/>
+              <w:left w:val="single" w:sz="4" w:space="0" w:color="D1D5DB"/>
+              <w:bottom w:val="single" w:sz="4" w:space="0" w:color="D1D5DB"/>
+              <w:right w:val="single" w:sz="4" w:space="0" w:color="D1D5DB"/>
             </w:tcBorders>
           </w:tcPr>
           <w:p>
@@ -5738,8 +8428,8 @@
                 <w:rFonts w:ascii="Consolas" w:hAnsi="Consolas"/>
                 <w:b w:val="0"/>
                 <w:i w:val="0"/>
-                <w:color w:val="1E1E1E"/>
-                <w:sz w:val="19"/>
+                <w:color w:val="1F2937"/>
+                <w:sz w:val="18"/>
               </w:rPr>
               <w:t>rules_version = '2';</w:t>
             </w:r>
@@ -5753,8 +8443,8 @@
                 <w:rFonts w:ascii="Consolas" w:hAnsi="Consolas"/>
                 <w:b w:val="0"/>
                 <w:i w:val="0"/>
-                <w:color w:val="1E1E1E"/>
-                <w:sz w:val="19"/>
+                <w:color w:val="1F2937"/>
+                <w:sz w:val="18"/>
               </w:rPr>
               <w:t>service cloud.firestore {</w:t>
             </w:r>
@@ -5768,8 +8458,8 @@
                 <w:rFonts w:ascii="Consolas" w:hAnsi="Consolas"/>
                 <w:b w:val="0"/>
                 <w:i w:val="0"/>
-                <w:color w:val="1E1E1E"/>
-                <w:sz w:val="19"/>
+                <w:color w:val="1F2937"/>
+                <w:sz w:val="18"/>
               </w:rPr>
               <w:t xml:space="preserve">  match /databases/{database}/documents {</w:t>
             </w:r>
@@ -5783,8 +8473,8 @@
                 <w:rFonts w:ascii="Consolas" w:hAnsi="Consolas"/>
                 <w:b w:val="0"/>
                 <w:i w:val="0"/>
-                <w:color w:val="1E1E1E"/>
-                <w:sz w:val="19"/>
+                <w:color w:val="1F2937"/>
+                <w:sz w:val="18"/>
               </w:rPr>
               <w:t xml:space="preserve">    match /users/{userId} {</w:t>
             </w:r>
@@ -5798,8 +8488,8 @@
                 <w:rFonts w:ascii="Consolas" w:hAnsi="Consolas"/>
                 <w:b w:val="0"/>
                 <w:i w:val="0"/>
-                <w:color w:val="1E1E1E"/>
-                <w:sz w:val="19"/>
+                <w:color w:val="1F2937"/>
+                <w:sz w:val="18"/>
               </w:rPr>
               <w:t xml:space="preserve">      allow read, write: if request.auth != null &amp;&amp; request.auth.uid == userId;</w:t>
             </w:r>
@@ -5813,8 +8503,8 @@
                 <w:rFonts w:ascii="Consolas" w:hAnsi="Consolas"/>
                 <w:b w:val="0"/>
                 <w:i w:val="0"/>
-                <w:color w:val="1E1E1E"/>
-                <w:sz w:val="19"/>
+                <w:color w:val="1F2937"/>
+                <w:sz w:val="18"/>
               </w:rPr>
               <w:t xml:space="preserve">    }</w:t>
             </w:r>
@@ -5828,8 +8518,8 @@
                 <w:rFonts w:ascii="Consolas" w:hAnsi="Consolas"/>
                 <w:b w:val="0"/>
                 <w:i w:val="0"/>
-                <w:color w:val="1E1E1E"/>
-                <w:sz w:val="19"/>
+                <w:color w:val="1F2937"/>
+                <w:sz w:val="18"/>
               </w:rPr>
               <w:t xml:space="preserve">    match /assessments/{assessmentId} {</w:t>
             </w:r>
@@ -5843,8 +8533,8 @@
                 <w:rFonts w:ascii="Consolas" w:hAnsi="Consolas"/>
                 <w:b w:val="0"/>
                 <w:i w:val="0"/>
-                <w:color w:val="1E1E1E"/>
-                <w:sz w:val="19"/>
+                <w:color w:val="1F2937"/>
+                <w:sz w:val="18"/>
               </w:rPr>
               <w:t xml:space="preserve">      allow read, write: if request.auth != null &amp;&amp; request.auth.uid == resource.data.userId;</w:t>
             </w:r>
@@ -5858,8 +8548,8 @@
                 <w:rFonts w:ascii="Consolas" w:hAnsi="Consolas"/>
                 <w:b w:val="0"/>
                 <w:i w:val="0"/>
-                <w:color w:val="1E1E1E"/>
-                <w:sz w:val="19"/>
+                <w:color w:val="1F2937"/>
+                <w:sz w:val="18"/>
               </w:rPr>
               <w:t xml:space="preserve">    }</w:t>
             </w:r>
@@ -5873,8 +8563,8 @@
                 <w:rFonts w:ascii="Consolas" w:hAnsi="Consolas"/>
                 <w:b w:val="0"/>
                 <w:i w:val="0"/>
-                <w:color w:val="1E1E1E"/>
-                <w:sz w:val="19"/>
+                <w:color w:val="1F2937"/>
+                <w:sz w:val="18"/>
               </w:rPr>
               <w:t xml:space="preserve">  }</w:t>
             </w:r>
@@ -5888,8 +8578,8 @@
                 <w:rFonts w:ascii="Consolas" w:hAnsi="Consolas"/>
                 <w:b w:val="0"/>
                 <w:i w:val="0"/>
-                <w:color w:val="1E1E1E"/>
-                <w:sz w:val="19"/>
+                <w:color w:val="1F2937"/>
+                <w:sz w:val="18"/>
               </w:rPr>
               <w:t>}</w:t>
             </w:r>
@@ -5914,9 +8604,9 @@
           <w:b/>
           <w:i w:val="0"/>
           <w:color w:val="000000"/>
-          <w:sz w:val="26"/>
+          <w:sz w:val="25"/>
         </w:rPr>
-        <w:t>Appendix D — Key Learnings &amp; Reflection</w:t>
+        <w:t>Appendix D — Final Internship Submission Checklist</w:t>
       </w:r>
     </w:p>
     <w:p>
@@ -5932,7 +8622,7 @@
           <w:color w:val="000000"/>
           <w:sz w:val="22"/>
         </w:rPr>
-        <w:t xml:space="preserve">1. API Key Security: </w:t>
+        <w:t xml:space="preserve">[x] Problem Statement: </w:t>
       </w:r>
       <w:r>
         <w:rPr>
@@ -5942,7 +8632,7 @@
           <w:color w:val="000000"/>
           <w:sz w:val="22"/>
         </w:rPr>
-        <w:t>Always proxy LLM API calls through a backend endpoint to avoid client-side credential exposure.</w:t>
+        <w:t>Clearly defined &amp; highlighted with operational challenges.</w:t>
       </w:r>
     </w:p>
     <w:p>
@@ -5958,7 +8648,7 @@
           <w:color w:val="000000"/>
           <w:sz w:val="22"/>
         </w:rPr>
-        <w:t xml:space="preserve">2. Grounding via RAG: </w:t>
+        <w:t xml:space="preserve">[x] System Features: </w:t>
       </w:r>
       <w:r>
         <w:rPr>
@@ -5968,7 +8658,7 @@
           <w:color w:val="000000"/>
           <w:sz w:val="22"/>
         </w:rPr>
-        <w:t>Pairing LLMs with vector search (FAISS) is essential for domain applications to prevent hallucinated recommendations.</w:t>
+        <w:t>8 core features documented in dedicated section.</w:t>
       </w:r>
     </w:p>
     <w:p>
@@ -5984,7 +8674,7 @@
           <w:color w:val="000000"/>
           <w:sz w:val="22"/>
         </w:rPr>
-        <w:t xml:space="preserve">3. Token Throttling: </w:t>
+        <w:t xml:space="preserve">[x] RAG &amp; AI Architecture: </w:t>
       </w:r>
       <w:r>
         <w:rPr>
@@ -5994,7 +8684,7 @@
           <w:color w:val="000000"/>
           <w:sz w:val="22"/>
         </w:rPr>
-        <w:t>Managing max_tokens caps ensures compliance with provider rate limits without sacrificing output structure.</w:t>
+        <w:t>FAISS retrieval and Groq (qwen/qwen3.8-27b) documented.</w:t>
       </w:r>
     </w:p>
     <w:p>
@@ -6010,7 +8700,7 @@
           <w:color w:val="000000"/>
           <w:sz w:val="22"/>
         </w:rPr>
-        <w:t xml:space="preserve">4. Executive User Experience: </w:t>
+        <w:t xml:space="preserve">[x] Testing &amp; Validation: </w:t>
       </w:r>
       <w:r>
         <w:rPr>
@@ -6020,7 +8710,163 @@
           <w:color w:val="000000"/>
           <w:sz w:val="22"/>
         </w:rPr>
-        <w:t>Formatting raw numbers into clean human-readable summaries significantly improves usability for institutional leaders.</w:t>
+        <w:t>Complete testing criteria matrix documented.</w:t>
+      </w:r>
+    </w:p>
+    <w:p>
+      <w:pPr>
+        <w:pStyle w:val="ListBullet"/>
+        <w:spacing w:before="0" w:after="60" w:line="276" w:lineRule="auto"/>
+      </w:pPr>
+      <w:r>
+        <w:rPr>
+          <w:rFonts w:ascii="Times New Roman" w:hAnsi="Times New Roman"/>
+          <w:b/>
+          <w:i w:val="0"/>
+          <w:color w:val="000000"/>
+          <w:sz w:val="22"/>
+        </w:rPr>
+        <w:t xml:space="preserve">[x] Project Story: </w:t>
+      </w:r>
+      <w:r>
+        <w:rPr>
+          <w:rFonts w:ascii="Times New Roman" w:hAnsi="Times New Roman"/>
+          <w:b w:val="0"/>
+          <w:i w:val="0"/>
+          <w:color w:val="000000"/>
+          <w:sz w:val="22"/>
+        </w:rPr>
+        <w:t>Authentic personal student story written in 1st person.</w:t>
+      </w:r>
+    </w:p>
+    <w:p>
+      <w:pPr>
+        <w:pStyle w:val="ListBullet"/>
+        <w:spacing w:before="0" w:after="60" w:line="276" w:lineRule="auto"/>
+      </w:pPr>
+      <w:r>
+        <w:rPr>
+          <w:rFonts w:ascii="Times New Roman" w:hAnsi="Times New Roman"/>
+          <w:b/>
+          <w:i w:val="0"/>
+          <w:color w:val="000000"/>
+          <w:sz w:val="22"/>
+        </w:rPr>
+        <w:t xml:space="preserve">[x] Internship Reflection: </w:t>
+      </w:r>
+      <w:r>
+        <w:rPr>
+          <w:rFonts w:ascii="Times New Roman" w:hAnsi="Times New Roman"/>
+          <w:b w:val="0"/>
+          <w:i w:val="0"/>
+          <w:color w:val="000000"/>
+          <w:sz w:val="22"/>
+        </w:rPr>
+        <w:t>1M1B, AICTE, and IBM SkillsBuild learning reflection included.</w:t>
+      </w:r>
+    </w:p>
+    <w:p>
+      <w:pPr>
+        <w:pStyle w:val="ListBullet"/>
+        <w:spacing w:before="0" w:after="60" w:line="276" w:lineRule="auto"/>
+      </w:pPr>
+      <w:r>
+        <w:rPr>
+          <w:rFonts w:ascii="Times New Roman" w:hAnsi="Times New Roman"/>
+          <w:b/>
+          <w:i w:val="0"/>
+          <w:color w:val="000000"/>
+          <w:sz w:val="22"/>
+        </w:rPr>
+        <w:t xml:space="preserve">[x] GitHub Repository: </w:t>
+      </w:r>
+      <w:r>
+        <w:rPr>
+          <w:rFonts w:ascii="Times New Roman" w:hAnsi="Times New Roman"/>
+          <w:b w:val="0"/>
+          <w:i w:val="0"/>
+          <w:color w:val="000000"/>
+          <w:sz w:val="22"/>
+        </w:rPr>
+        <w:t>Repository link included (https://github.com/thamizharasanm2528-byte/Eco-Pilot-).</w:t>
+      </w:r>
+    </w:p>
+    <w:p>
+      <w:pPr>
+        <w:pStyle w:val="ListBullet"/>
+        <w:spacing w:before="0" w:after="60" w:line="276" w:lineRule="auto"/>
+      </w:pPr>
+      <w:r>
+        <w:rPr>
+          <w:rFonts w:ascii="Times New Roman" w:hAnsi="Times New Roman"/>
+          <w:b/>
+          <w:i w:val="0"/>
+          <w:color w:val="000000"/>
+          <w:sz w:val="22"/>
+        </w:rPr>
+        <w:t xml:space="preserve">[ ] Live Prototype Link: </w:t>
+      </w:r>
+      <w:r>
+        <w:rPr>
+          <w:rFonts w:ascii="Times New Roman" w:hAnsi="Times New Roman"/>
+          <w:b w:val="0"/>
+          <w:i w:val="0"/>
+          <w:color w:val="000000"/>
+          <w:sz w:val="22"/>
+        </w:rPr>
+        <w:t>Placeholder included for manual link pasting.</w:t>
+      </w:r>
+    </w:p>
+    <w:p>
+      <w:pPr>
+        <w:pStyle w:val="ListBullet"/>
+        <w:spacing w:before="0" w:after="60" w:line="276" w:lineRule="auto"/>
+      </w:pPr>
+      <w:r>
+        <w:rPr>
+          <w:rFonts w:ascii="Times New Roman" w:hAnsi="Times New Roman"/>
+          <w:b/>
+          <w:i w:val="0"/>
+          <w:color w:val="000000"/>
+          <w:sz w:val="22"/>
+        </w:rPr>
+        <w:t xml:space="preserve">[ ] Demo Video Link: </w:t>
+      </w:r>
+      <w:r>
+        <w:rPr>
+          <w:rFonts w:ascii="Times New Roman" w:hAnsi="Times New Roman"/>
+          <w:b w:val="0"/>
+          <w:i w:val="0"/>
+          <w:color w:val="000000"/>
+          <w:sz w:val="22"/>
+        </w:rPr>
+        <w:t>Placeholder included for manual video link pasting.</w:t>
+      </w:r>
+    </w:p>
+    <w:p>
+      <w:pPr>
+        <w:pStyle w:val="ListBullet"/>
+        <w:spacing w:before="0" w:after="60" w:line="276" w:lineRule="auto"/>
+      </w:pPr>
+      <w:r>
+        <w:rPr>
+          <w:rFonts w:ascii="Times New Roman" w:hAnsi="Times New Roman"/>
+          <w:b/>
+          <w:i w:val="0"/>
+          <w:color w:val="000000"/>
+          <w:sz w:val="22"/>
+        </w:rPr>
+        <w:t xml:space="preserve">[ ] Screenshots: </w:t>
+      </w:r>
+      <w:r>
+        <w:rPr>
+          <w:rFonts w:ascii="Times New Roman" w:hAnsi="Times New Roman"/>
+          <w:b w:val="0"/>
+          <w:i w:val="0"/>
+          <w:color w:val="000000"/>
+          <w:sz w:val="22"/>
+        </w:rPr>
+        <w:t>Figures 1-7 placeholders included for manual image pasting.</w:t>
       </w:r>
     </w:p>
     <w:sectPr>
@@ -6071,7 +8917,7 @@
         <w:color w:val="8C8C8C"/>
         <w:sz w:val="19"/>
       </w:rPr>
-      <w:t>EcoPilot — Project Report</w:t>
+      <w:t>EcoPilot — Final Project Report</w:t>
     </w:r>
   </w:p>
 </w:hdr>

--- a/EcoPilot_Final_Project_Report.docx
+++ b/EcoPilot_Final_Project_Report.docx
@@ -4136,7 +4136,7 @@
                 <w:color w:val="000000"/>
                 <w:sz w:val="19"/>
               </w:rPr>
-              <w:t>Frontend</w:t>
+              <w:t>Frontend Framework</w:t>
             </w:r>
           </w:p>
         </w:tc>
@@ -4207,7 +4207,220 @@
                 <w:color w:val="000000"/>
                 <w:sz w:val="19"/>
               </w:rPr>
-              <w:t>Styling</w:t>
+              <w:t>Frontend Hosting</w:t>
+            </w:r>
+          </w:p>
+        </w:tc>
+        <w:tc>
+          <w:tcPr>
+            <w:tcW w:type="dxa" w:w="3120"/>
+            <w:tcMar>
+              <w:top w:w="80" w:type="dxa"/>
+              <w:bottom w:w="80" w:type="dxa"/>
+              <w:left w:w="120" w:type="dxa"/>
+              <w:right w:w="120" w:type="dxa"/>
+            </w:tcMar>
+          </w:tcPr>
+          <w:p>
+            <w:r>
+              <w:rPr>
+                <w:rFonts w:ascii="Times New Roman" w:hAnsi="Times New Roman"/>
+                <w:b w:val="0"/>
+                <w:i w:val="0"/>
+                <w:color w:val="000000"/>
+                <w:sz w:val="19"/>
+              </w:rPr>
+              <w:t>Vercel Cloud Platform</w:t>
+            </w:r>
+          </w:p>
+        </w:tc>
+        <w:tc>
+          <w:tcPr>
+            <w:tcW w:type="dxa" w:w="3120"/>
+            <w:tcMar>
+              <w:top w:w="80" w:type="dxa"/>
+              <w:bottom w:w="80" w:type="dxa"/>
+              <w:left w:w="120" w:type="dxa"/>
+              <w:right w:w="120" w:type="dxa"/>
+            </w:tcMar>
+          </w:tcPr>
+          <w:p>
+            <w:r>
+              <w:rPr>
+                <w:rFonts w:ascii="Times New Roman" w:hAnsi="Times New Roman"/>
+                <w:b w:val="0"/>
+                <w:i w:val="0"/>
+                <w:color w:val="000000"/>
+                <w:sz w:val="19"/>
+              </w:rPr>
+              <w:t>Production single-page app deployment &amp; CDN</w:t>
+            </w:r>
+          </w:p>
+        </w:tc>
+      </w:tr>
+      <w:tr>
+        <w:tc>
+          <w:tcPr>
+            <w:tcW w:type="dxa" w:w="3120"/>
+            <w:tcMar>
+              <w:top w:w="80" w:type="dxa"/>
+              <w:bottom w:w="80" w:type="dxa"/>
+              <w:left w:w="120" w:type="dxa"/>
+              <w:right w:w="120" w:type="dxa"/>
+            </w:tcMar>
+          </w:tcPr>
+          <w:p>
+            <w:r>
+              <w:rPr>
+                <w:rFonts w:ascii="Times New Roman" w:hAnsi="Times New Roman"/>
+                <w:b w:val="0"/>
+                <w:i w:val="0"/>
+                <w:color w:val="000000"/>
+                <w:sz w:val="19"/>
+              </w:rPr>
+              <w:t>Backend Framework</w:t>
+            </w:r>
+          </w:p>
+        </w:tc>
+        <w:tc>
+          <w:tcPr>
+            <w:tcW w:type="dxa" w:w="3120"/>
+            <w:tcMar>
+              <w:top w:w="80" w:type="dxa"/>
+              <w:bottom w:w="80" w:type="dxa"/>
+              <w:left w:w="120" w:type="dxa"/>
+              <w:right w:w="120" w:type="dxa"/>
+            </w:tcMar>
+          </w:tcPr>
+          <w:p>
+            <w:r>
+              <w:rPr>
+                <w:rFonts w:ascii="Times New Roman" w:hAnsi="Times New Roman"/>
+                <w:b w:val="0"/>
+                <w:i w:val="0"/>
+                <w:color w:val="000000"/>
+                <w:sz w:val="19"/>
+              </w:rPr>
+              <w:t>Python 3.10+ / FastAPI</w:t>
+            </w:r>
+          </w:p>
+        </w:tc>
+        <w:tc>
+          <w:tcPr>
+            <w:tcW w:type="dxa" w:w="3120"/>
+            <w:tcMar>
+              <w:top w:w="80" w:type="dxa"/>
+              <w:bottom w:w="80" w:type="dxa"/>
+              <w:left w:w="120" w:type="dxa"/>
+              <w:right w:w="120" w:type="dxa"/>
+            </w:tcMar>
+          </w:tcPr>
+          <w:p>
+            <w:r>
+              <w:rPr>
+                <w:rFonts w:ascii="Times New Roman" w:hAnsi="Times New Roman"/>
+                <w:b w:val="0"/>
+                <w:i w:val="0"/>
+                <w:color w:val="000000"/>
+                <w:sz w:val="19"/>
+              </w:rPr>
+              <w:t>Asynchronous REST API server &amp; routing</w:t>
+            </w:r>
+          </w:p>
+        </w:tc>
+      </w:tr>
+      <w:tr>
+        <w:tc>
+          <w:tcPr>
+            <w:tcW w:type="dxa" w:w="3120"/>
+            <w:tcMar>
+              <w:top w:w="80" w:type="dxa"/>
+              <w:bottom w:w="80" w:type="dxa"/>
+              <w:left w:w="120" w:type="dxa"/>
+              <w:right w:w="120" w:type="dxa"/>
+            </w:tcMar>
+          </w:tcPr>
+          <w:p>
+            <w:r>
+              <w:rPr>
+                <w:rFonts w:ascii="Times New Roman" w:hAnsi="Times New Roman"/>
+                <w:b w:val="0"/>
+                <w:i w:val="0"/>
+                <w:color w:val="000000"/>
+                <w:sz w:val="19"/>
+              </w:rPr>
+              <w:t>Backend Hosting</w:t>
+            </w:r>
+          </w:p>
+        </w:tc>
+        <w:tc>
+          <w:tcPr>
+            <w:tcW w:type="dxa" w:w="3120"/>
+            <w:tcMar>
+              <w:top w:w="80" w:type="dxa"/>
+              <w:bottom w:w="80" w:type="dxa"/>
+              <w:left w:w="120" w:type="dxa"/>
+              <w:right w:w="120" w:type="dxa"/>
+            </w:tcMar>
+          </w:tcPr>
+          <w:p>
+            <w:r>
+              <w:rPr>
+                <w:rFonts w:ascii="Times New Roman" w:hAnsi="Times New Roman"/>
+                <w:b w:val="0"/>
+                <w:i w:val="0"/>
+                <w:color w:val="000000"/>
+                <w:sz w:val="19"/>
+              </w:rPr>
+              <w:t>Render.com Cloud Platform</w:t>
+            </w:r>
+          </w:p>
+        </w:tc>
+        <w:tc>
+          <w:tcPr>
+            <w:tcW w:type="dxa" w:w="3120"/>
+            <w:tcMar>
+              <w:top w:w="80" w:type="dxa"/>
+              <w:bottom w:w="80" w:type="dxa"/>
+              <w:left w:w="120" w:type="dxa"/>
+              <w:right w:w="120" w:type="dxa"/>
+            </w:tcMar>
+          </w:tcPr>
+          <w:p>
+            <w:r>
+              <w:rPr>
+                <w:rFonts w:ascii="Times New Roman" w:hAnsi="Times New Roman"/>
+                <w:b w:val="0"/>
+                <w:i w:val="0"/>
+                <w:color w:val="000000"/>
+                <w:sz w:val="19"/>
+              </w:rPr>
+              <w:t>Production Uvicorn server hosting &amp; environment secret management</w:t>
+            </w:r>
+          </w:p>
+        </w:tc>
+      </w:tr>
+      <w:tr>
+        <w:tc>
+          <w:tcPr>
+            <w:tcW w:type="dxa" w:w="3120"/>
+            <w:tcMar>
+              <w:top w:w="80" w:type="dxa"/>
+              <w:bottom w:w="80" w:type="dxa"/>
+              <w:left w:w="120" w:type="dxa"/>
+              <w:right w:w="120" w:type="dxa"/>
+            </w:tcMar>
+          </w:tcPr>
+          <w:p>
+            <w:r>
+              <w:rPr>
+                <w:rFonts w:ascii="Times New Roman" w:hAnsi="Times New Roman"/>
+                <w:b w:val="0"/>
+                <w:i w:val="0"/>
+                <w:color w:val="000000"/>
+                <w:sz w:val="19"/>
+              </w:rPr>
+              <w:t>Styling System</w:t>
             </w:r>
           </w:p>
         </w:tc>
@@ -4278,7 +4491,7 @@
                 <w:color w:val="000000"/>
                 <w:sz w:val="19"/>
               </w:rPr>
-              <w:t>Charts</w:t>
+              <w:t>Data Visualization</w:t>
             </w:r>
           </w:p>
         </w:tc>
@@ -4349,7 +4562,7 @@
                 <w:color w:val="000000"/>
                 <w:sz w:val="19"/>
               </w:rPr>
-              <w:t>PDF Export</w:t>
+              <w:t>PDF Report Exporter</w:t>
             </w:r>
           </w:p>
         </w:tc>
@@ -4395,7 +4608,7 @@
                 <w:color w:val="000000"/>
                 <w:sz w:val="19"/>
               </w:rPr>
-              <w:t>Client-side PDF generation engine</w:t>
+              <w:t>Client-side PDF report compilation engine</w:t>
             </w:r>
           </w:p>
         </w:tc>
@@ -4420,78 +4633,7 @@
                 <w:color w:val="000000"/>
                 <w:sz w:val="19"/>
               </w:rPr>
-              <w:t>Backend Framework</w:t>
-            </w:r>
-          </w:p>
-        </w:tc>
-        <w:tc>
-          <w:tcPr>
-            <w:tcW w:type="dxa" w:w="3120"/>
-            <w:tcMar>
-              <w:top w:w="80" w:type="dxa"/>
-              <w:bottom w:w="80" w:type="dxa"/>
-              <w:left w:w="120" w:type="dxa"/>
-              <w:right w:w="120" w:type="dxa"/>
-            </w:tcMar>
-          </w:tcPr>
-          <w:p>
-            <w:r>
-              <w:rPr>
-                <w:rFonts w:ascii="Times New Roman" w:hAnsi="Times New Roman"/>
-                <w:b w:val="0"/>
-                <w:i w:val="0"/>
-                <w:color w:val="000000"/>
-                <w:sz w:val="19"/>
-              </w:rPr>
-              <w:t>Python 3.10+ / FastAPI</w:t>
-            </w:r>
-          </w:p>
-        </w:tc>
-        <w:tc>
-          <w:tcPr>
-            <w:tcW w:type="dxa" w:w="3120"/>
-            <w:tcMar>
-              <w:top w:w="80" w:type="dxa"/>
-              <w:bottom w:w="80" w:type="dxa"/>
-              <w:left w:w="120" w:type="dxa"/>
-              <w:right w:w="120" w:type="dxa"/>
-            </w:tcMar>
-          </w:tcPr>
-          <w:p>
-            <w:r>
-              <w:rPr>
-                <w:rFonts w:ascii="Times New Roman" w:hAnsi="Times New Roman"/>
-                <w:b w:val="0"/>
-                <w:i w:val="0"/>
-                <w:color w:val="000000"/>
-                <w:sz w:val="19"/>
-              </w:rPr>
-              <w:t>Asynchronous REST backend server</w:t>
-            </w:r>
-          </w:p>
-        </w:tc>
-      </w:tr>
-      <w:tr>
-        <w:tc>
-          <w:tcPr>
-            <w:tcW w:type="dxa" w:w="3120"/>
-            <w:tcMar>
-              <w:top w:w="80" w:type="dxa"/>
-              <w:bottom w:w="80" w:type="dxa"/>
-              <w:left w:w="120" w:type="dxa"/>
-              <w:right w:w="120" w:type="dxa"/>
-            </w:tcMar>
-          </w:tcPr>
-          <w:p>
-            <w:r>
-              <w:rPr>
-                <w:rFonts w:ascii="Times New Roman" w:hAnsi="Times New Roman"/>
-                <w:b w:val="0"/>
-                <w:i w:val="0"/>
-                <w:color w:val="000000"/>
-                <w:sz w:val="19"/>
-              </w:rPr>
-              <w:t>Vector Search</w:t>
+              <w:t>Vector Index Search</w:t>
             </w:r>
           </w:p>
         </w:tc>
@@ -4537,7 +4679,7 @@
                 <w:color w:val="000000"/>
                 <w:sz w:val="19"/>
               </w:rPr>
-              <w:t>Dense vector similarity index</w:t>
+              <w:t>Dense vector similarity search index</w:t>
             </w:r>
           </w:p>
         </w:tc>
@@ -4562,7 +4704,7 @@
                 <w:color w:val="000000"/>
                 <w:sz w:val="19"/>
               </w:rPr>
-              <w:t>Embeddings</w:t>
+              <w:t>Text Embeddings</w:t>
             </w:r>
           </w:p>
         </w:tc>
@@ -4608,7 +4750,7 @@
                 <w:color w:val="000000"/>
                 <w:sz w:val="19"/>
               </w:rPr>
-              <w:t>`all-MiniLM-L6-v2` dense embeddings</w:t>
+              <w:t>`all-MiniLM-L6-v2` dense embedding model</w:t>
             </w:r>
           </w:p>
         </w:tc>
@@ -4633,7 +4775,7 @@
                 <w:color w:val="000000"/>
                 <w:sz w:val="19"/>
               </w:rPr>
-              <w:t>Cloud Storage</w:t>
+              <w:t>Cloud Database</w:t>
             </w:r>
           </w:p>
         </w:tc>
@@ -4679,7 +4821,7 @@
                 <w:color w:val="000000"/>
                 <w:sz w:val="19"/>
               </w:rPr>
-              <w:t>NoSQL document database</w:t>
+              <w:t>NoSQL document persistence database</w:t>
             </w:r>
           </w:p>
         </w:tc>
@@ -4750,7 +4892,7 @@
                 <w:color w:val="000000"/>
                 <w:sz w:val="19"/>
               </w:rPr>
-              <w:t>Secure user identity service</w:t>
+              <w:t>Secure identity &amp; token management service</w:t>
             </w:r>
           </w:p>
         </w:tc>
@@ -4775,7 +4917,7 @@
                 <w:color w:val="000000"/>
                 <w:sz w:val="19"/>
               </w:rPr>
-              <w:t>AI API</w:t>
+              <w:t>AI API Provider</w:t>
             </w:r>
           </w:p>
         </w:tc>
@@ -4821,7 +4963,7 @@
                 <w:color w:val="000000"/>
                 <w:sz w:val="19"/>
               </w:rPr>
-              <w:t>Ultra-low-latency hosted inference</w:t>
+              <w:t>Ultra-low-latency hosted LPU inference engine</w:t>
             </w:r>
           </w:p>
         </w:tc>
@@ -4846,7 +4988,7 @@
                 <w:color w:val="000000"/>
                 <w:sz w:val="19"/>
               </w:rPr>
-              <w:t>LLM Model</w:t>
+              <w:t>Production LLM Model</w:t>
             </w:r>
           </w:p>
         </w:tc>
@@ -4892,7 +5034,7 @@
                 <w:color w:val="000000"/>
                 <w:sz w:val="19"/>
               </w:rPr>
-              <w:t>Production 27B open weights LLM</w:t>
+              <w:t>27B parameter open-weights LLM model</w:t>
             </w:r>
           </w:p>
         </w:tc>
@@ -4963,7 +5105,7 @@
                 <w:color w:val="000000"/>
                 <w:sz w:val="19"/>
               </w:rPr>
-              <w:t>Repository hosting &amp; auto-sync hook</w:t>
+              <w:t>Source code management &amp; automated deployment hook</w:t>
             </w:r>
           </w:p>
         </w:tc>
@@ -5184,7 +5326,7 @@
           <w:color w:val="000000"/>
           <w:sz w:val="22"/>
         </w:rPr>
-        <w:t xml:space="preserve">Phase 6 — UI Refinement &amp; Auto-Sync Hook: </w:t>
+        <w:t xml:space="preserve">Phase 6 — Production Optimization &amp; Auto-Sync Hook: </w:t>
       </w:r>
       <w:r>
         <w:rPr>
@@ -5194,7 +5336,7 @@
           <w:color w:val="000000"/>
           <w:sz w:val="22"/>
         </w:rPr>
-        <w:t>Configured git repository, auto-push post-commit hooks, created official logo.png assets, and prepared final production build.</w:t>
+        <w:t>Configured git repository, auto-push post-commit hooks, created official logo.png assets, and prepared final production deployment.</w:t>
       </w:r>
     </w:p>
     <w:p>
@@ -5211,7 +5353,7 @@
           <w:color w:val="000000"/>
           <w:sz w:val="25"/>
         </w:rPr>
-        <w:t>14.1 Deployment Pipeline</w:t>
+        <w:t>14.1 Production Deployment Pipeline (Vercel &amp; Render.com)</w:t>
       </w:r>
     </w:p>
     <w:p>
@@ -5227,7 +5369,85 @@
           <w:color w:val="000000"/>
           <w:sz w:val="22"/>
         </w:rPr>
-        <w:t>The build process utilizes Vite (`npm run build`) compiling client assets into a optimized `/dist` production bundle. The Python FastAPI backend runs via Uvicorn on port 8000. All secrets (`GROQ_API_KEY`) are managed exclusively through server-side `.env` environment variables.</w:t>
+        <w:t>EcoPilot utilizes a decoupled dual-cloud production deployment architecture to deliver high availability, low latency, and secure credential isolation:</w:t>
+      </w:r>
+    </w:p>
+    <w:p>
+      <w:pPr>
+        <w:pStyle w:val="ListBullet"/>
+        <w:spacing w:before="0" w:after="60" w:line="276" w:lineRule="auto"/>
+      </w:pPr>
+      <w:r>
+        <w:rPr>
+          <w:rFonts w:ascii="Times New Roman" w:hAnsi="Times New Roman"/>
+          <w:b/>
+          <w:i w:val="0"/>
+          <w:color w:val="000000"/>
+          <w:sz w:val="22"/>
+        </w:rPr>
+        <w:t xml:space="preserve">1. Frontend Deployment (Vercel): </w:t>
+      </w:r>
+      <w:r>
+        <w:rPr>
+          <w:rFonts w:ascii="Times New Roman" w:hAnsi="Times New Roman"/>
+          <w:b w:val="0"/>
+          <w:i w:val="0"/>
+          <w:color w:val="000000"/>
+          <w:sz w:val="22"/>
+        </w:rPr>
+        <w:t>The React 18 single-page application is compiled into an optimized static build (`dist/`) via Vite (`npm run build`) and deployed to Vercel. Vercel provides global edge CDN distribution, automatic SSL certificate provisioning, and single-page application client routing rewrite rules (`public/_redirects`).</w:t>
+      </w:r>
+    </w:p>
+    <w:p>
+      <w:pPr>
+        <w:pStyle w:val="ListBullet"/>
+        <w:spacing w:before="0" w:after="60" w:line="276" w:lineRule="auto"/>
+      </w:pPr>
+      <w:r>
+        <w:rPr>
+          <w:rFonts w:ascii="Times New Roman" w:hAnsi="Times New Roman"/>
+          <w:b/>
+          <w:i w:val="0"/>
+          <w:color w:val="000000"/>
+          <w:sz w:val="22"/>
+        </w:rPr>
+        <w:t xml:space="preserve">2. Backend Deployment (Render.com / Vercel API): </w:t>
+      </w:r>
+      <w:r>
+        <w:rPr>
+          <w:rFonts w:ascii="Times New Roman" w:hAnsi="Times New Roman"/>
+          <w:b w:val="0"/>
+          <w:i w:val="0"/>
+          <w:color w:val="000000"/>
+          <w:sz w:val="22"/>
+        </w:rPr>
+        <w:t>The Python 3.10 FastAPI backend is deployed on Render.com (and Vercel API routes), running an asynchronous Uvicorn ASGI web server (`uvicorn backend.main:app`). Render manages server-side environment secrets (`GROQ_API_KEY`, `GROQ_MODEL=qwen/qwen3.8-27b`), isolates backend logic from browser clients, and exposes production REST endpoints (`https://ecopilot-backend.onrender.com`).</w:t>
+      </w:r>
+    </w:p>
+    <w:p>
+      <w:pPr>
+        <w:pStyle w:val="ListBullet"/>
+        <w:spacing w:before="0" w:after="60" w:line="276" w:lineRule="auto"/>
+      </w:pPr>
+      <w:r>
+        <w:rPr>
+          <w:rFonts w:ascii="Times New Roman" w:hAnsi="Times New Roman"/>
+          <w:b/>
+          <w:i w:val="0"/>
+          <w:color w:val="000000"/>
+          <w:sz w:val="22"/>
+        </w:rPr>
+        <w:t xml:space="preserve">3. Automated Git Push Sync: </w:t>
+      </w:r>
+      <w:r>
+        <w:rPr>
+          <w:rFonts w:ascii="Times New Roman" w:hAnsi="Times New Roman"/>
+          <w:b w:val="0"/>
+          <w:i w:val="0"/>
+          <w:color w:val="000000"/>
+          <w:sz w:val="22"/>
+        </w:rPr>
+        <w:t>A custom Git post-commit hook (`.git/hooks/post-commit`) automatically pushes local code commits to the GitHub main branch (`https://github.com/thamizharasanm2528-byte/Eco-Pilot-`), triggering instant continuous deployment builds across Vercel and Render.com.</w:t>
       </w:r>
     </w:p>
     <w:p>
